--- a/paradox/AI_Management_Paradox.docx
+++ b/paradox/AI_Management_Paradox.docx
@@ -118,7 +118,7 @@
         <w:rPr>
           <w:rFonts w:ascii="Calibri" w:cs="Calibri" w:eastAsia="Calibri" w:hAnsi="Calibri"/>
         </w:rPr>
-        <w:t xml:space="preserve">The opportunity assessment is that this should be an independent account, not a FirstDropHQ pillar, with first-person lived experience as the engine and a documented 60-day, 720-hour, 141-view case study as the launch story. The recommendation and the reasons are in section 6.</w:t>
+        <w:t xml:space="preserve">The opportunity assessment is that this should be an independent account, not a FirstDropHQ pillar, with first-person lived experience as the engine and a documented 140-day, 30-product, 141-view case study as the launch story. The recommendation and the reasons are in section 6.</w:t>
       </w:r>
     </w:p>
     <w:p>
@@ -376,7 +376,7 @@
         <w:spacing w:after="160" w:before="360"/>
       </w:pPr>
       <w:r>
-        <w:t xml:space="preserve">4. The case study: 60 days as a management team of one</w:t>
+        <w:t xml:space="preserve">4. The case study: what the Drive says</w:t>
       </w:r>
     </w:p>
     <w:p>
@@ -387,7 +387,21 @@
         <w:rPr>
           <w:rFonts w:ascii="Calibri" w:cs="Calibri" w:eastAsia="Calibri" w:hAnsi="Calibri"/>
         </w:rPr>
-        <w:t xml:space="preserve">The brief asked for the author's own experience analysed as a case study. Here is the ledger as it stands, with the numbers already known and placeholders for the ones only the logs can supply.</w:t>
+        <w:t xml:space="preserve">The brief asked for the author's own experience analysed as a case study. The first draft of this section worked from a verbal summary: 60 days, 720 hours, 141 views. The Google Drive tells a longer and better-documented story, and the full ledger with file-level sources is in </w:t>
+      </w:r>
+      <w:r>
+        <w:rPr>
+          <w:rFonts w:ascii="Consolas" w:cs="Consolas" w:eastAsia="Consolas" w:hAnsi="Consolas"/>
+          <w:sz w:val="20"/>
+          <w:szCs w:val="20"/>
+        </w:rPr>
+        <w:t xml:space="preserve">LEDGER.md</w:t>
+      </w:r>
+      <w:r>
+        <w:rPr>
+          <w:rFonts w:ascii="Calibri" w:cs="Calibri" w:eastAsia="Calibri" w:hAnsi="Calibri"/>
+        </w:rPr>
+        <w:t xml:space="preserve">. The short version:</w:t>
       </w:r>
     </w:p>
     <w:tbl>
@@ -508,49 +522,49 @@
                 <w:sz w:val="20"/>
                 <w:szCs w:val="20"/>
               </w:rPr>
-              <w:t xml:space="preserve">Duration</w:t>
-            </w:r>
-          </w:p>
-        </w:tc>
-        <w:tc>
-          <w:tcPr>
-            <w:tcW w:type="dxa" w:w="3120"/>
-            <w:tcMar>
-              <w:top w:type="dxa" w:w="80"/>
-              <w:left w:type="dxa" w:w="100"/>
-              <w:bottom w:type="dxa" w:w="80"/>
-              <w:right w:type="dxa" w:w="100"/>
-            </w:tcMar>
-          </w:tcPr>
-          <w:p>
-            <w:r>
-              <w:rPr>
-                <w:rFonts w:ascii="Calibri" w:cs="Calibri" w:eastAsia="Calibri" w:hAnsi="Calibri"/>
-                <w:sz w:val="20"/>
-                <w:szCs w:val="20"/>
-              </w:rPr>
-              <w:t xml:space="preserve">60 days</w:t>
-            </w:r>
-          </w:p>
-        </w:tc>
-        <w:tc>
-          <w:tcPr>
-            <w:tcW w:type="dxa" w:w="3120"/>
-            <w:tcMar>
-              <w:top w:type="dxa" w:w="80"/>
-              <w:left w:type="dxa" w:w="100"/>
-              <w:bottom w:type="dxa" w:w="80"/>
-              <w:right w:type="dxa" w:w="100"/>
-            </w:tcMar>
-          </w:tcPr>
-          <w:p>
-            <w:r>
-              <w:rPr>
-                <w:rFonts w:ascii="Calibri" w:cs="Calibri" w:eastAsia="Calibri" w:hAnsi="Calibri"/>
-                <w:sz w:val="20"/>
-                <w:szCs w:val="20"/>
-              </w:rPr>
-              <w:t xml:space="preserve">Logs</w:t>
+              <w:t xml:space="preserve">Day zero</w:t>
+            </w:r>
+          </w:p>
+        </w:tc>
+        <w:tc>
+          <w:tcPr>
+            <w:tcW w:type="dxa" w:w="3120"/>
+            <w:tcMar>
+              <w:top w:type="dxa" w:w="80"/>
+              <w:left w:type="dxa" w:w="100"/>
+              <w:bottom w:type="dxa" w:w="80"/>
+              <w:right w:type="dxa" w:w="100"/>
+            </w:tcMar>
+          </w:tcPr>
+          <w:p>
+            <w:r>
+              <w:rPr>
+                <w:rFonts w:ascii="Calibri" w:cs="Calibri" w:eastAsia="Calibri" w:hAnsi="Calibri"/>
+                <w:sz w:val="20"/>
+                <w:szCs w:val="20"/>
+              </w:rPr>
+              <w:t xml:space="preserve">19 April 2026, when two planning documents said: interview 20 businesses, sell one £500 to £1,500 ops build in 30 days, and *"content automation is a saturated, skeptical market"*</w:t>
+            </w:r>
+          </w:p>
+        </w:tc>
+        <w:tc>
+          <w:tcPr>
+            <w:tcW w:type="dxa" w:w="3120"/>
+            <w:tcMar>
+              <w:top w:type="dxa" w:w="80"/>
+              <w:left w:type="dxa" w:w="100"/>
+              <w:bottom w:type="dxa" w:w="80"/>
+              <w:right w:type="dxa" w:w="100"/>
+            </w:tcMar>
+          </w:tcPr>
+          <w:p>
+            <w:r>
+              <w:rPr>
+                <w:rFonts w:ascii="Calibri" w:cs="Calibri" w:eastAsia="Calibri" w:hAnsi="Calibri"/>
+                <w:sz w:val="20"/>
+                <w:szCs w:val="20"/>
+              </w:rPr>
+              <w:t xml:space="preserve">Drive documents</w:t>
             </w:r>
           </w:p>
         </w:tc>
@@ -577,51 +591,51 @@
                 <w:sz w:val="20"/>
                 <w:szCs w:val="20"/>
               </w:rPr>
-              <w:t xml:space="preserve">Hours</w:t>
-            </w:r>
-          </w:p>
-        </w:tc>
-        <w:tc>
-          <w:tcPr>
-            <w:tcW w:type="dxa" w:w="3120"/>
-            <w:shd w:fill="F2F5F9" w:color="auto" w:val="clear"/>
-            <w:tcMar>
-              <w:top w:type="dxa" w:w="80"/>
-              <w:left w:type="dxa" w:w="100"/>
-              <w:bottom w:type="dxa" w:w="80"/>
-              <w:right w:type="dxa" w:w="100"/>
-            </w:tcMar>
-          </w:tcPr>
-          <w:p>
-            <w:r>
-              <w:rPr>
-                <w:rFonts w:ascii="Calibri" w:cs="Calibri" w:eastAsia="Calibri" w:hAnsi="Calibri"/>
-                <w:sz w:val="20"/>
-                <w:szCs w:val="20"/>
-              </w:rPr>
-              <w:t xml:space="preserve">About 720 (12 a day)</w:t>
-            </w:r>
-          </w:p>
-        </w:tc>
-        <w:tc>
-          <w:tcPr>
-            <w:tcW w:type="dxa" w:w="3120"/>
-            <w:shd w:fill="F2F5F9" w:color="auto" w:val="clear"/>
-            <w:tcMar>
-              <w:top w:type="dxa" w:w="80"/>
-              <w:left w:type="dxa" w:w="100"/>
-              <w:bottom w:type="dxa" w:w="80"/>
-              <w:right w:type="dxa" w:w="100"/>
-            </w:tcMar>
-          </w:tcPr>
-          <w:p>
-            <w:r>
-              <w:rPr>
-                <w:rFonts w:ascii="Calibri" w:cs="Calibri" w:eastAsia="Calibri" w:hAnsi="Calibri"/>
-                <w:sz w:val="20"/>
-                <w:szCs w:val="20"/>
-              </w:rPr>
-              <w:t xml:space="preserve">Logs</w:t>
+              <w:t xml:space="preserve">What happened instead</w:t>
+            </w:r>
+          </w:p>
+        </w:tc>
+        <w:tc>
+          <w:tcPr>
+            <w:tcW w:type="dxa" w:w="3120"/>
+            <w:shd w:fill="F2F5F9" w:color="auto" w:val="clear"/>
+            <w:tcMar>
+              <w:top w:type="dxa" w:w="80"/>
+              <w:left w:type="dxa" w:w="100"/>
+              <w:bottom w:type="dxa" w:w="80"/>
+              <w:right w:type="dxa" w:w="100"/>
+            </w:tcMar>
+          </w:tcPr>
+          <w:p>
+            <w:r>
+              <w:rPr>
+                <w:rFonts w:ascii="Calibri" w:cs="Calibri" w:eastAsia="Calibri" w:hAnsi="Calibri"/>
+                <w:sz w:val="20"/>
+                <w:szCs w:val="20"/>
+              </w:rPr>
+              <w:t xml:space="preserve">First automated content account live within 8 days; 30 named products created in 140 days; zero client projects</w:t>
+            </w:r>
+          </w:p>
+        </w:tc>
+        <w:tc>
+          <w:tcPr>
+            <w:tcW w:type="dxa" w:w="3120"/>
+            <w:shd w:fill="F2F5F9" w:color="auto" w:val="clear"/>
+            <w:tcMar>
+              <w:top w:type="dxa" w:w="80"/>
+              <w:left w:type="dxa" w:w="100"/>
+              <w:bottom w:type="dxa" w:w="80"/>
+              <w:right w:type="dxa" w:w="100"/>
+            </w:tcMar>
+          </w:tcPr>
+          <w:p>
+            <w:r>
+              <w:rPr>
+                <w:rFonts w:ascii="Calibri" w:cs="Calibri" w:eastAsia="Calibri" w:hAnsi="Calibri"/>
+                <w:sz w:val="20"/>
+                <w:szCs w:val="20"/>
+              </w:rPr>
+              <w:t xml:space="preserve">Folder timestamps</w:t>
             </w:r>
           </w:p>
         </w:tc>
@@ -647,49 +661,49 @@
                 <w:sz w:val="20"/>
                 <w:szCs w:val="20"/>
               </w:rPr>
-              <w:t xml:space="preserve">Tools managed</w:t>
-            </w:r>
-          </w:p>
-        </w:tc>
-        <w:tc>
-          <w:tcPr>
-            <w:tcW w:type="dxa" w:w="3120"/>
-            <w:tcMar>
-              <w:top w:type="dxa" w:w="80"/>
-              <w:left w:type="dxa" w:w="100"/>
-              <w:bottom w:type="dxa" w:w="80"/>
-              <w:right w:type="dxa" w:w="100"/>
-            </w:tcMar>
-          </w:tcPr>
-          <w:p>
-            <w:r>
-              <w:rPr>
-                <w:rFonts w:ascii="Calibri" w:cs="Calibri" w:eastAsia="Calibri" w:hAnsi="Calibri"/>
-                <w:sz w:val="20"/>
-                <w:szCs w:val="20"/>
-              </w:rPr>
-              <w:t xml:space="preserve">ChatGPT, Claude chat, Claude Code, n8n 2.11.4 (self-hosted, Hetzner), Google Sheets, Kling 2.5, Blotato, a custom FFmpeg render service</w:t>
-            </w:r>
-          </w:p>
-        </w:tc>
-        <w:tc>
-          <w:tcPr>
-            <w:tcW w:type="dxa" w:w="3120"/>
-            <w:tcMar>
-              <w:top w:type="dxa" w:w="80"/>
-              <w:left w:type="dxa" w:w="100"/>
-              <w:bottom w:type="dxa" w:w="80"/>
-              <w:right w:type="dxa" w:w="100"/>
-            </w:tcMar>
-          </w:tcPr>
-          <w:p>
-            <w:r>
-              <w:rPr>
-                <w:rFonts w:ascii="Calibri" w:cs="Calibri" w:eastAsia="Calibri" w:hAnsi="Calibri"/>
-                <w:sz w:val="20"/>
-                <w:szCs w:val="20"/>
-              </w:rPr>
-              <w:t xml:space="preserve">Repo and logs</w:t>
+              <w:t xml:space="preserve">Scale of the machine</w:t>
+            </w:r>
+          </w:p>
+        </w:tc>
+        <w:tc>
+          <w:tcPr>
+            <w:tcW w:type="dxa" w:w="3120"/>
+            <w:tcMar>
+              <w:top w:type="dxa" w:w="80"/>
+              <w:left w:type="dxa" w:w="100"/>
+              <w:bottom w:type="dxa" w:w="80"/>
+              <w:right w:type="dxa" w:w="100"/>
+            </w:tcMar>
+          </w:tcPr>
+          <w:p>
+            <w:r>
+              <w:rPr>
+                <w:rFonts w:ascii="Calibri" w:cs="Calibri" w:eastAsia="Calibri" w:hAnsi="Calibri"/>
+                <w:sz w:val="20"/>
+                <w:szCs w:val="20"/>
+              </w:rPr>
+              <w:t xml:space="preserve">445 workflows in one n8n instance; a 107-tab and a 163-tab production log; 205 publish-failure events on the flagship alone</w:t>
+            </w:r>
+          </w:p>
+        </w:tc>
+        <w:tc>
+          <w:tcPr>
+            <w:tcW w:type="dxa" w:w="3120"/>
+            <w:tcMar>
+              <w:top w:type="dxa" w:w="80"/>
+              <w:left w:type="dxa" w:w="100"/>
+              <w:bottom w:type="dxa" w:w="80"/>
+              <w:right w:type="dxa" w:w="100"/>
+            </w:tcMar>
+          </w:tcPr>
+          <w:p>
+            <w:r>
+              <w:rPr>
+                <w:rFonts w:ascii="Calibri" w:cs="Calibri" w:eastAsia="Calibri" w:hAnsi="Calibri"/>
+                <w:sz w:val="20"/>
+                <w:szCs w:val="20"/>
+              </w:rPr>
+              <w:t xml:space="preserve">Session handoff; production logs</w:t>
             </w:r>
           </w:p>
         </w:tc>
@@ -716,51 +730,51 @@
                 <w:sz w:val="20"/>
                 <w:szCs w:val="20"/>
               </w:rPr>
-              <w:t xml:space="preserve">Workflows built</w:t>
-            </w:r>
-          </w:p>
-        </w:tc>
-        <w:tc>
-          <w:tcPr>
-            <w:tcW w:type="dxa" w:w="3120"/>
-            <w:shd w:fill="F2F5F9" w:color="auto" w:val="clear"/>
-            <w:tcMar>
-              <w:top w:type="dxa" w:w="80"/>
-              <w:left w:type="dxa" w:w="100"/>
-              <w:bottom w:type="dxa" w:w="80"/>
-              <w:right w:type="dxa" w:w="100"/>
-            </w:tcMar>
-          </w:tcPr>
-          <w:p>
-            <w:r>
-              <w:rPr>
-                <w:rFonts w:ascii="Calibri" w:cs="Calibri" w:eastAsia="Calibri" w:hAnsi="Calibri"/>
-                <w:sz w:val="20"/>
-                <w:szCs w:val="20"/>
-              </w:rPr>
-              <w:t xml:space="preserve">Hundreds</w:t>
-            </w:r>
-          </w:p>
-        </w:tc>
-        <w:tc>
-          <w:tcPr>
-            <w:tcW w:type="dxa" w:w="3120"/>
-            <w:shd w:fill="F2F5F9" w:color="auto" w:val="clear"/>
-            <w:tcMar>
-              <w:top w:type="dxa" w:w="80"/>
-              <w:left w:type="dxa" w:w="100"/>
-              <w:bottom w:type="dxa" w:w="80"/>
-              <w:right w:type="dxa" w:w="100"/>
-            </w:tcMar>
-          </w:tcPr>
-          <w:p>
-            <w:r>
-              <w:rPr>
-                <w:rFonts w:ascii="Calibri" w:cs="Calibri" w:eastAsia="Calibri" w:hAnsi="Calibri"/>
-                <w:sz w:val="20"/>
-                <w:szCs w:val="20"/>
-              </w:rPr>
-              <w:t xml:space="preserve">n8n instance (export exact count from Settings → Workflows)</w:t>
+              <w:t xml:space="preserve">Output across the estate</w:t>
+            </w:r>
+          </w:p>
+        </w:tc>
+        <w:tc>
+          <w:tcPr>
+            <w:tcW w:type="dxa" w:w="3120"/>
+            <w:shd w:fill="F2F5F9" w:color="auto" w:val="clear"/>
+            <w:tcMar>
+              <w:top w:type="dxa" w:w="80"/>
+              <w:left w:type="dxa" w:w="100"/>
+              <w:bottom w:type="dxa" w:w="80"/>
+              <w:right w:type="dxa" w:w="100"/>
+            </w:tcMar>
+          </w:tcPr>
+          <w:p>
+            <w:r>
+              <w:rPr>
+                <w:rFonts w:ascii="Calibri" w:cs="Calibri" w:eastAsia="Calibri" w:hAnsi="Calibri"/>
+                <w:sz w:val="20"/>
+                <w:szCs w:val="20"/>
+              </w:rPr>
+              <w:t xml:space="preserve">About 600 published units and about 210,000 views as logged; best single post 3,006; combined followers around 1,300</w:t>
+            </w:r>
+          </w:p>
+        </w:tc>
+        <w:tc>
+          <w:tcPr>
+            <w:tcW w:type="dxa" w:w="3120"/>
+            <w:shd w:fill="F2F5F9" w:color="auto" w:val="clear"/>
+            <w:tcMar>
+              <w:top w:type="dxa" w:w="80"/>
+              <w:left w:type="dxa" w:w="100"/>
+              <w:bottom w:type="dxa" w:w="80"/>
+              <w:right w:type="dxa" w:w="100"/>
+            </w:tcMar>
+          </w:tcPr>
+          <w:p>
+            <w:r>
+              <w:rPr>
+                <w:rFonts w:ascii="Calibri" w:cs="Calibri" w:eastAsia="Calibri" w:hAnsi="Calibri"/>
+                <w:sz w:val="20"/>
+                <w:szCs w:val="20"/>
+              </w:rPr>
+              <w:t xml:space="preserve">Six project sheets</w:t>
             </w:r>
           </w:p>
         </w:tc>
@@ -786,49 +800,49 @@
                 <w:sz w:val="20"/>
                 <w:szCs w:val="20"/>
               </w:rPr>
-              <w:t xml:space="preserve">Nodes built</w:t>
-            </w:r>
-          </w:p>
-        </w:tc>
-        <w:tc>
-          <w:tcPr>
-            <w:tcW w:type="dxa" w:w="3120"/>
-            <w:tcMar>
-              <w:top w:type="dxa" w:w="80"/>
-              <w:left w:type="dxa" w:w="100"/>
-              <w:bottom w:type="dxa" w:w="80"/>
-              <w:right w:type="dxa" w:w="100"/>
-            </w:tcMar>
-          </w:tcPr>
-          <w:p>
-            <w:r>
-              <w:rPr>
-                <w:rFonts w:ascii="Calibri" w:cs="Calibri" w:eastAsia="Calibri" w:hAnsi="Calibri"/>
-                <w:sz w:val="20"/>
-                <w:szCs w:val="20"/>
-              </w:rPr>
-              <w:t xml:space="preserve">Thousands</w:t>
-            </w:r>
-          </w:p>
-        </w:tc>
-        <w:tc>
-          <w:tcPr>
-            <w:tcW w:type="dxa" w:w="3120"/>
-            <w:tcMar>
-              <w:top w:type="dxa" w:w="80"/>
-              <w:left w:type="dxa" w:w="100"/>
-              <w:bottom w:type="dxa" w:w="80"/>
-              <w:right w:type="dxa" w:w="100"/>
-            </w:tcMar>
-          </w:tcPr>
-          <w:p>
-            <w:r>
-              <w:rPr>
-                <w:rFonts w:ascii="Calibri" w:cs="Calibri" w:eastAsia="Calibri" w:hAnsi="Calibri"/>
-                <w:sz w:val="20"/>
-                <w:szCs w:val="20"/>
-              </w:rPr>
-              <w:t xml:space="preserve">n8n instance (export exact count)</w:t>
+              <w:t xml:space="preserve">The flagship's last 30 days</w:t>
+            </w:r>
+          </w:p>
+        </w:tc>
+        <w:tc>
+          <w:tcPr>
+            <w:tcW w:type="dxa" w:w="3120"/>
+            <w:tcMar>
+              <w:top w:type="dxa" w:w="80"/>
+              <w:left w:type="dxa" w:w="100"/>
+              <w:bottom w:type="dxa" w:w="80"/>
+              <w:right w:type="dxa" w:w="100"/>
+            </w:tcMar>
+          </w:tcPr>
+          <w:p>
+            <w:r>
+              <w:rPr>
+                <w:rFonts w:ascii="Calibri" w:cs="Calibri" w:eastAsia="Calibri" w:hAnsi="Calibri"/>
+                <w:sz w:val="20"/>
+                <w:szCs w:val="20"/>
+              </w:rPr>
+              <w:t xml:space="preserve">141 profile views, posts at 0 to 3 views</w:t>
+            </w:r>
+          </w:p>
+        </w:tc>
+        <w:tc>
+          <w:tcPr>
+            <w:tcW w:type="dxa" w:w="3120"/>
+            <w:tcMar>
+              <w:top w:type="dxa" w:w="80"/>
+              <w:left w:type="dxa" w:w="100"/>
+              <w:bottom w:type="dxa" w:w="80"/>
+              <w:right w:type="dxa" w:w="100"/>
+            </w:tcMar>
+          </w:tcPr>
+          <w:p>
+            <w:r>
+              <w:rPr>
+                <w:rFonts w:ascii="Calibri" w:cs="Calibri" w:eastAsia="Calibri" w:hAnsi="Calibri"/>
+                <w:sz w:val="20"/>
+                <w:szCs w:val="20"/>
+              </w:rPr>
+              <w:t xml:space="preserve">Instagram</w:t>
             </w:r>
           </w:p>
         </w:tc>
@@ -855,51 +869,51 @@
                 <w:sz w:val="20"/>
                 <w:szCs w:val="20"/>
               </w:rPr>
-              <w:t xml:space="preserve">Posts published</w:t>
-            </w:r>
-          </w:p>
-        </w:tc>
-        <w:tc>
-          <w:tcPr>
-            <w:tcW w:type="dxa" w:w="3120"/>
-            <w:shd w:fill="F2F5F9" w:color="auto" w:val="clear"/>
-            <w:tcMar>
-              <w:top w:type="dxa" w:w="80"/>
-              <w:left w:type="dxa" w:w="100"/>
-              <w:bottom w:type="dxa" w:w="80"/>
-              <w:right w:type="dxa" w:w="100"/>
-            </w:tcMar>
-          </w:tcPr>
-          <w:p>
-            <w:r>
-              <w:rPr>
-                <w:rFonts w:ascii="Calibri" w:cs="Calibri" w:eastAsia="Calibri" w:hAnsi="Calibri"/>
-                <w:sz w:val="20"/>
-                <w:szCs w:val="20"/>
-              </w:rPr>
-              <w:t xml:space="preserve">125</w:t>
-            </w:r>
-          </w:p>
-        </w:tc>
-        <w:tc>
-          <w:tcPr>
-            <w:tcW w:type="dxa" w:w="3120"/>
-            <w:shd w:fill="F2F5F9" w:color="auto" w:val="clear"/>
-            <w:tcMar>
-              <w:top w:type="dxa" w:w="80"/>
-              <w:left w:type="dxa" w:w="100"/>
-              <w:bottom w:type="dxa" w:w="80"/>
-              <w:right w:type="dxa" w:w="100"/>
-            </w:tcMar>
-          </w:tcPr>
-          <w:p>
-            <w:r>
-              <w:rPr>
-                <w:rFonts w:ascii="Calibri" w:cs="Calibri" w:eastAsia="Calibri" w:hAnsi="Calibri"/>
-                <w:sz w:val="20"/>
-                <w:szCs w:val="20"/>
-              </w:rPr>
-              <w:t xml:space="preserve">Instagram profile</w:t>
+              <w:t xml:space="preserve">The management layer</w:t>
+            </w:r>
+          </w:p>
+        </w:tc>
+        <w:tc>
+          <w:tcPr>
+            <w:tcW w:type="dxa" w:w="3120"/>
+            <w:shd w:fill="F2F5F9" w:color="auto" w:val="clear"/>
+            <w:tcMar>
+              <w:top w:type="dxa" w:w="80"/>
+              <w:left w:type="dxa" w:w="100"/>
+              <w:bottom w:type="dxa" w:w="80"/>
+              <w:right w:type="dxa" w:w="100"/>
+            </w:tcMar>
+          </w:tcPr>
+          <w:p>
+            <w:r>
+              <w:rPr>
+                <w:rFonts w:ascii="Calibri" w:cs="Calibri" w:eastAsia="Calibri" w:hAnsi="Calibri"/>
+                <w:sz w:val="20"/>
+                <w:szCs w:val="20"/>
+              </w:rPr>
+              <w:t xml:space="preserve">Every Claude session terminal-recorded (191 in 36 days); a scripted end-of-session ritual demanding "lossless durable state" and "governed shutdown"; hash-verified checkpoints against a "constitution rule library"; chairman approvals; $5 spend ceilings; a control system built to manage the sessions (Project Control Relay) that was declared "a complete failure" and deleted after 21 days</w:t>
+            </w:r>
+          </w:p>
+        </w:tc>
+        <w:tc>
+          <w:tcPr>
+            <w:tcW w:type="dxa" w:w="3120"/>
+            <w:shd w:fill="F2F5F9" w:color="auto" w:val="clear"/>
+            <w:tcMar>
+              <w:top w:type="dxa" w:w="80"/>
+              <w:left w:type="dxa" w:w="100"/>
+              <w:bottom w:type="dxa" w:w="80"/>
+              <w:right w:type="dxa" w:w="100"/>
+            </w:tcMar>
+          </w:tcPr>
+          <w:p>
+            <w:r>
+              <w:rPr>
+                <w:rFonts w:ascii="Calibri" w:cs="Calibri" w:eastAsia="Calibri" w:hAnsi="Calibri"/>
+                <w:sz w:val="20"/>
+                <w:szCs w:val="20"/>
+              </w:rPr>
+              <w:t xml:space="preserve">Handovers, checkpoints, PCR spec</w:t>
             </w:r>
           </w:p>
         </w:tc>
@@ -925,49 +939,49 @@
                 <w:sz w:val="20"/>
                 <w:szCs w:val="20"/>
               </w:rPr>
-              <w:t xml:space="preserve">Followers</w:t>
-            </w:r>
-          </w:p>
-        </w:tc>
-        <w:tc>
-          <w:tcPr>
-            <w:tcW w:type="dxa" w:w="3120"/>
-            <w:tcMar>
-              <w:top w:type="dxa" w:w="80"/>
-              <w:left w:type="dxa" w:w="100"/>
-              <w:bottom w:type="dxa" w:w="80"/>
-              <w:right w:type="dxa" w:w="100"/>
-            </w:tcMar>
-          </w:tcPr>
-          <w:p>
-            <w:r>
-              <w:rPr>
-                <w:rFonts w:ascii="Calibri" w:cs="Calibri" w:eastAsia="Calibri" w:hAnsi="Calibri"/>
-                <w:sz w:val="20"/>
-                <w:szCs w:val="20"/>
-              </w:rPr>
-              <w:t xml:space="preserve">379</w:t>
-            </w:r>
-          </w:p>
-        </w:tc>
-        <w:tc>
-          <w:tcPr>
-            <w:tcW w:type="dxa" w:w="3120"/>
-            <w:tcMar>
-              <w:top w:type="dxa" w:w="80"/>
-              <w:left w:type="dxa" w:w="100"/>
-              <w:bottom w:type="dxa" w:w="80"/>
-              <w:right w:type="dxa" w:w="100"/>
-            </w:tcMar>
-          </w:tcPr>
-          <w:p>
-            <w:r>
-              <w:rPr>
-                <w:rFonts w:ascii="Calibri" w:cs="Calibri" w:eastAsia="Calibri" w:hAnsi="Calibri"/>
-                <w:sz w:val="20"/>
-                <w:szCs w:val="20"/>
-              </w:rPr>
-              <w:t xml:space="preserve">Instagram profile</w:t>
+              <w:t xml:space="preserve">API money</w:t>
+            </w:r>
+          </w:p>
+        </w:tc>
+        <w:tc>
+          <w:tcPr>
+            <w:tcW w:type="dxa" w:w="3120"/>
+            <w:tcMar>
+              <w:top w:type="dxa" w:w="80"/>
+              <w:left w:type="dxa" w:w="100"/>
+              <w:bottom w:type="dxa" w:w="80"/>
+              <w:right w:type="dxa" w:w="100"/>
+            </w:tcMar>
+          </w:tcPr>
+          <w:p>
+            <w:r>
+              <w:rPr>
+                <w:rFonts w:ascii="Calibri" w:cs="Calibri" w:eastAsia="Calibri" w:hAnsi="Calibri"/>
+                <w:sz w:val="20"/>
+                <w:szCs w:val="20"/>
+              </w:rPr>
+              <w:t xml:space="preserve">Cents to tens of dollars per product, ledgered to four decimal places</w:t>
+            </w:r>
+          </w:p>
+        </w:tc>
+        <w:tc>
+          <w:tcPr>
+            <w:tcW w:type="dxa" w:w="3120"/>
+            <w:tcMar>
+              <w:top w:type="dxa" w:w="80"/>
+              <w:left w:type="dxa" w:w="100"/>
+              <w:bottom w:type="dxa" w:w="80"/>
+              <w:right w:type="dxa" w:w="100"/>
+            </w:tcMar>
+          </w:tcPr>
+          <w:p>
+            <w:r>
+              <w:rPr>
+                <w:rFonts w:ascii="Calibri" w:cs="Calibri" w:eastAsia="Calibri" w:hAnsi="Calibri"/>
+                <w:sz w:val="20"/>
+                <w:szCs w:val="20"/>
+              </w:rPr>
+              <w:t xml:space="preserve">Cost ledgers</w:t>
             </w:r>
           </w:p>
         </w:tc>
@@ -994,51 +1008,1005 @@
                 <w:sz w:val="20"/>
                 <w:szCs w:val="20"/>
               </w:rPr>
-              <w:t xml:space="preserve">Profile views, last 30 days</w:t>
-            </w:r>
-          </w:p>
-        </w:tc>
-        <w:tc>
-          <w:tcPr>
-            <w:tcW w:type="dxa" w:w="3120"/>
-            <w:shd w:fill="F2F5F9" w:color="auto" w:val="clear"/>
-            <w:tcMar>
-              <w:top w:type="dxa" w:w="80"/>
-              <w:left w:type="dxa" w:w="100"/>
-              <w:bottom w:type="dxa" w:w="80"/>
-              <w:right w:type="dxa" w:w="100"/>
-            </w:tcMar>
-          </w:tcPr>
-          <w:p>
-            <w:r>
-              <w:rPr>
-                <w:rFonts w:ascii="Calibri" w:cs="Calibri" w:eastAsia="Calibri" w:hAnsi="Calibri"/>
-                <w:sz w:val="20"/>
-                <w:szCs w:val="20"/>
-              </w:rPr>
-              <w:t xml:space="preserve">141</w:t>
-            </w:r>
-          </w:p>
-        </w:tc>
-        <w:tc>
-          <w:tcPr>
-            <w:tcW w:type="dxa" w:w="3120"/>
-            <w:shd w:fill="F2F5F9" w:color="auto" w:val="clear"/>
-            <w:tcMar>
-              <w:top w:type="dxa" w:w="80"/>
-              <w:left w:type="dxa" w:w="100"/>
-              <w:bottom w:type="dxa" w:w="80"/>
-              <w:right w:type="dxa" w:w="100"/>
-            </w:tcMar>
-          </w:tcPr>
-          <w:p>
-            <w:r>
-              <w:rPr>
-                <w:rFonts w:ascii="Calibri" w:cs="Calibri" w:eastAsia="Calibri" w:hAnsi="Calibri"/>
-                <w:sz w:val="20"/>
-                <w:szCs w:val="20"/>
-              </w:rPr>
-              <w:t xml:space="preserve">Instagram professional dashboard</w:t>
+              <w:t xml:space="preserve">Hours and subscriptions</w:t>
+            </w:r>
+          </w:p>
+        </w:tc>
+        <w:tc>
+          <w:tcPr>
+            <w:tcW w:type="dxa" w:w="3120"/>
+            <w:shd w:fill="F2F5F9" w:color="auto" w:val="clear"/>
+            <w:tcMar>
+              <w:top w:type="dxa" w:w="80"/>
+              <w:left w:type="dxa" w:w="100"/>
+              <w:bottom w:type="dxa" w:w="80"/>
+              <w:right w:type="dxa" w:w="100"/>
+            </w:tcMar>
+          </w:tcPr>
+          <w:p>
+            <w:r>
+              <w:rPr>
+                <w:rFonts w:ascii="Calibri" w:cs="Calibri" w:eastAsia="Calibri" w:hAnsi="Calibri"/>
+                <w:sz w:val="20"/>
+                <w:szCs w:val="20"/>
+              </w:rPr>
+              <w:t xml:space="preserve">Not in the Drive; the terminal recordings and billing consoles hold them</w:t>
+            </w:r>
+          </w:p>
+        </w:tc>
+        <w:tc>
+          <w:tcPr>
+            <w:tcW w:type="dxa" w:w="3120"/>
+            <w:shd w:fill="F2F5F9" w:color="auto" w:val="clear"/>
+            <w:tcMar>
+              <w:top w:type="dxa" w:w="80"/>
+              <w:left w:type="dxa" w:w="100"/>
+              <w:bottom w:type="dxa" w:w="80"/>
+              <w:right w:type="dxa" w:w="100"/>
+            </w:tcMar>
+          </w:tcPr>
+          <w:p>
+            <w:r>
+              <w:rPr>
+                <w:rFonts w:ascii="Calibri" w:cs="Calibri" w:eastAsia="Calibri" w:hAnsi="Calibri"/>
+                <w:sz w:val="20"/>
+                <w:szCs w:val="20"/>
+              </w:rPr>
+              <w:t xml:space="preserve">To fill</w:t>
+            </w:r>
+          </w:p>
+        </w:tc>
+      </w:tr>
+    </w:tbl>
+    <w:p>
+      <w:pPr>
+        <w:spacing w:after="120"/>
+      </w:pPr>
+    </w:p>
+    <w:p>
+      <w:pPr>
+        <w:spacing w:after="140" w:line="300"/>
+      </w:pPr>
+      <w:r>
+        <w:rPr>
+          <w:rFonts w:ascii="Calibri" w:cs="Calibri" w:eastAsia="Calibri" w:hAnsi="Calibri"/>
+        </w:rPr>
+        <w:t xml:space="preserve">Read against the research, this is not an outlier. It is the median experience with every ratio pushed to the edge, and it contains the paradox in a form nobody else has documented. The June control-system spec is the clearest statement of it anywhere in this research, from any source: *"The bottleneck is not coding, not model capability, not token limits. The bottleneck is project coordination, context management, state management, decision tracking, review workflows, session orchestration."* The response to that diagnosis was to build a management layer for the management layer, with the human as "executive approval layer". It lasted three weeks.</w:t>
+      </w:r>
+    </w:p>
+    <w:p>
+      <w:pPr>
+        <w:spacing w:after="140" w:line="300"/>
+      </w:pPr>
+      <w:r>
+        <w:rPr>
+          <w:rFonts w:ascii="Calibri" w:cs="Calibri" w:eastAsia="Calibri" w:hAnsi="Calibri"/>
+        </w:rPr>
+        <w:t xml:space="preserve">The Foxit ratio (hours saved to hours checking) went negative for 42% of workers; here the checking apparatus is measurable in artefacts: hundreds of tabs of ledgers, gates, audits and approvals wrapped around outputs that reached almost nobody. The MIT pattern (95% of pilots, no measurable result, integration rather than capability) is exactly what the FruitDrama log recorded on 21 June: *"Visuals = solved. Continuity = solved. Rendering = solved. NONE is the bottleneck anymore. STORY QUALITY is the bottleneck."* The METR perception gap is visible in the fact that the day-zero plan correctly predicted the outcome and was not followed. And the oversight literature's "permanently on call for escalations you cannot audit" is a fair description of five sessions a day, each opened by a shell recorder and closed by a governed-shutdown ritual.</w:t>
+      </w:r>
+    </w:p>
+    <w:p>
+      <w:pPr>
+        <w:spacing w:after="140" w:line="300"/>
+      </w:pPr>
+      <w:r>
+        <w:rPr>
+          <w:rFonts w:ascii="Calibri" w:cs="Calibri" w:eastAsia="Calibri" w:hAnsi="Calibri"/>
+        </w:rPr>
+        <w:t xml:space="preserve">The one thing that makes the case study unusual, and therefore valuable as content, is that it is documented to a degree that borders on the absurd. The receipts are the story, and the receipts are already written.</w:t>
+      </w:r>
+    </w:p>
+    <w:p>
+      <w:pPr>
+        <w:pStyle w:val="Heading1"/>
+        <w:spacing w:after="160" w:before="360"/>
+      </w:pPr>
+      <w:r>
+        <w:t xml:space="preserve">5. Opportunity assessment</w:t>
+      </w:r>
+    </w:p>
+    <w:p>
+      <w:pPr>
+        <w:spacing w:after="140" w:line="300"/>
+      </w:pPr>
+      <w:r>
+        <w:rPr>
+          <w:rFonts w:ascii="Calibri" w:cs="Calibri" w:eastAsia="Calibri" w:hAnsi="Calibri"/>
+          <w:b/>
+          <w:bCs/>
+        </w:rPr>
+        <w:t xml:space="preserve">Demand.</w:t>
+      </w:r>
+      <w:r>
+        <w:rPr>
+          <w:rFonts w:ascii="Calibri" w:cs="Calibri" w:eastAsia="Calibri" w:hAnsi="Calibri"/>
+        </w:rPr>
+        <w:t xml:space="preserve"> The audience for this is anyone who has felt busier since adopting AI and cannot explain why. The research puts that at roughly 4 in 10 knowledge workers, and the workslop and "yearning for pre-AI offices" coverage shows the feeling has reached mainstream media. It is also the exact audience currently being sold "$7,526 in a week" by comment-bait funnels, which means it is primed, sceptical and under-served by honesty.</w:t>
+      </w:r>
+    </w:p>
+    <w:p>
+      <w:pPr>
+        <w:spacing w:after="140" w:line="300"/>
+      </w:pPr>
+      <w:r>
+        <w:rPr>
+          <w:rFonts w:ascii="Calibri" w:cs="Calibri" w:eastAsia="Calibri" w:hAnsi="Calibri"/>
+          <w:b/>
+          <w:bCs/>
+        </w:rPr>
+        <w:t xml:space="preserve">Competition.</w:t>
+      </w:r>
+      <w:r>
+        <w:rPr>
+          <w:rFonts w:ascii="Calibri" w:cs="Calibri" w:eastAsia="Calibri" w:hAnsi="Calibri"/>
+        </w:rPr>
+        <w:t xml:space="preserve"> The hype side (agent bosses, 10x productivity, comment CLAUDE) is saturated. The doom side (Doctorow, "AI is hell on workers") is intellectual, book-length and not on Reels. The middle, lived, first-person, with receipts, is nearly empty. The nearest existing content is developer post-mortems on YouTube, which are long-form, technical and not aimed at the non-developer who is now managing five AI tools at work.</w:t>
+      </w:r>
+    </w:p>
+    <w:p>
+      <w:pPr>
+        <w:spacing w:after="140" w:line="300"/>
+      </w:pPr>
+      <w:r>
+        <w:rPr>
+          <w:rFonts w:ascii="Calibri" w:cs="Calibri" w:eastAsia="Calibri" w:hAnsi="Calibri"/>
+          <w:b/>
+          <w:bCs/>
+        </w:rPr>
+        <w:t xml:space="preserve">Defensibility.</w:t>
+      </w:r>
+      <w:r>
+        <w:rPr>
+          <w:rFonts w:ascii="Calibri" w:cs="Calibri" w:eastAsia="Calibri" w:hAnsi="Calibri"/>
+        </w:rPr>
+        <w:t xml:space="preserve"> The 60-day ledger cannot be copied without spending 60 days. The account's authority comes from having paid the cost, not from claiming a result, and that authority increases with every honest number published.</w:t>
+      </w:r>
+    </w:p>
+    <w:p>
+      <w:pPr>
+        <w:spacing w:after="140" w:line="300"/>
+      </w:pPr>
+      <w:r>
+        <w:rPr>
+          <w:rFonts w:ascii="Calibri" w:cs="Calibri" w:eastAsia="Calibri" w:hAnsi="Calibri"/>
+          <w:b/>
+          <w:bCs/>
+        </w:rPr>
+        <w:t xml:space="preserve">Risk.</w:t>
+      </w:r>
+      <w:r>
+        <w:rPr>
+          <w:rFonts w:ascii="Calibri" w:cs="Calibri" w:eastAsia="Calibri" w:hAnsi="Calibri"/>
+        </w:rPr>
+        <w:t xml:space="preserve"> The main risk is tone drift into either pole. Bitterness reads as doom and stops being useful; a redemption arc too early reads as hype. The format discipline that protects against both is the ledger: every video has a number in it that can be checked.</w:t>
+      </w:r>
+    </w:p>
+    <w:p>
+      <w:pPr>
+        <w:spacing w:after="140" w:line="300"/>
+      </w:pPr>
+      <w:r>
+        <w:rPr>
+          <w:rFonts w:ascii="Calibri" w:cs="Calibri" w:eastAsia="Calibri" w:hAnsi="Calibri"/>
+          <w:b/>
+          <w:bCs/>
+        </w:rPr>
+        <w:t xml:space="preserve">Monetisation.</w:t>
+      </w:r>
+      <w:r>
+        <w:rPr>
+          <w:rFonts w:ascii="Calibri" w:cs="Calibri" w:eastAsia="Calibri" w:hAnsi="Calibri"/>
+        </w:rPr>
+        <w:t xml:space="preserve"> There is a real product here that does not require lying: the actual system, sold as what it is, and the management skill the research says nobody has been taught. The funnel in </w:t>
+      </w:r>
+      <w:r>
+        <w:rPr>
+          <w:rFonts w:ascii="Consolas" w:cs="Consolas" w:eastAsia="Consolas" w:hAnsi="Consolas"/>
+          <w:sz w:val="20"/>
+          <w:szCs w:val="20"/>
+        </w:rPr>
+        <w:t xml:space="preserve">funnel/FUNNEL.md</w:t>
+      </w:r>
+      <w:r>
+        <w:rPr>
+          <w:rFonts w:ascii="Calibri" w:cs="Calibri" w:eastAsia="Calibri" w:hAnsi="Calibri"/>
+        </w:rPr>
+        <w:t xml:space="preserve"> is built on that.</w:t>
+      </w:r>
+    </w:p>
+    <w:p>
+      <w:pPr>
+        <w:pBdr>
+          <w:bottom w:val="single" w:color="BBBBBB" w:sz="6"/>
+        </w:pBdr>
+        <w:spacing w:after="200"/>
+      </w:pPr>
+    </w:p>
+    <w:p>
+      <w:pPr>
+        <w:pStyle w:val="Heading1"/>
+        <w:spacing w:after="160" w:before="360"/>
+      </w:pPr>
+      <w:r>
+        <w:t xml:space="preserve">6. Recommended positioning</w:t>
+      </w:r>
+    </w:p>
+    <w:p>
+      <w:pPr>
+        <w:spacing w:after="140" w:line="300"/>
+      </w:pPr>
+      <w:r>
+        <w:rPr>
+          <w:rFonts w:ascii="Calibri" w:cs="Calibri" w:eastAsia="Calibri" w:hAnsi="Calibri"/>
+        </w:rPr>
+        <w:t xml:space="preserve">The brief offered three options: a FirstDropHQ pillar, an independent account, or a recurring series.</w:t>
+      </w:r>
+    </w:p>
+    <w:p>
+      <w:pPr>
+        <w:spacing w:after="140" w:line="300"/>
+      </w:pPr>
+      <w:r>
+        <w:rPr>
+          <w:rFonts w:ascii="Calibri" w:cs="Calibri" w:eastAsia="Calibri" w:hAnsi="Calibri"/>
+          <w:b/>
+          <w:bCs/>
+        </w:rPr>
+        <w:t xml:space="preserve">Recommendation: B, an independent account, with the first two weeks cross-posted to FirstDropHQ as a series.</w:t>
+      </w:r>
+    </w:p>
+    <w:p>
+      <w:pPr>
+        <w:spacing w:after="140" w:line="300"/>
+      </w:pPr>
+      <w:r>
+        <w:rPr>
+          <w:rFonts w:ascii="Calibri" w:cs="Calibri" w:eastAsia="Calibri" w:hAnsi="Calibri"/>
+        </w:rPr>
+        <w:t xml:space="preserve">The reasons. FirstDropHQ's bio, name, domain and 125 logo-card carousels all say "AI tools news for beginners", and the algorithm has 60 days of evidence that the account produces content nobody watches; a fresh account carries neither the positioning conflict nor the history. The paradox account is first-person and confessional, which the FirstDropHQ brand voice is not. And the paradox content does not need the avatar pipeline at all: the format that proved itself in the carousel that started this is paper cards on a Reel with trending audio, which can be made in Canva or CapCut in twenty minutes with no nodes, which matters enormously for a creator who has just spent 60 days building nodes.</w:t>
+      </w:r>
+    </w:p>
+    <w:p>
+      <w:pPr>
+        <w:spacing w:after="140" w:line="300"/>
+      </w:pPr>
+      <w:r>
+        <w:rPr>
+          <w:rFonts w:ascii="Calibri" w:cs="Calibri" w:eastAsia="Calibri" w:hAnsi="Calibri"/>
+        </w:rPr>
+        <w:t xml:space="preserve">Cross-posting the first ten Reels to FirstDropHQ costs nothing, gives 379 existing followers a reason to migrate, and produces an A/B on which account name the algorithm prefers.</w:t>
+      </w:r>
+    </w:p>
+    <w:p>
+      <w:pPr>
+        <w:spacing w:after="140" w:line="300"/>
+      </w:pPr>
+      <w:r>
+        <w:rPr>
+          <w:rFonts w:ascii="Calibri" w:cs="Calibri" w:eastAsia="Calibri" w:hAnsi="Calibri"/>
+        </w:rPr>
+        <w:t xml:space="preserve">Three positioning directions for the handle and bio, in order of preference. *The AI Manager* ("I manage five AI tools for a living. Nobody pays me for it."), which claims the paradox directly. *The 60-Day Ledger* ("720 hours automating my job. Here are the receipts."), which leads with the case study and is the strongest launch but harder to sustain past the story. *Reverse Centaur* is Doctorow's term and should not be used as a handle, but "reverse centaur" is worth one video.</w:t>
+      </w:r>
+    </w:p>
+    <w:p>
+      <w:pPr>
+        <w:pBdr>
+          <w:bottom w:val="single" w:color="BBBBBB" w:sz="6"/>
+        </w:pBdr>
+        <w:spacing w:after="200"/>
+      </w:pPr>
+    </w:p>
+    <w:p>
+      <w:pPr>
+        <w:pStyle w:val="Heading1"/>
+        <w:spacing w:after="160" w:before="360"/>
+      </w:pPr>
+      <w:r>
+        <w:t xml:space="preserve">7. The most powerful narrative framing</w:t>
+      </w:r>
+    </w:p>
+    <w:p>
+      <w:pPr>
+        <w:spacing w:after="140" w:line="300"/>
+      </w:pPr>
+      <w:r>
+        <w:rPr>
+          <w:rFonts w:ascii="Calibri" w:cs="Calibri" w:eastAsia="Calibri" w:hAnsi="Calibri"/>
+        </w:rPr>
+        <w:t xml:space="preserve">Tested against the evidence, the original line, "we thought AI would replace workers, instead it is creating millions of AI managers", survives on direction and fails on the word "manager", because the data shows management being cut while management work is being distributed. The sharper line accounts for both:</w:t>
+      </w:r>
+    </w:p>
+    <w:p>
+      <w:pPr>
+        <w:pBdr>
+          <w:left w:val="single" w:color="1F3A5F" w:sz="12" w:space="8"/>
+        </w:pBdr>
+        <w:spacing w:after="80" w:line="280"/>
+        <w:ind w:left="560"/>
+      </w:pPr>
+      <w:r>
+        <w:rPr>
+          <w:rFonts w:ascii="Calibri" w:cs="Calibri" w:eastAsia="Calibri" w:hAnsi="Calibri"/>
+          <w:b/>
+          <w:bCs/>
+          <w:i/>
+          <w:iCs/>
+        </w:rPr>
+        <w:t xml:space="preserve">AI didn't take your job. It took the doing and left you the managing.</w:t>
+      </w:r>
+    </w:p>
+    <w:p>
+      <w:pPr>
+        <w:spacing w:after="140" w:line="300"/>
+      </w:pPr>
+      <w:r>
+        <w:rPr>
+          <w:rFonts w:ascii="Calibri" w:cs="Calibri" w:eastAsia="Calibri" w:hAnsi="Calibri"/>
+        </w:rPr>
+        <w:t xml:space="preserve">Supporting lines for the same idea, for hooks and bios:</w:t>
+      </w:r>
+    </w:p>
+    <w:p>
+      <w:pPr>
+        <w:pStyle w:val="ListParagraph"/>
+        <w:numPr>
+          <w:ilvl w:val="0"/>
+          <w:numId w:val="2"/>
+        </w:numPr>
+        <w:spacing w:after="80" w:line="280"/>
+      </w:pPr>
+      <w:r>
+        <w:rPr>
+          <w:rFonts w:ascii="Calibri" w:cs="Calibri" w:eastAsia="Calibri" w:hAnsi="Calibri"/>
+        </w:rPr>
+        <w:t xml:space="preserve">Everyone got promoted to manager. Nobody got the raise.</w:t>
+      </w:r>
+    </w:p>
+    <w:p>
+      <w:pPr>
+        <w:pStyle w:val="ListParagraph"/>
+        <w:numPr>
+          <w:ilvl w:val="0"/>
+          <w:numId w:val="2"/>
+        </w:numPr>
+        <w:spacing w:after="80" w:line="280"/>
+      </w:pPr>
+      <w:r>
+        <w:rPr>
+          <w:rFonts w:ascii="Calibri" w:cs="Calibri" w:eastAsia="Calibri" w:hAnsi="Calibri"/>
+        </w:rPr>
+        <w:t xml:space="preserve">I saved 3.6 hours a week with AI and spent 3 hours 50 checking it. That's the whole story.</w:t>
+      </w:r>
+    </w:p>
+    <w:p>
+      <w:pPr>
+        <w:pStyle w:val="ListParagraph"/>
+        <w:numPr>
+          <w:ilvl w:val="0"/>
+          <w:numId w:val="2"/>
+        </w:numPr>
+        <w:spacing w:after="80" w:line="280"/>
+      </w:pPr>
+      <w:r>
+        <w:rPr>
+          <w:rFonts w:ascii="Calibri" w:cs="Calibri" w:eastAsia="Calibri" w:hAnsi="Calibri"/>
+        </w:rPr>
+        <w:t xml:space="preserve">We were promised a workforce. We got a management job.</w:t>
+      </w:r>
+    </w:p>
+    <w:p>
+      <w:pPr>
+        <w:pStyle w:val="ListParagraph"/>
+        <w:numPr>
+          <w:ilvl w:val="0"/>
+          <w:numId w:val="2"/>
+        </w:numPr>
+        <w:spacing w:after="80" w:line="280"/>
+      </w:pPr>
+      <w:r>
+        <w:rPr>
+          <w:rFonts w:ascii="Calibri" w:cs="Calibri" w:eastAsia="Calibri" w:hAnsi="Calibri"/>
+        </w:rPr>
+        <w:t xml:space="preserve">The machine does the work. You do the worrying.</w:t>
+      </w:r>
+    </w:p>
+    <w:p>
+      <w:pPr>
+        <w:pStyle w:val="ListParagraph"/>
+        <w:numPr>
+          <w:ilvl w:val="0"/>
+          <w:numId w:val="2"/>
+        </w:numPr>
+        <w:spacing w:after="80" w:line="280"/>
+      </w:pPr>
+      <w:r>
+        <w:rPr>
+          <w:rFonts w:ascii="Calibri" w:cs="Calibri" w:eastAsia="Calibri" w:hAnsi="Calibri"/>
+        </w:rPr>
+        <w:t xml:space="preserve">140 days. 30 products. 445 workflows. 141 views. I was the manager of a company that shipped nothing.</w:t>
+      </w:r>
+    </w:p>
+    <w:p>
+      <w:pPr>
+        <w:spacing w:after="140" w:line="300"/>
+      </w:pPr>
+      <w:r>
+        <w:rPr>
+          <w:rFonts w:ascii="Calibri" w:cs="Calibri" w:eastAsia="Calibri" w:hAnsi="Calibri"/>
+        </w:rPr>
+        <w:t xml:space="preserve">The last one is the launch hook. It is specific, it is checkable, and it is the sentence the "comment CLAUDE" audience has never been told.</w:t>
+      </w:r>
+    </w:p>
+    <w:p>
+      <w:pPr>
+        <w:pBdr>
+          <w:bottom w:val="single" w:color="BBBBBB" w:sz="6"/>
+        </w:pBdr>
+        <w:spacing w:after="200"/>
+      </w:pPr>
+    </w:p>
+    <w:p>
+      <w:pPr>
+        <w:pStyle w:val="Heading1"/>
+        <w:spacing w:after="160" w:before="360"/>
+      </w:pPr>
+      <w:r>
+        <w:t xml:space="preserve">8. Content strategy in brief</w:t>
+      </w:r>
+    </w:p>
+    <w:p>
+      <w:pPr>
+        <w:spacing w:after="140" w:line="300"/>
+      </w:pPr>
+      <w:r>
+        <w:rPr>
+          <w:rFonts w:ascii="Calibri" w:cs="Calibri" w:eastAsia="Calibri" w:hAnsi="Calibri"/>
+        </w:rPr>
+        <w:t xml:space="preserve">The full bank of 50 angles, 50 carousel concepts, 50 short-form concepts and 20 hooks is in </w:t>
+      </w:r>
+      <w:r>
+        <w:rPr>
+          <w:rFonts w:ascii="Consolas" w:cs="Consolas" w:eastAsia="Consolas" w:hAnsi="Consolas"/>
+          <w:sz w:val="20"/>
+          <w:szCs w:val="20"/>
+        </w:rPr>
+        <w:t xml:space="preserve">content_bank.md</w:t>
+      </w:r>
+      <w:r>
+        <w:rPr>
+          <w:rFonts w:ascii="Calibri" w:cs="Calibri" w:eastAsia="Calibri" w:hAnsi="Calibri"/>
+        </w:rPr>
+        <w:t xml:space="preserve">. The first five Reel scripts, on the real numbers and in the paper-card format, are in </w:t>
+      </w:r>
+      <w:r>
+        <w:rPr>
+          <w:rFonts w:ascii="Consolas" w:cs="Consolas" w:eastAsia="Consolas" w:hAnsi="Consolas"/>
+          <w:sz w:val="20"/>
+          <w:szCs w:val="20"/>
+        </w:rPr>
+        <w:t xml:space="preserve">reels/</w:t>
+      </w:r>
+      <w:r>
+        <w:rPr>
+          <w:rFonts w:ascii="Calibri" w:cs="Calibri" w:eastAsia="Calibri" w:hAnsi="Calibri"/>
+        </w:rPr>
+        <w:t xml:space="preserve">. The strategy that ties them together:</w:t>
+      </w:r>
+    </w:p>
+    <w:p>
+      <w:pPr>
+        <w:spacing w:after="140" w:line="300"/>
+      </w:pPr>
+      <w:r>
+        <w:rPr>
+          <w:rFonts w:ascii="Calibri" w:cs="Calibri" w:eastAsia="Calibri" w:hAnsi="Calibri"/>
+        </w:rPr>
+        <w:t xml:space="preserve">Four pillars, each a recurring series. </w:t>
+      </w:r>
+      <w:r>
+        <w:rPr>
+          <w:rFonts w:ascii="Calibri" w:cs="Calibri" w:eastAsia="Calibri" w:hAnsi="Calibri"/>
+          <w:b/>
+          <w:bCs/>
+        </w:rPr>
+        <w:t xml:space="preserve">The Ledger</w:t>
+      </w:r>
+      <w:r>
+        <w:rPr>
+          <w:rFonts w:ascii="Calibri" w:cs="Calibri" w:eastAsia="Calibri" w:hAnsi="Calibri"/>
+        </w:rPr>
+        <w:t xml:space="preserve"> (numbers from the 60 days and from the research, one per video). </w:t>
+      </w:r>
+      <w:r>
+        <w:rPr>
+          <w:rFonts w:ascii="Calibri" w:cs="Calibri" w:eastAsia="Calibri" w:hAnsi="Calibri"/>
+          <w:b/>
+          <w:bCs/>
+        </w:rPr>
+        <w:t xml:space="preserve">The Paradox Explained</w:t>
+      </w:r>
+      <w:r>
+        <w:rPr>
+          <w:rFonts w:ascii="Calibri" w:cs="Calibri" w:eastAsia="Calibri" w:hAnsi="Calibri"/>
+        </w:rPr>
+        <w:t xml:space="preserve"> (one study, one consequence, plain English). </w:t>
+      </w:r>
+      <w:r>
+        <w:rPr>
+          <w:rFonts w:ascii="Calibri" w:cs="Calibri" w:eastAsia="Calibri" w:hAnsi="Calibri"/>
+          <w:b/>
+          <w:bCs/>
+        </w:rPr>
+        <w:t xml:space="preserve">Manager of Machines</w:t>
+      </w:r>
+      <w:r>
+        <w:rPr>
+          <w:rFonts w:ascii="Calibri" w:cs="Calibri" w:eastAsia="Calibri" w:hAnsi="Calibri"/>
+        </w:rPr>
+        <w:t xml:space="preserve"> (the actual skills: specifying, checking, knowing when to stop trusting a tool). </w:t>
+      </w:r>
+      <w:r>
+        <w:rPr>
+          <w:rFonts w:ascii="Calibri" w:cs="Calibri" w:eastAsia="Calibri" w:hAnsi="Calibri"/>
+          <w:b/>
+          <w:bCs/>
+        </w:rPr>
+        <w:t xml:space="preserve">Post-Mortem</w:t>
+      </w:r>
+      <w:r>
+        <w:rPr>
+          <w:rFonts w:ascii="Calibri" w:cs="Calibri" w:eastAsia="Calibri" w:hAnsi="Calibri"/>
+        </w:rPr>
+        <w:t xml:space="preserve"> (what was built, what broke, what it cost, with the logs on screen).</w:t>
+      </w:r>
+    </w:p>
+    <w:p>
+      <w:pPr>
+        <w:spacing w:after="140" w:line="300"/>
+      </w:pPr>
+      <w:r>
+        <w:rPr>
+          <w:rFonts w:ascii="Calibri" w:cs="Calibri" w:eastAsia="Calibri" w:hAnsi="Calibri"/>
+        </w:rPr>
+        <w:t xml:space="preserve">Cadence: one Reel a day for the first 30 days, not five. This account runs on credibility, and credibility is spent by volume. The playbook's algorithm rules still apply (hook on screen inside 2 seconds, loop line, short cut for TikTok and Instagram, long cut for YouTube), but the production is paper cards and trending audio, not the avatar pipeline. The pipeline can come back for the Manager of Machines series once the account has proved the voice.</w:t>
+      </w:r>
+    </w:p>
+    <w:p>
+      <w:pPr>
+        <w:spacing w:after="140" w:line="300"/>
+      </w:pPr>
+      <w:r>
+        <w:rPr>
+          <w:rFonts w:ascii="Calibri" w:cs="Calibri" w:eastAsia="Calibri" w:hAnsi="Calibri"/>
+        </w:rPr>
+        <w:t xml:space="preserve">The comment keyword on every video is the same word, LEDGER, and it always delivers the same thing: the real numbers, free, with no course attached to the first message. The funnel behind that is in </w:t>
+      </w:r>
+      <w:r>
+        <w:rPr>
+          <w:rFonts w:ascii="Consolas" w:cs="Consolas" w:eastAsia="Consolas" w:hAnsi="Consolas"/>
+          <w:sz w:val="20"/>
+          <w:szCs w:val="20"/>
+        </w:rPr>
+        <w:t xml:space="preserve">funnel/</w:t>
+      </w:r>
+      <w:r>
+        <w:rPr>
+          <w:rFonts w:ascii="Calibri" w:cs="Calibri" w:eastAsia="Calibri" w:hAnsi="Calibri"/>
+        </w:rPr>
+        <w:t xml:space="preserve">.</w:t>
+      </w:r>
+    </w:p>
+    <w:p>
+      <w:pPr>
+        <w:pBdr>
+          <w:bottom w:val="single" w:color="BBBBBB" w:sz="6"/>
+        </w:pBdr>
+        <w:spacing w:after="200"/>
+      </w:pPr>
+    </w:p>
+    <w:p>
+      <w:pPr>
+        <w:pStyle w:val="Heading1"/>
+        <w:spacing w:after="160" w:before="360"/>
+      </w:pPr>
+      <w:r>
+        <w:t xml:space="preserve">9. Sources</w:t>
+      </w:r>
+    </w:p>
+    <w:p>
+      <w:pPr>
+        <w:pStyle w:val="ListParagraph"/>
+        <w:numPr>
+          <w:ilvl w:val="0"/>
+          <w:numId w:val="2"/>
+        </w:numPr>
+        <w:spacing w:after="80" w:line="280"/>
+      </w:pPr>
+      <w:r>
+        <w:rPr>
+          <w:rFonts w:ascii="Calibri" w:cs="Calibri" w:eastAsia="Calibri" w:hAnsi="Calibri"/>
+        </w:rPr>
+        <w:t xml:space="preserve">Microsoft, 2026 Work Trend Index — https://www.microsoft.com/en-us/worklab/work-trend-index/agents-human-agency-and-the-opportunity-for-every-organization</w:t>
+      </w:r>
+    </w:p>
+    <w:p>
+      <w:pPr>
+        <w:pStyle w:val="ListParagraph"/>
+        <w:numPr>
+          <w:ilvl w:val="0"/>
+          <w:numId w:val="2"/>
+        </w:numPr>
+        <w:spacing w:after="80" w:line="280"/>
+      </w:pPr>
+      <w:r>
+        <w:rPr>
+          <w:rFonts w:ascii="Calibri" w:cs="Calibri" w:eastAsia="Calibri" w:hAnsi="Calibri"/>
+        </w:rPr>
+        <w:t xml:space="preserve">GeekWire on the Work Trend Index "AI paradox" — https://www.geekwire.com/2026/microsofts-new-research-finds-an-ai-paradox-holding-companies-back/</w:t>
+      </w:r>
+    </w:p>
+    <w:p>
+      <w:pPr>
+        <w:pStyle w:val="ListParagraph"/>
+        <w:numPr>
+          <w:ilvl w:val="0"/>
+          <w:numId w:val="2"/>
+        </w:numPr>
+        <w:spacing w:after="80" w:line="280"/>
+      </w:pPr>
+      <w:r>
+        <w:rPr>
+          <w:rFonts w:ascii="Calibri" w:cs="Calibri" w:eastAsia="Calibri" w:hAnsi="Calibri"/>
+        </w:rPr>
+        <w:t xml:space="preserve">Founder Reports on the Foxit / Sapio verification study — https://founderreports.com/ai-is-adding-to-your-managers-workload/</w:t>
+      </w:r>
+    </w:p>
+    <w:p>
+      <w:pPr>
+        <w:pStyle w:val="ListParagraph"/>
+        <w:numPr>
+          <w:ilvl w:val="0"/>
+          <w:numId w:val="2"/>
+        </w:numPr>
+        <w:spacing w:after="80" w:line="280"/>
+      </w:pPr>
+      <w:r>
+        <w:rPr>
+          <w:rFonts w:ascii="Calibri" w:cs="Calibri" w:eastAsia="Calibri" w:hAnsi="Calibri"/>
+        </w:rPr>
+        <w:t xml:space="preserve">The Next Web on HBR's workslop research — https://thenextweb.com/news/ai-workslop-knowledge-decay-harvard-business-review-productivity</w:t>
+      </w:r>
+    </w:p>
+    <w:p>
+      <w:pPr>
+        <w:pStyle w:val="ListParagraph"/>
+        <w:numPr>
+          <w:ilvl w:val="0"/>
+          <w:numId w:val="2"/>
+        </w:numPr>
+        <w:spacing w:after="80" w:line="280"/>
+      </w:pPr>
+      <w:r>
+        <w:rPr>
+          <w:rFonts w:ascii="Calibri" w:cs="Calibri" w:eastAsia="Calibri" w:hAnsi="Calibri"/>
+        </w:rPr>
+        <w:t xml:space="preserve">METR, early-2025 developer productivity study — https://metr.org/blog/2025-07-10-early-2025-ai-experienced-os-dev-study/</w:t>
+      </w:r>
+    </w:p>
+    <w:p>
+      <w:pPr>
+        <w:pStyle w:val="ListParagraph"/>
+        <w:numPr>
+          <w:ilvl w:val="0"/>
+          <w:numId w:val="2"/>
+        </w:numPr>
+        <w:spacing w:after="80" w:line="280"/>
+      </w:pPr>
+      <w:r>
+        <w:rPr>
+          <w:rFonts w:ascii="Calibri" w:cs="Calibri" w:eastAsia="Calibri" w:hAnsi="Calibri"/>
+        </w:rPr>
+        <w:t xml:space="preserve">Value Add VC on METR's February 2026 revision — https://valueaddvc.com/blog/ai-coding-productivity-study-data-what-metr-mckinsey-and-github-actually-found-in-2026</w:t>
+      </w:r>
+    </w:p>
+    <w:p>
+      <w:pPr>
+        <w:pStyle w:val="ListParagraph"/>
+        <w:numPr>
+          <w:ilvl w:val="0"/>
+          <w:numId w:val="2"/>
+        </w:numPr>
+        <w:spacing w:after="80" w:line="280"/>
+      </w:pPr>
+      <w:r>
+        <w:rPr>
+          <w:rFonts w:ascii="Calibri" w:cs="Calibri" w:eastAsia="Calibri" w:hAnsi="Calibri"/>
+        </w:rPr>
+        <w:t xml:space="preserve">MIT "The GenAI Divide" coverage — https://finance.yahoo.com/news/mit-report-95-generative-ai-105412686.html</w:t>
+      </w:r>
+    </w:p>
+    <w:p>
+      <w:pPr>
+        <w:pStyle w:val="ListParagraph"/>
+        <w:numPr>
+          <w:ilvl w:val="0"/>
+          <w:numId w:val="2"/>
+        </w:numPr>
+        <w:spacing w:after="80" w:line="280"/>
+      </w:pPr>
+      <w:r>
+        <w:rPr>
+          <w:rFonts w:ascii="Calibri" w:cs="Calibri" w:eastAsia="Calibri" w:hAnsi="Calibri"/>
+        </w:rPr>
+        <w:t xml:space="preserve">Gartner, over 40% of agentic AI projects cancelled by 2027 — https://www.gartner.com/en/newsroom/press-releases/2025-06-25-gartner-predicts-over-40-percent-of-agentic-ai-projects-will-be-canceled-by-end-of-2027</w:t>
+      </w:r>
+    </w:p>
+    <w:p>
+      <w:pPr>
+        <w:pStyle w:val="ListParagraph"/>
+        <w:numPr>
+          <w:ilvl w:val="0"/>
+          <w:numId w:val="2"/>
+        </w:numPr>
+        <w:spacing w:after="80" w:line="280"/>
+      </w:pPr>
+      <w:r>
+        <w:rPr>
+          <w:rFonts w:ascii="Calibri" w:cs="Calibri" w:eastAsia="Calibri" w:hAnsi="Calibri"/>
+        </w:rPr>
+        <w:t xml:space="preserve">Eightfold, the AI agent orchestration specialist — https://eightfold.ai/blog/most-important-job-2026/</w:t>
+      </w:r>
+    </w:p>
+    <w:p>
+      <w:pPr>
+        <w:pStyle w:val="ListParagraph"/>
+        <w:numPr>
+          <w:ilvl w:val="0"/>
+          <w:numId w:val="2"/>
+        </w:numPr>
+        <w:spacing w:after="80" w:line="280"/>
+      </w:pPr>
+      <w:r>
+        <w:rPr>
+          <w:rFonts w:ascii="Calibri" w:cs="Calibri" w:eastAsia="Calibri" w:hAnsi="Calibri"/>
+        </w:rPr>
+        <w:t xml:space="preserve">ZipRecruiter, AI orchestration salaries — https://www.ziprecruiter.com/Jobs/Ai-Orchestration</w:t>
+      </w:r>
+    </w:p>
+    <w:p>
+      <w:pPr>
+        <w:pStyle w:val="ListParagraph"/>
+        <w:numPr>
+          <w:ilvl w:val="0"/>
+          <w:numId w:val="2"/>
+        </w:numPr>
+        <w:spacing w:after="80" w:line="280"/>
+      </w:pPr>
+      <w:r>
+        <w:rPr>
+          <w:rFonts w:ascii="Calibri" w:cs="Calibri" w:eastAsia="Calibri" w:hAnsi="Calibri"/>
+        </w:rPr>
+        <w:t xml:space="preserve">Mitchell et al., "AI Agents Push Humans Out of the Loop" — https://arxiv.org/abs/2608.23642</w:t>
+      </w:r>
+    </w:p>
+    <w:p>
+      <w:pPr>
+        <w:pStyle w:val="ListParagraph"/>
+        <w:numPr>
+          <w:ilvl w:val="0"/>
+          <w:numId w:val="2"/>
+        </w:numPr>
+        <w:spacing w:after="80" w:line="280"/>
+      </w:pPr>
+      <w:r>
+        <w:rPr>
+          <w:rFonts w:ascii="Calibri" w:cs="Calibri" w:eastAsia="Calibri" w:hAnsi="Calibri"/>
+        </w:rPr>
+        <w:t xml:space="preserve">Mistretta, "Human Oversight Under Load" — https://medium.com/@maxdolphin/human-oversight-under-load-in-the-age-of-ai-agents-e943b6e6720d</w:t>
+      </w:r>
+    </w:p>
+    <w:p>
+      <w:pPr>
+        <w:pStyle w:val="ListParagraph"/>
+        <w:numPr>
+          <w:ilvl w:val="0"/>
+          <w:numId w:val="2"/>
+        </w:numPr>
+        <w:spacing w:after="80" w:line="280"/>
+      </w:pPr>
+      <w:r>
+        <w:rPr>
+          <w:rFonts w:ascii="Calibri" w:cs="Calibri" w:eastAsia="Calibri" w:hAnsi="Calibri"/>
+        </w:rPr>
+        <w:t xml:space="preserve">Fortune on AI flattening hierarchies — https://fortune.com/2026/06/09/ai-agents-flattening-corporate-hierarchies-companies-managers-develop-new-playbook/</w:t>
+      </w:r>
+    </w:p>
+    <w:p>
+      <w:pPr>
+        <w:pStyle w:val="ListParagraph"/>
+        <w:numPr>
+          <w:ilvl w:val="0"/>
+          <w:numId w:val="2"/>
+        </w:numPr>
+        <w:spacing w:after="80" w:line="280"/>
+      </w:pPr>
+      <w:r>
+        <w:rPr>
+          <w:rFonts w:ascii="Calibri" w:cs="Calibri" w:eastAsia="Calibri" w:hAnsi="Calibri"/>
+        </w:rPr>
+        <w:t xml:space="preserve">Forbes on cutting middle managers to fund AI — https://www.forbes.com/sites/karadennison/2026/05/21/why-companies-cutting-middle-managers-to-fund-ai-is-a-mistake/</w:t>
+      </w:r>
+    </w:p>
+    <w:p>
+      <w:pPr>
+        <w:pStyle w:val="ListParagraph"/>
+        <w:numPr>
+          <w:ilvl w:val="0"/>
+          <w:numId w:val="2"/>
+        </w:numPr>
+        <w:spacing w:after="80" w:line="280"/>
+      </w:pPr>
+      <w:r>
+        <w:rPr>
+          <w:rFonts w:ascii="Calibri" w:cs="Calibri" w:eastAsia="Calibri" w:hAnsi="Calibri"/>
+        </w:rPr>
+        <w:t xml:space="preserve">Doctorow, The Reverse Centaur's Guide to Life After AI — https://www.versobooks.com/products/3584-the-reverse-centaur-s-guide-to-life-after-ai</w:t>
+      </w:r>
+    </w:p>
+    <w:p>
+      <w:pPr>
+        <w:pBdr>
+          <w:bottom w:val="single" w:color="BBBBBB" w:sz="6"/>
+        </w:pBdr>
+        <w:spacing w:after="200"/>
+      </w:pPr>
+    </w:p>
+    <w:p>
+      <w:pPr>
+        <w:pStyle w:val="Title"/>
+        <w:spacing w:after="200"/>
+      </w:pPr>
+      <w:r>
+        <w:t xml:space="preserve">The Ledger</w:t>
+      </w:r>
+    </w:p>
+    <w:p>
+      <w:pPr>
+        <w:spacing w:after="140" w:line="300"/>
+      </w:pPr>
+      <w:r>
+        <w:rPr>
+          <w:rFonts w:ascii="Calibri" w:cs="Calibri" w:eastAsia="Calibri" w:hAnsi="Calibri"/>
+          <w:b/>
+          <w:bCs/>
+        </w:rPr>
+        <w:t xml:space="preserve">What the Google Drive actually shows. Read on 6 September 2026.</w:t>
+      </w:r>
+    </w:p>
+    <w:p>
+      <w:pPr>
+        <w:spacing w:after="140" w:line="300"/>
+      </w:pPr>
+      <w:r>
+        <w:rPr>
+          <w:rFonts w:ascii="Calibri" w:cs="Calibri" w:eastAsia="Calibri" w:hAnsi="Calibri"/>
+        </w:rPr>
+        <w:t xml:space="preserve">Every number below was read from a file in the Drive, and each one names the file it came from. Where a number can only come from the Mac (terminal recordings, invoices), it is marked as such rather than guessed. Snapshot view counts are what the analytics workflows recorded on the date shown; some posts appear in more than one snapshot, so the totals are "as logged", not de-duplicated.</w:t>
+      </w:r>
+    </w:p>
+    <w:p>
+      <w:pPr>
+        <w:pStyle w:val="Heading1"/>
+        <w:spacing w:after="160" w:before="360"/>
+      </w:pPr>
+      <w:r>
+        <w:t xml:space="preserve">The headline, corrected</w:t>
+      </w:r>
+    </w:p>
+    <w:p>
+      <w:pPr>
+        <w:spacing w:after="140" w:line="300"/>
+      </w:pPr>
+      <w:r>
+        <w:rPr>
+          <w:rFonts w:ascii="Calibri" w:cs="Calibri" w:eastAsia="Calibri" w:hAnsi="Calibri"/>
+        </w:rPr>
+        <w:t xml:space="preserve">The story was not 60 days. It was longer and bigger.</w:t>
+      </w:r>
+    </w:p>
+    <w:tbl>
+      <w:tblPr>
+        <w:tblW w:type="dxa" w:w="9360"/>
+        <w:tblBorders>
+          <w:top w:val="single" w:color="auto" w:sz="4"/>
+          <w:left w:val="single" w:color="auto" w:sz="4"/>
+          <w:bottom w:val="single" w:color="auto" w:sz="4"/>
+          <w:right w:val="single" w:color="auto" w:sz="4"/>
+          <w:insideH w:val="single" w:color="auto" w:sz="4"/>
+          <w:insideV w:val="single" w:color="auto" w:sz="4"/>
+        </w:tblBorders>
+      </w:tblPr>
+      <w:tblGrid>
+        <w:gridCol w:w="3120"/>
+        <w:gridCol w:w="3120"/>
+        <w:gridCol w:w="3120"/>
+      </w:tblGrid>
+      <w:tr>
+        <w:trPr>
+          <w:tblHeader/>
+        </w:trPr>
+        <w:tc>
+          <w:tcPr>
+            <w:tcW w:type="dxa" w:w="3120"/>
+            <w:shd w:fill="1F3A5F" w:color="auto" w:val="clear"/>
+            <w:tcMar>
+              <w:top w:type="dxa" w:w="80"/>
+              <w:left w:type="dxa" w:w="100"/>
+              <w:bottom w:type="dxa" w:w="80"/>
+              <w:right w:type="dxa" w:w="100"/>
+            </w:tcMar>
+          </w:tcPr>
+          <w:p>
+            <w:r>
+              <w:rPr>
+                <w:rFonts w:ascii="Calibri" w:cs="Calibri" w:eastAsia="Calibri" w:hAnsi="Calibri"/>
+                <w:b/>
+                <w:bCs/>
+                <w:color w:val="FFFFFF"/>
+                <w:sz w:val="20"/>
+                <w:szCs w:val="20"/>
+              </w:rPr>
+              <w:t xml:space="preserve">Measure</w:t>
+            </w:r>
+          </w:p>
+        </w:tc>
+        <w:tc>
+          <w:tcPr>
+            <w:tcW w:type="dxa" w:w="3120"/>
+            <w:shd w:fill="1F3A5F" w:color="auto" w:val="clear"/>
+            <w:tcMar>
+              <w:top w:type="dxa" w:w="80"/>
+              <w:left w:type="dxa" w:w="100"/>
+              <w:bottom w:type="dxa" w:w="80"/>
+              <w:right w:type="dxa" w:w="100"/>
+            </w:tcMar>
+          </w:tcPr>
+          <w:p>
+            <w:r>
+              <w:rPr>
+                <w:rFonts w:ascii="Calibri" w:cs="Calibri" w:eastAsia="Calibri" w:hAnsi="Calibri"/>
+                <w:b/>
+                <w:bCs/>
+                <w:color w:val="FFFFFF"/>
+                <w:sz w:val="20"/>
+                <w:szCs w:val="20"/>
+              </w:rPr>
+              <w:t xml:space="preserve">Value</w:t>
+            </w:r>
+          </w:p>
+        </w:tc>
+        <w:tc>
+          <w:tcPr>
+            <w:tcW w:type="dxa" w:w="3120"/>
+            <w:shd w:fill="1F3A5F" w:color="auto" w:val="clear"/>
+            <w:tcMar>
+              <w:top w:type="dxa" w:w="80"/>
+              <w:left w:type="dxa" w:w="100"/>
+              <w:bottom w:type="dxa" w:w="80"/>
+              <w:right w:type="dxa" w:w="100"/>
+            </w:tcMar>
+          </w:tcPr>
+          <w:p>
+            <w:r>
+              <w:rPr>
+                <w:rFonts w:ascii="Calibri" w:cs="Calibri" w:eastAsia="Calibri" w:hAnsi="Calibri"/>
+                <w:b/>
+                <w:bCs/>
+                <w:color w:val="FFFFFF"/>
+                <w:sz w:val="20"/>
+                <w:szCs w:val="20"/>
+              </w:rPr>
+              <w:t xml:space="preserve">Where it comes from</w:t>
             </w:r>
           </w:p>
         </w:tc>
@@ -1064,49 +2032,49 @@
                 <w:sz w:val="20"/>
                 <w:szCs w:val="20"/>
               </w:rPr>
-              <w:t xml:space="preserve">Views on most recent posts</w:t>
-            </w:r>
-          </w:p>
-        </w:tc>
-        <w:tc>
-          <w:tcPr>
-            <w:tcW w:type="dxa" w:w="3120"/>
-            <w:tcMar>
-              <w:top w:type="dxa" w:w="80"/>
-              <w:left w:type="dxa" w:w="100"/>
-              <w:bottom w:type="dxa" w:w="80"/>
-              <w:right w:type="dxa" w:w="100"/>
-            </w:tcMar>
-          </w:tcPr>
-          <w:p>
-            <w:r>
-              <w:rPr>
-                <w:rFonts w:ascii="Calibri" w:cs="Calibri" w:eastAsia="Calibri" w:hAnsi="Calibri"/>
-                <w:sz w:val="20"/>
-                <w:szCs w:val="20"/>
-              </w:rPr>
-              <w:t xml:space="preserve">0 to 3</w:t>
-            </w:r>
-          </w:p>
-        </w:tc>
-        <w:tc>
-          <w:tcPr>
-            <w:tcW w:type="dxa" w:w="3120"/>
-            <w:tcMar>
-              <w:top w:type="dxa" w:w="80"/>
-              <w:left w:type="dxa" w:w="100"/>
-              <w:bottom w:type="dxa" w:w="80"/>
-              <w:right w:type="dxa" w:w="100"/>
-            </w:tcMar>
-          </w:tcPr>
-          <w:p>
-            <w:r>
-              <w:rPr>
-                <w:rFonts w:ascii="Calibri" w:cs="Calibri" w:eastAsia="Calibri" w:hAnsi="Calibri"/>
-                <w:sz w:val="20"/>
-                <w:szCs w:val="20"/>
-              </w:rPr>
-              <w:t xml:space="preserve">Instagram grid</w:t>
+              <w:t xml:space="preserve">First AI content attempt</w:t>
+            </w:r>
+          </w:p>
+        </w:tc>
+        <w:tc>
+          <w:tcPr>
+            <w:tcW w:type="dxa" w:w="3120"/>
+            <w:tcMar>
+              <w:top w:type="dxa" w:w="80"/>
+              <w:left w:type="dxa" w:w="100"/>
+              <w:bottom w:type="dxa" w:w="80"/>
+              <w:right w:type="dxa" w:w="100"/>
+            </w:tcMar>
+          </w:tcPr>
+          <w:p>
+            <w:r>
+              <w:rPr>
+                <w:rFonts w:ascii="Calibri" w:cs="Calibri" w:eastAsia="Calibri" w:hAnsi="Calibri"/>
+                <w:sz w:val="20"/>
+                <w:szCs w:val="20"/>
+              </w:rPr>
+              <w:t xml:space="preserve">July 2025 (AIincomeHQ_Hybrid_Video_Starter folder)</w:t>
+            </w:r>
+          </w:p>
+        </w:tc>
+        <w:tc>
+          <w:tcPr>
+            <w:tcW w:type="dxa" w:w="3120"/>
+            <w:tcMar>
+              <w:top w:type="dxa" w:w="80"/>
+              <w:left w:type="dxa" w:w="100"/>
+              <w:bottom w:type="dxa" w:w="80"/>
+              <w:right w:type="dxa" w:w="100"/>
+            </w:tcMar>
+          </w:tcPr>
+          <w:p>
+            <w:r>
+              <w:rPr>
+                <w:rFonts w:ascii="Calibri" w:cs="Calibri" w:eastAsia="Calibri" w:hAnsi="Calibri"/>
+                <w:sz w:val="20"/>
+                <w:szCs w:val="20"/>
+              </w:rPr>
+              <w:t xml:space="preserve">Drive folder created 20 Jul 2025</w:t>
             </w:r>
           </w:p>
         </w:tc>
@@ -1133,51 +2101,51 @@
                 <w:sz w:val="20"/>
                 <w:szCs w:val="20"/>
               </w:rPr>
-              <w:t xml:space="preserve">Token and subscription spend</w:t>
-            </w:r>
-          </w:p>
-        </w:tc>
-        <w:tc>
-          <w:tcPr>
-            <w:tcW w:type="dxa" w:w="3120"/>
-            <w:shd w:fill="F2F5F9" w:color="auto" w:val="clear"/>
-            <w:tcMar>
-              <w:top w:type="dxa" w:w="80"/>
-              <w:left w:type="dxa" w:w="100"/>
-              <w:bottom w:type="dxa" w:w="80"/>
-              <w:right w:type="dxa" w:w="100"/>
-            </w:tcMar>
-          </w:tcPr>
-          <w:p>
-            <w:r>
-              <w:rPr>
-                <w:rFonts w:ascii="Calibri" w:cs="Calibri" w:eastAsia="Calibri" w:hAnsi="Calibri"/>
-                <w:sz w:val="20"/>
-                <w:szCs w:val="20"/>
-              </w:rPr>
-              <w:t xml:space="preserve">[FILL FROM ANTHROPIC / OPENAI CONSOLES AND CARD STATEMENTS]</w:t>
-            </w:r>
-          </w:p>
-        </w:tc>
-        <w:tc>
-          <w:tcPr>
-            <w:tcW w:type="dxa" w:w="3120"/>
-            <w:shd w:fill="F2F5F9" w:color="auto" w:val="clear"/>
-            <w:tcMar>
-              <w:top w:type="dxa" w:w="80"/>
-              <w:left w:type="dxa" w:w="100"/>
-              <w:bottom w:type="dxa" w:w="80"/>
-              <w:right w:type="dxa" w:w="100"/>
-            </w:tcMar>
-          </w:tcPr>
-          <w:p>
-            <w:r>
-              <w:rPr>
-                <w:rFonts w:ascii="Calibri" w:cs="Calibri" w:eastAsia="Calibri" w:hAnsi="Calibri"/>
-                <w:sz w:val="20"/>
-                <w:szCs w:val="20"/>
-              </w:rPr>
-              <w:t xml:space="preserve">Billing</w:t>
+              <w:t xml:space="preserve">n8n experience at the start of this run</w:t>
+            </w:r>
+          </w:p>
+        </w:tc>
+        <w:tc>
+          <w:tcPr>
+            <w:tcW w:type="dxa" w:w="3120"/>
+            <w:shd w:fill="F2F5F9" w:color="auto" w:val="clear"/>
+            <w:tcMar>
+              <w:top w:type="dxa" w:w="80"/>
+              <w:left w:type="dxa" w:w="100"/>
+              <w:bottom w:type="dxa" w:w="80"/>
+              <w:right w:type="dxa" w:w="100"/>
+            </w:tcMar>
+          </w:tcPr>
+          <w:p>
+            <w:r>
+              <w:rPr>
+                <w:rFonts w:ascii="Calibri" w:cs="Calibri" w:eastAsia="Calibri" w:hAnsi="Calibri"/>
+                <w:sz w:val="20"/>
+                <w:szCs w:val="20"/>
+              </w:rPr>
+              <w:t xml:space="preserve">"8 months"</w:t>
+            </w:r>
+          </w:p>
+        </w:tc>
+        <w:tc>
+          <w:tcPr>
+            <w:tcW w:type="dxa" w:w="3120"/>
+            <w:shd w:fill="F2F5F9" w:color="auto" w:val="clear"/>
+            <w:tcMar>
+              <w:top w:type="dxa" w:w="80"/>
+              <w:left w:type="dxa" w:w="100"/>
+              <w:bottom w:type="dxa" w:w="80"/>
+              <w:right w:type="dxa" w:w="100"/>
+            </w:tcMar>
+          </w:tcPr>
+          <w:p>
+            <w:r>
+              <w:rPr>
+                <w:rFonts w:ascii="Calibri" w:cs="Calibri" w:eastAsia="Calibri" w:hAnsi="Calibri"/>
+                <w:sz w:val="20"/>
+                <w:szCs w:val="20"/>
+              </w:rPr>
+              <w:t xml:space="preserve">30-day plan document, 19 Apr 2026</w:t>
             </w:r>
           </w:p>
         </w:tc>
@@ -1203,49 +2171,49 @@
                 <w:sz w:val="20"/>
                 <w:szCs w:val="20"/>
               </w:rPr>
-              <w:t xml:space="preserve">Role at day 1</w:t>
-            </w:r>
-          </w:p>
-        </w:tc>
-        <w:tc>
-          <w:tcPr>
-            <w:tcW w:type="dxa" w:w="3120"/>
-            <w:tcMar>
-              <w:top w:type="dxa" w:w="80"/>
-              <w:left w:type="dxa" w:w="100"/>
-              <w:bottom w:type="dxa" w:w="80"/>
-              <w:right w:type="dxa" w:w="100"/>
-            </w:tcMar>
-          </w:tcPr>
-          <w:p>
-            <w:r>
-              <w:rPr>
-                <w:rFonts w:ascii="Calibri" w:cs="Calibri" w:eastAsia="Calibri" w:hAnsi="Calibri"/>
-                <w:sz w:val="20"/>
-                <w:szCs w:val="20"/>
-              </w:rPr>
-              <w:t xml:space="preserve">Builder</w:t>
-            </w:r>
-          </w:p>
-        </w:tc>
-        <w:tc>
-          <w:tcPr>
-            <w:tcW w:type="dxa" w:w="3120"/>
-            <w:tcMar>
-              <w:top w:type="dxa" w:w="80"/>
-              <w:left w:type="dxa" w:w="100"/>
-              <w:bottom w:type="dxa" w:w="80"/>
-              <w:right w:type="dxa" w:w="100"/>
-            </w:tcMar>
-          </w:tcPr>
-          <w:p>
-            <w:r>
-              <w:rPr>
-                <w:rFonts w:ascii="Calibri" w:cs="Calibri" w:eastAsia="Calibri" w:hAnsi="Calibri"/>
-                <w:sz w:val="20"/>
-                <w:szCs w:val="20"/>
-              </w:rPr>
-              <w:t xml:space="preserve">Self-report</w:t>
+              <w:t xml:space="preserve">The plan written on day zero</w:t>
+            </w:r>
+          </w:p>
+        </w:tc>
+        <w:tc>
+          <w:tcPr>
+            <w:tcW w:type="dxa" w:w="3120"/>
+            <w:tcMar>
+              <w:top w:type="dxa" w:w="80"/>
+              <w:left w:type="dxa" w:w="100"/>
+              <w:bottom w:type="dxa" w:w="80"/>
+              <w:right w:type="dxa" w:w="100"/>
+            </w:tcMar>
+          </w:tcPr>
+          <w:p>
+            <w:r>
+              <w:rPr>
+                <w:rFonts w:ascii="Calibri" w:cs="Calibri" w:eastAsia="Calibri" w:hAnsi="Calibri"/>
+                <w:sz w:val="20"/>
+                <w:szCs w:val="20"/>
+              </w:rPr>
+              <w:t xml:space="preserve">"From Builder to Business": interview 20 businesses, sell one £500 to £1,500 ops build by day 30. Explicitly: *"Content automation is a saturated, skeptical market... Keep FirstDropHQ running as your credibility engine. Sell ops builds privately."*</w:t>
+            </w:r>
+          </w:p>
+        </w:tc>
+        <w:tc>
+          <w:tcPr>
+            <w:tcW w:type="dxa" w:w="3120"/>
+            <w:tcMar>
+              <w:top w:type="dxa" w:w="80"/>
+              <w:left w:type="dxa" w:w="100"/>
+              <w:bottom w:type="dxa" w:w="80"/>
+              <w:right w:type="dxa" w:w="100"/>
+            </w:tcMar>
+          </w:tcPr>
+          <w:p>
+            <w:r>
+              <w:rPr>
+                <w:rFonts w:ascii="Calibri" w:cs="Calibri" w:eastAsia="Calibri" w:hAnsi="Calibri"/>
+                <w:sz w:val="20"/>
+                <w:szCs w:val="20"/>
+              </w:rPr>
+              <w:t xml:space="preserve">Two documents dated 19 Apr 2026</w:t>
             </w:r>
           </w:p>
         </w:tc>
@@ -1272,51 +2240,258 @@
                 <w:sz w:val="20"/>
                 <w:szCs w:val="20"/>
               </w:rPr>
-              <w:t xml:space="preserve">Role by day 60</w:t>
-            </w:r>
-          </w:p>
-        </w:tc>
-        <w:tc>
-          <w:tcPr>
-            <w:tcW w:type="dxa" w:w="3120"/>
-            <w:shd w:fill="F2F5F9" w:color="auto" w:val="clear"/>
-            <w:tcMar>
-              <w:top w:type="dxa" w:w="80"/>
-              <w:left w:type="dxa" w:w="100"/>
-              <w:bottom w:type="dxa" w:w="80"/>
-              <w:right w:type="dxa" w:w="100"/>
-            </w:tcMar>
-          </w:tcPr>
-          <w:p>
-            <w:r>
-              <w:rPr>
-                <w:rFonts w:ascii="Calibri" w:cs="Calibri" w:eastAsia="Calibri" w:hAnsi="Calibri"/>
-                <w:sz w:val="20"/>
-                <w:szCs w:val="20"/>
-              </w:rPr>
-              <w:t xml:space="preserve">Coordinator, validator, quality controller, project manager</w:t>
-            </w:r>
-          </w:p>
-        </w:tc>
-        <w:tc>
-          <w:tcPr>
-            <w:tcW w:type="dxa" w:w="3120"/>
-            <w:shd w:fill="F2F5F9" w:color="auto" w:val="clear"/>
-            <w:tcMar>
-              <w:top w:type="dxa" w:w="80"/>
-              <w:left w:type="dxa" w:w="100"/>
-              <w:bottom w:type="dxa" w:w="80"/>
-              <w:right w:type="dxa" w:w="100"/>
-            </w:tcMar>
-          </w:tcPr>
-          <w:p>
-            <w:r>
-              <w:rPr>
-                <w:rFonts w:ascii="Calibri" w:cs="Calibri" w:eastAsia="Calibri" w:hAnsi="Calibri"/>
-                <w:sz w:val="20"/>
-                <w:szCs w:val="20"/>
-              </w:rPr>
-              <w:t xml:space="preserve">Self-report</w:t>
+              <w:t xml:space="preserve">What happened instead</w:t>
+            </w:r>
+          </w:p>
+        </w:tc>
+        <w:tc>
+          <w:tcPr>
+            <w:tcW w:type="dxa" w:w="3120"/>
+            <w:shd w:fill="F2F5F9" w:color="auto" w:val="clear"/>
+            <w:tcMar>
+              <w:top w:type="dxa" w:w="80"/>
+              <w:left w:type="dxa" w:w="100"/>
+              <w:bottom w:type="dxa" w:w="80"/>
+              <w:right w:type="dxa" w:w="100"/>
+            </w:tcMar>
+          </w:tcPr>
+          <w:p>
+            <w:r>
+              <w:rPr>
+                <w:rFonts w:ascii="Calibri" w:cs="Calibri" w:eastAsia="Calibri" w:hAnsi="Calibri"/>
+                <w:sz w:val="20"/>
+                <w:szCs w:val="20"/>
+              </w:rPr>
+              <w:t xml:space="preserve">First automated content account went live within 8 days of that plan (Silence in the Storm, 27 Apr). No client project appears anywhere in the Drive.</w:t>
+            </w:r>
+          </w:p>
+        </w:tc>
+        <w:tc>
+          <w:tcPr>
+            <w:tcW w:type="dxa" w:w="3120"/>
+            <w:shd w:fill="F2F5F9" w:color="auto" w:val="clear"/>
+            <w:tcMar>
+              <w:top w:type="dxa" w:w="80"/>
+              <w:left w:type="dxa" w:w="100"/>
+              <w:bottom w:type="dxa" w:w="80"/>
+              <w:right w:type="dxa" w:w="100"/>
+            </w:tcMar>
+          </w:tcPr>
+          <w:p>
+            <w:r>
+              <w:rPr>
+                <w:rFonts w:ascii="Calibri" w:cs="Calibri" w:eastAsia="Calibri" w:hAnsi="Calibri"/>
+                <w:sz w:val="20"/>
+                <w:szCs w:val="20"/>
+              </w:rPr>
+              <w:t xml:space="preserve">Folder timestamps</w:t>
+            </w:r>
+          </w:p>
+        </w:tc>
+      </w:tr>
+      <w:tr>
+        <w:trPr>
+          <w:tblHeader w:val="false"/>
+        </w:trPr>
+        <w:tc>
+          <w:tcPr>
+            <w:tcW w:type="dxa" w:w="3120"/>
+            <w:tcMar>
+              <w:top w:type="dxa" w:w="80"/>
+              <w:left w:type="dxa" w:w="100"/>
+              <w:bottom w:type="dxa" w:w="80"/>
+              <w:right w:type="dxa" w:w="100"/>
+            </w:tcMar>
+          </w:tcPr>
+          <w:p>
+            <w:r>
+              <w:rPr>
+                <w:rFonts w:ascii="Calibri" w:cs="Calibri" w:eastAsia="Calibri" w:hAnsi="Calibri"/>
+                <w:sz w:val="20"/>
+                <w:szCs w:val="20"/>
+              </w:rPr>
+              <w:t xml:space="preserve">Days from that plan to today</w:t>
+            </w:r>
+          </w:p>
+        </w:tc>
+        <w:tc>
+          <w:tcPr>
+            <w:tcW w:type="dxa" w:w="3120"/>
+            <w:tcMar>
+              <w:top w:type="dxa" w:w="80"/>
+              <w:left w:type="dxa" w:w="100"/>
+              <w:bottom w:type="dxa" w:w="80"/>
+              <w:right w:type="dxa" w:w="100"/>
+            </w:tcMar>
+          </w:tcPr>
+          <w:p>
+            <w:r>
+              <w:rPr>
+                <w:rFonts w:ascii="Calibri" w:cs="Calibri" w:eastAsia="Calibri" w:hAnsi="Calibri"/>
+                <w:sz w:val="20"/>
+                <w:szCs w:val="20"/>
+              </w:rPr>
+              <w:t xml:space="preserve">140</w:t>
+            </w:r>
+          </w:p>
+        </w:tc>
+        <w:tc>
+          <w:tcPr>
+            <w:tcW w:type="dxa" w:w="3120"/>
+            <w:tcMar>
+              <w:top w:type="dxa" w:w="80"/>
+              <w:left w:type="dxa" w:w="100"/>
+              <w:bottom w:type="dxa" w:w="80"/>
+              <w:right w:type="dxa" w:w="100"/>
+            </w:tcMar>
+          </w:tcPr>
+          <w:p>
+            <w:r>
+              <w:rPr>
+                <w:rFonts w:ascii="Calibri" w:cs="Calibri" w:eastAsia="Calibri" w:hAnsi="Calibri"/>
+                <w:sz w:val="20"/>
+                <w:szCs w:val="20"/>
+              </w:rPr>
+              <w:t xml:space="preserve">19 Apr to 6 Sep 2026</w:t>
+            </w:r>
+          </w:p>
+        </w:tc>
+      </w:tr>
+      <w:tr>
+        <w:trPr>
+          <w:tblHeader w:val="false"/>
+        </w:trPr>
+        <w:tc>
+          <w:tcPr>
+            <w:tcW w:type="dxa" w:w="3120"/>
+            <w:shd w:fill="F2F5F9" w:color="auto" w:val="clear"/>
+            <w:tcMar>
+              <w:top w:type="dxa" w:w="80"/>
+              <w:left w:type="dxa" w:w="100"/>
+              <w:bottom w:type="dxa" w:w="80"/>
+              <w:right w:type="dxa" w:w="100"/>
+            </w:tcMar>
+          </w:tcPr>
+          <w:p>
+            <w:r>
+              <w:rPr>
+                <w:rFonts w:ascii="Calibri" w:cs="Calibri" w:eastAsia="Calibri" w:hAnsi="Calibri"/>
+                <w:sz w:val="20"/>
+                <w:szCs w:val="20"/>
+              </w:rPr>
+              <w:t xml:space="preserve">Distinct project folders created since then</w:t>
+            </w:r>
+          </w:p>
+        </w:tc>
+        <w:tc>
+          <w:tcPr>
+            <w:tcW w:type="dxa" w:w="3120"/>
+            <w:shd w:fill="F2F5F9" w:color="auto" w:val="clear"/>
+            <w:tcMar>
+              <w:top w:type="dxa" w:w="80"/>
+              <w:left w:type="dxa" w:w="100"/>
+              <w:bottom w:type="dxa" w:w="80"/>
+              <w:right w:type="dxa" w:w="100"/>
+            </w:tcMar>
+          </w:tcPr>
+          <w:p>
+            <w:r>
+              <w:rPr>
+                <w:rFonts w:ascii="Calibri" w:cs="Calibri" w:eastAsia="Calibri" w:hAnsi="Calibri"/>
+                <w:sz w:val="20"/>
+                <w:szCs w:val="20"/>
+              </w:rPr>
+              <w:t xml:space="preserve">30 named products (list below)</w:t>
+            </w:r>
+          </w:p>
+        </w:tc>
+        <w:tc>
+          <w:tcPr>
+            <w:tcW w:type="dxa" w:w="3120"/>
+            <w:shd w:fill="F2F5F9" w:color="auto" w:val="clear"/>
+            <w:tcMar>
+              <w:top w:type="dxa" w:w="80"/>
+              <w:left w:type="dxa" w:w="100"/>
+              <w:bottom w:type="dxa" w:w="80"/>
+              <w:right w:type="dxa" w:w="100"/>
+            </w:tcMar>
+          </w:tcPr>
+          <w:p>
+            <w:r>
+              <w:rPr>
+                <w:rFonts w:ascii="Calibri" w:cs="Calibri" w:eastAsia="Calibri" w:hAnsi="Calibri"/>
+                <w:sz w:val="20"/>
+                <w:szCs w:val="20"/>
+              </w:rPr>
+              <w:t xml:space="preserve">Root folder timestamps</w:t>
+            </w:r>
+          </w:p>
+        </w:tc>
+      </w:tr>
+      <w:tr>
+        <w:trPr>
+          <w:tblHeader w:val="false"/>
+        </w:trPr>
+        <w:tc>
+          <w:tcPr>
+            <w:tcW w:type="dxa" w:w="3120"/>
+            <w:tcMar>
+              <w:top w:type="dxa" w:w="80"/>
+              <w:left w:type="dxa" w:w="100"/>
+              <w:bottom w:type="dxa" w:w="80"/>
+              <w:right w:type="dxa" w:w="100"/>
+            </w:tcMar>
+          </w:tcPr>
+          <w:p>
+            <w:r>
+              <w:rPr>
+                <w:rFonts w:ascii="Calibri" w:cs="Calibri" w:eastAsia="Calibri" w:hAnsi="Calibri"/>
+                <w:sz w:val="20"/>
+                <w:szCs w:val="20"/>
+              </w:rPr>
+              <w:t xml:space="preserve">Paid clients</w:t>
+            </w:r>
+          </w:p>
+        </w:tc>
+        <w:tc>
+          <w:tcPr>
+            <w:tcW w:type="dxa" w:w="3120"/>
+            <w:tcMar>
+              <w:top w:type="dxa" w:w="80"/>
+              <w:left w:type="dxa" w:w="100"/>
+              <w:bottom w:type="dxa" w:w="80"/>
+              <w:right w:type="dxa" w:w="100"/>
+            </w:tcMar>
+          </w:tcPr>
+          <w:p>
+            <w:r>
+              <w:rPr>
+                <w:rFonts w:ascii="Calibri" w:cs="Calibri" w:eastAsia="Calibri" w:hAnsi="Calibri"/>
+                <w:sz w:val="20"/>
+                <w:szCs w:val="20"/>
+              </w:rPr>
+              <w:t xml:space="preserve">0</w:t>
+            </w:r>
+          </w:p>
+        </w:tc>
+        <w:tc>
+          <w:tcPr>
+            <w:tcW w:type="dxa" w:w="3120"/>
+            <w:tcMar>
+              <w:top w:type="dxa" w:w="80"/>
+              <w:left w:type="dxa" w:w="100"/>
+              <w:bottom w:type="dxa" w:w="80"/>
+              <w:right w:type="dxa" w:w="100"/>
+            </w:tcMar>
+          </w:tcPr>
+          <w:p>
+            <w:r>
+              <w:rPr>
+                <w:rFonts w:ascii="Calibri" w:cs="Calibri" w:eastAsia="Calibri" w:hAnsi="Calibri"/>
+                <w:sz w:val="20"/>
+                <w:szCs w:val="20"/>
+              </w:rPr>
+              <w:t xml:space="preserve">No client artefact exists in the Drive</w:t>
             </w:r>
           </w:p>
         </w:tc>
@@ -1329,159 +2504,1109 @@
     </w:p>
     <w:p>
       <w:pPr>
-        <w:spacing w:after="140" w:line="300"/>
-      </w:pPr>
-      <w:r>
-        <w:rPr>
-          <w:rFonts w:ascii="Calibri" w:cs="Calibri" w:eastAsia="Calibri" w:hAnsi="Calibri"/>
-        </w:rPr>
-        <w:t xml:space="preserve">Read against the research, this is not an outlier. It is the median experience with the ratios pushed to the edge. The Foxit ratio (hours saved to hours checking) went negative for 42% of workers; here the "output" side of the ledger is 141 views, so the ratio is effectively all checking. The MIT pattern (95% of pilots, no measurable result, because integration rather than capability failed) is exactly what happened: every node executed, nothing reached an audience. The METR perception gap is visible in the fact that 60 days passed before the format problem was diagnosed; the work felt productive because things were being built. And the oversight research's "permanently on call for escalations you cannot audit" is a fair description of running five AI tools, an automation server and a render service alone for 12 hours a day.</w:t>
-      </w:r>
-    </w:p>
-    <w:p>
-      <w:pPr>
-        <w:spacing w:after="140" w:line="300"/>
-      </w:pPr>
-      <w:r>
-        <w:rPr>
-          <w:rFonts w:ascii="Calibri" w:cs="Calibri" w:eastAsia="Calibri" w:hAnsi="Calibri"/>
-        </w:rPr>
-        <w:t xml:space="preserve">The one thing that makes the case study unusual, and therefore valuable as content, is that it is documented. Sixty days of logs of every keystroke and every piece of generated code is evidence that almost nobody else has, because almost nobody keeps it. The receipts are the story.</w:t>
-      </w:r>
-    </w:p>
-    <w:p>
-      <w:pPr>
-        <w:pBdr>
-          <w:bottom w:val="single" w:color="BBBBBB" w:sz="6"/>
-        </w:pBdr>
-        <w:spacing w:after="200"/>
-      </w:pPr>
-    </w:p>
-    <w:p>
-      <w:pPr>
         <w:pStyle w:val="Heading1"/>
         <w:spacing w:after="160" w:before="360"/>
       </w:pPr>
       <w:r>
-        <w:t xml:space="preserve">5. Opportunity assessment</w:t>
+        <w:t xml:space="preserve">The projects, in order of birth</w:t>
       </w:r>
     </w:p>
     <w:p>
       <w:pPr>
         <w:spacing w:after="140" w:line="300"/>
       </w:pPr>
+      <w:r>
+        <w:rPr>
+          <w:rFonts w:ascii="Calibri" w:cs="Calibri" w:eastAsia="Calibri" w:hAnsi="Calibri"/>
+        </w:rPr>
+        <w:t xml:space="preserve">Silence in the Storm (18 to 27 Apr) · Lostbeyond.x (23 Apr) · AstroCosmos (27 Apr) · HumanUpgradeHQ carousels (28 Apr) · Brainsoup (15 May) · Kling driver videos and Dance Character (20 May) · Avatar_Pipeline (31 May) · DroneDreams (3 Jun) · </w:t>
+      </w:r>
       <w:r>
         <w:rPr>
           <w:rFonts w:ascii="Calibri" w:cs="Calibri" w:eastAsia="Calibri" w:hAnsi="Calibri"/>
           <w:b/>
           <w:bCs/>
         </w:rPr>
-        <w:t xml:space="preserve">Demand.</w:t>
-      </w:r>
-      <w:r>
-        <w:rPr>
-          <w:rFonts w:ascii="Calibri" w:cs="Calibri" w:eastAsia="Calibri" w:hAnsi="Calibri"/>
-        </w:rPr>
-        <w:t xml:space="preserve"> The audience for this is anyone who has felt busier since adopting AI and cannot explain why. The research puts that at roughly 4 in 10 knowledge workers, and the workslop and "yearning for pre-AI offices" coverage shows the feeling has reached mainstream media. It is also the exact audience currently being sold "$7,526 in a week" by comment-bait funnels, which means it is primed, sceptical and under-served by honesty.</w:t>
+        <w:t xml:space="preserve">Project Control Relay (4 Jun)</w:t>
+      </w:r>
+      <w:r>
+        <w:rPr>
+          <w:rFonts w:ascii="Calibri" w:cs="Calibri" w:eastAsia="Calibri" w:hAnsi="Calibri"/>
+        </w:rPr>
+        <w:t xml:space="preserve"> · AI_Construction_Timelapse_Factory (6 Jun, five separate folders) · YTIF (6 Jun) · EAN Renders (11 Jun) · CTF Cabin (11 Jun) · FruitDrama (17 Jun) · FirstDropHQ canary and tool-topic tests (17 Jun) · FDHQ_Production (3 Jul) · Sneaker Watcher (6 Jul) · AIIncomeHQ Etsy scan (15 Jul) · OhChat Scarlett Vale (18 Jul) · BIG_BEAR (20 Jul) · HUP Content Factory (22 Jul) · CLOUD9 (2 Aug) · HUHQ Psychology Video Arm (6 Aug) · WARHOL_NOW (7 Aug) · ART_UNIVERSE (11 Aug) · AFF_DIRECT_EARNINGS (25 Aug) · AI_COMMERCE_DEMAND_MINE (28 Aug) · PostProtocol (5 Sep, yesterday).</w:t>
       </w:r>
     </w:p>
     <w:p>
       <w:pPr>
         <w:spacing w:after="140" w:line="300"/>
       </w:pPr>
+      <w:r>
+        <w:rPr>
+          <w:rFonts w:ascii="Calibri" w:cs="Calibri" w:eastAsia="Calibri" w:hAnsi="Calibri"/>
+        </w:rPr>
+        <w:t xml:space="preserve">That is a new product roughly every five days for 140 days.</w:t>
+      </w:r>
+    </w:p>
+    <w:p>
+      <w:pPr>
+        <w:pStyle w:val="Heading1"/>
+        <w:spacing w:after="160" w:before="360"/>
+      </w:pPr>
+      <w:r>
+        <w:t xml:space="preserve">What the accounts actually did</w:t>
+      </w:r>
+    </w:p>
+    <w:tbl>
+      <w:tblPr>
+        <w:tblW w:type="dxa" w:w="9360"/>
+        <w:tblBorders>
+          <w:top w:val="single" w:color="auto" w:sz="4"/>
+          <w:left w:val="single" w:color="auto" w:sz="4"/>
+          <w:bottom w:val="single" w:color="auto" w:sz="4"/>
+          <w:right w:val="single" w:color="auto" w:sz="4"/>
+          <w:insideH w:val="single" w:color="auto" w:sz="4"/>
+          <w:insideV w:val="single" w:color="auto" w:sz="4"/>
+        </w:tblBorders>
+      </w:tblPr>
+      <w:tblGrid>
+        <w:gridCol w:w="1560"/>
+        <w:gridCol w:w="1560"/>
+        <w:gridCol w:w="1560"/>
+        <w:gridCol w:w="1560"/>
+        <w:gridCol w:w="1560"/>
+        <w:gridCol w:w="1560"/>
+      </w:tblGrid>
+      <w:tr>
+        <w:trPr>
+          <w:tblHeader/>
+        </w:trPr>
+        <w:tc>
+          <w:tcPr>
+            <w:tcW w:type="dxa" w:w="1560"/>
+            <w:shd w:fill="1F3A5F" w:color="auto" w:val="clear"/>
+            <w:tcMar>
+              <w:top w:type="dxa" w:w="80"/>
+              <w:left w:type="dxa" w:w="100"/>
+              <w:bottom w:type="dxa" w:w="80"/>
+              <w:right w:type="dxa" w:w="100"/>
+            </w:tcMar>
+          </w:tcPr>
+          <w:p>
+            <w:r>
+              <w:rPr>
+                <w:rFonts w:ascii="Calibri" w:cs="Calibri" w:eastAsia="Calibri" w:hAnsi="Calibri"/>
+                <w:b/>
+                <w:bCs/>
+                <w:color w:val="FFFFFF"/>
+                <w:sz w:val="20"/>
+                <w:szCs w:val="20"/>
+              </w:rPr>
+              <w:t xml:space="preserve">Account</w:t>
+            </w:r>
+          </w:p>
+        </w:tc>
+        <w:tc>
+          <w:tcPr>
+            <w:tcW w:type="dxa" w:w="1560"/>
+            <w:shd w:fill="1F3A5F" w:color="auto" w:val="clear"/>
+            <w:tcMar>
+              <w:top w:type="dxa" w:w="80"/>
+              <w:left w:type="dxa" w:w="100"/>
+              <w:bottom w:type="dxa" w:w="80"/>
+              <w:right w:type="dxa" w:w="100"/>
+            </w:tcMar>
+          </w:tcPr>
+          <w:p>
+            <w:r>
+              <w:rPr>
+                <w:rFonts w:ascii="Calibri" w:cs="Calibri" w:eastAsia="Calibri" w:hAnsi="Calibri"/>
+                <w:b/>
+                <w:bCs/>
+                <w:color w:val="FFFFFF"/>
+                <w:sz w:val="20"/>
+                <w:szCs w:val="20"/>
+              </w:rPr>
+              <w:t xml:space="preserve">Posts logged</w:t>
+            </w:r>
+          </w:p>
+        </w:tc>
+        <w:tc>
+          <w:tcPr>
+            <w:tcW w:type="dxa" w:w="1560"/>
+            <w:shd w:fill="1F3A5F" w:color="auto" w:val="clear"/>
+            <w:tcMar>
+              <w:top w:type="dxa" w:w="80"/>
+              <w:left w:type="dxa" w:w="100"/>
+              <w:bottom w:type="dxa" w:w="80"/>
+              <w:right w:type="dxa" w:w="100"/>
+            </w:tcMar>
+          </w:tcPr>
+          <w:p>
+            <w:r>
+              <w:rPr>
+                <w:rFonts w:ascii="Calibri" w:cs="Calibri" w:eastAsia="Calibri" w:hAnsi="Calibri"/>
+                <w:b/>
+                <w:bCs/>
+                <w:color w:val="FFFFFF"/>
+                <w:sz w:val="20"/>
+                <w:szCs w:val="20"/>
+              </w:rPr>
+              <w:t xml:space="preserve">Views as logged</w:t>
+            </w:r>
+          </w:p>
+        </w:tc>
+        <w:tc>
+          <w:tcPr>
+            <w:tcW w:type="dxa" w:w="1560"/>
+            <w:shd w:fill="1F3A5F" w:color="auto" w:val="clear"/>
+            <w:tcMar>
+              <w:top w:type="dxa" w:w="80"/>
+              <w:left w:type="dxa" w:w="100"/>
+              <w:bottom w:type="dxa" w:w="80"/>
+              <w:right w:type="dxa" w:w="100"/>
+            </w:tcMar>
+          </w:tcPr>
+          <w:p>
+            <w:r>
+              <w:rPr>
+                <w:rFonts w:ascii="Calibri" w:cs="Calibri" w:eastAsia="Calibri" w:hAnsi="Calibri"/>
+                <w:b/>
+                <w:bCs/>
+                <w:color w:val="FFFFFF"/>
+                <w:sz w:val="20"/>
+                <w:szCs w:val="20"/>
+              </w:rPr>
+              <w:t xml:space="preserve">Best single post</w:t>
+            </w:r>
+          </w:p>
+        </w:tc>
+        <w:tc>
+          <w:tcPr>
+            <w:tcW w:type="dxa" w:w="1560"/>
+            <w:shd w:fill="1F3A5F" w:color="auto" w:val="clear"/>
+            <w:tcMar>
+              <w:top w:type="dxa" w:w="80"/>
+              <w:left w:type="dxa" w:w="100"/>
+              <w:bottom w:type="dxa" w:w="80"/>
+              <w:right w:type="dxa" w:w="100"/>
+            </w:tcMar>
+          </w:tcPr>
+          <w:p>
+            <w:r>
+              <w:rPr>
+                <w:rFonts w:ascii="Calibri" w:cs="Calibri" w:eastAsia="Calibri" w:hAnsi="Calibri"/>
+                <w:b/>
+                <w:bCs/>
+                <w:color w:val="FFFFFF"/>
+                <w:sz w:val="20"/>
+                <w:szCs w:val="20"/>
+              </w:rPr>
+              <w:t xml:space="preserve">Followers (last recorded)</w:t>
+            </w:r>
+          </w:p>
+        </w:tc>
+        <w:tc>
+          <w:tcPr>
+            <w:tcW w:type="dxa" w:w="1560"/>
+            <w:shd w:fill="1F3A5F" w:color="auto" w:val="clear"/>
+            <w:tcMar>
+              <w:top w:type="dxa" w:w="80"/>
+              <w:left w:type="dxa" w:w="100"/>
+              <w:bottom w:type="dxa" w:w="80"/>
+              <w:right w:type="dxa" w:w="100"/>
+            </w:tcMar>
+          </w:tcPr>
+          <w:p>
+            <w:r>
+              <w:rPr>
+                <w:rFonts w:ascii="Calibri" w:cs="Calibri" w:eastAsia="Calibri" w:hAnsi="Calibri"/>
+                <w:b/>
+                <w:bCs/>
+                <w:color w:val="FFFFFF"/>
+                <w:sz w:val="20"/>
+                <w:szCs w:val="20"/>
+              </w:rPr>
+              <w:t xml:space="preserve">Source</w:t>
+            </w:r>
+          </w:p>
+        </w:tc>
+      </w:tr>
+      <w:tr>
+        <w:trPr>
+          <w:tblHeader w:val="false"/>
+        </w:trPr>
+        <w:tc>
+          <w:tcPr>
+            <w:tcW w:type="dxa" w:w="1560"/>
+            <w:tcMar>
+              <w:top w:type="dxa" w:w="80"/>
+              <w:left w:type="dxa" w:w="100"/>
+              <w:bottom w:type="dxa" w:w="80"/>
+              <w:right w:type="dxa" w:w="100"/>
+            </w:tcMar>
+          </w:tcPr>
+          <w:p>
+            <w:r>
+              <w:rPr>
+                <w:rFonts w:ascii="Calibri" w:cs="Calibri" w:eastAsia="Calibri" w:hAnsi="Calibri"/>
+                <w:sz w:val="20"/>
+                <w:szCs w:val="20"/>
+              </w:rPr>
+              <w:t xml:space="preserve">Lostbeyond.x</w:t>
+            </w:r>
+          </w:p>
+        </w:tc>
+        <w:tc>
+          <w:tcPr>
+            <w:tcW w:type="dxa" w:w="1560"/>
+            <w:tcMar>
+              <w:top w:type="dxa" w:w="80"/>
+              <w:left w:type="dxa" w:w="100"/>
+              <w:bottom w:type="dxa" w:w="80"/>
+              <w:right w:type="dxa" w:w="100"/>
+            </w:tcMar>
+          </w:tcPr>
+          <w:p>
+            <w:r>
+              <w:rPr>
+                <w:rFonts w:ascii="Calibri" w:cs="Calibri" w:eastAsia="Calibri" w:hAnsi="Calibri"/>
+                <w:sz w:val="20"/>
+                <w:szCs w:val="20"/>
+              </w:rPr>
+              <w:t xml:space="preserve">111 ranked (20 Apr to 9 Jun) plus 164 composites scheduled in July</w:t>
+            </w:r>
+          </w:p>
+        </w:tc>
+        <w:tc>
+          <w:tcPr>
+            <w:tcW w:type="dxa" w:w="1560"/>
+            <w:tcMar>
+              <w:top w:type="dxa" w:w="80"/>
+              <w:left w:type="dxa" w:w="100"/>
+              <w:bottom w:type="dxa" w:w="80"/>
+              <w:right w:type="dxa" w:w="100"/>
+            </w:tcMar>
+          </w:tcPr>
+          <w:p>
+            <w:r>
+              <w:rPr>
+                <w:rFonts w:ascii="Calibri" w:cs="Calibri" w:eastAsia="Calibri" w:hAnsi="Calibri"/>
+                <w:sz w:val="20"/>
+                <w:szCs w:val="20"/>
+              </w:rPr>
+              <w:t xml:space="preserve">55,716 in the June ranking, 21,052 in the May snapshot</w:t>
+            </w:r>
+          </w:p>
+        </w:tc>
+        <w:tc>
+          <w:tcPr>
+            <w:tcW w:type="dxa" w:w="1560"/>
+            <w:tcMar>
+              <w:top w:type="dxa" w:w="80"/>
+              <w:left w:type="dxa" w:w="100"/>
+              <w:bottom w:type="dxa" w:w="80"/>
+              <w:right w:type="dxa" w:w="100"/>
+            </w:tcMar>
+          </w:tcPr>
+          <w:p>
+            <w:r>
+              <w:rPr>
+                <w:rFonts w:ascii="Calibri" w:cs="Calibri" w:eastAsia="Calibri" w:hAnsi="Calibri"/>
+                <w:sz w:val="20"/>
+                <w:szCs w:val="20"/>
+              </w:rPr>
+              <w:t xml:space="preserve">1,300</w:t>
+            </w:r>
+          </w:p>
+        </w:tc>
+        <w:tc>
+          <w:tcPr>
+            <w:tcW w:type="dxa" w:w="1560"/>
+            <w:tcMar>
+              <w:top w:type="dxa" w:w="80"/>
+              <w:left w:type="dxa" w:w="100"/>
+              <w:bottom w:type="dxa" w:w="80"/>
+              <w:right w:type="dxa" w:w="100"/>
+            </w:tcMar>
+          </w:tcPr>
+          <w:p>
+            <w:r>
+              <w:rPr>
+                <w:rFonts w:ascii="Calibri" w:cs="Calibri" w:eastAsia="Calibri" w:hAnsi="Calibri"/>
+                <w:sz w:val="20"/>
+                <w:szCs w:val="20"/>
+              </w:rPr>
+              <w:t xml:space="preserve">~350 (3 Jun)</w:t>
+            </w:r>
+          </w:p>
+        </w:tc>
+        <w:tc>
+          <w:tcPr>
+            <w:tcW w:type="dxa" w:w="1560"/>
+            <w:tcMar>
+              <w:top w:type="dxa" w:w="80"/>
+              <w:left w:type="dxa" w:w="100"/>
+              <w:bottom w:type="dxa" w:w="80"/>
+              <w:right w:type="dxa" w:w="100"/>
+            </w:tcMar>
+          </w:tcPr>
+          <w:p>
+            <w:r>
+              <w:rPr>
+                <w:rFonts w:ascii="Calibri" w:cs="Calibri" w:eastAsia="Calibri" w:hAnsi="Calibri"/>
+                <w:sz w:val="20"/>
+                <w:szCs w:val="20"/>
+              </w:rPr>
+              <w:t xml:space="preserve">Lostbeyond.x sheet; PCR spec</w:t>
+            </w:r>
+          </w:p>
+        </w:tc>
+      </w:tr>
+      <w:tr>
+        <w:trPr>
+          <w:tblHeader w:val="false"/>
+        </w:trPr>
+        <w:tc>
+          <w:tcPr>
+            <w:tcW w:type="dxa" w:w="1560"/>
+            <w:shd w:fill="F2F5F9" w:color="auto" w:val="clear"/>
+            <w:tcMar>
+              <w:top w:type="dxa" w:w="80"/>
+              <w:left w:type="dxa" w:w="100"/>
+              <w:bottom w:type="dxa" w:w="80"/>
+              <w:right w:type="dxa" w:w="100"/>
+            </w:tcMar>
+          </w:tcPr>
+          <w:p>
+            <w:r>
+              <w:rPr>
+                <w:rFonts w:ascii="Calibri" w:cs="Calibri" w:eastAsia="Calibri" w:hAnsi="Calibri"/>
+                <w:sz w:val="20"/>
+                <w:szCs w:val="20"/>
+              </w:rPr>
+              <w:t xml:space="preserve">AstroCosmos</w:t>
+            </w:r>
+          </w:p>
+        </w:tc>
+        <w:tc>
+          <w:tcPr>
+            <w:tcW w:type="dxa" w:w="1560"/>
+            <w:shd w:fill="F2F5F9" w:color="auto" w:val="clear"/>
+            <w:tcMar>
+              <w:top w:type="dxa" w:w="80"/>
+              <w:left w:type="dxa" w:w="100"/>
+              <w:bottom w:type="dxa" w:w="80"/>
+              <w:right w:type="dxa" w:w="100"/>
+            </w:tcMar>
+          </w:tcPr>
+          <w:p>
+            <w:r>
+              <w:rPr>
+                <w:rFonts w:ascii="Calibri" w:cs="Calibri" w:eastAsia="Calibri" w:hAnsi="Calibri"/>
+                <w:sz w:val="20"/>
+                <w:szCs w:val="20"/>
+              </w:rPr>
+              <w:t xml:space="preserve">111 ranked (9 May to 18 Aug) plus 51 in the August snapshot</w:t>
+            </w:r>
+          </w:p>
+        </w:tc>
+        <w:tc>
+          <w:tcPr>
+            <w:tcW w:type="dxa" w:w="1560"/>
+            <w:shd w:fill="F2F5F9" w:color="auto" w:val="clear"/>
+            <w:tcMar>
+              <w:top w:type="dxa" w:w="80"/>
+              <w:left w:type="dxa" w:w="100"/>
+              <w:bottom w:type="dxa" w:w="80"/>
+              <w:right w:type="dxa" w:w="100"/>
+            </w:tcMar>
+          </w:tcPr>
+          <w:p>
+            <w:r>
+              <w:rPr>
+                <w:rFonts w:ascii="Calibri" w:cs="Calibri" w:eastAsia="Calibri" w:hAnsi="Calibri"/>
+                <w:sz w:val="20"/>
+                <w:szCs w:val="20"/>
+              </w:rPr>
+              <w:t xml:space="preserve">68,633 in the August ranking, 8,581 for the last 51 posts</w:t>
+            </w:r>
+          </w:p>
+        </w:tc>
+        <w:tc>
+          <w:tcPr>
+            <w:tcW w:type="dxa" w:w="1560"/>
+            <w:shd w:fill="F2F5F9" w:color="auto" w:val="clear"/>
+            <w:tcMar>
+              <w:top w:type="dxa" w:w="80"/>
+              <w:left w:type="dxa" w:w="100"/>
+              <w:bottom w:type="dxa" w:w="80"/>
+              <w:right w:type="dxa" w:w="100"/>
+            </w:tcMar>
+          </w:tcPr>
+          <w:p>
+            <w:r>
+              <w:rPr>
+                <w:rFonts w:ascii="Calibri" w:cs="Calibri" w:eastAsia="Calibri" w:hAnsi="Calibri"/>
+                <w:sz w:val="20"/>
+                <w:szCs w:val="20"/>
+              </w:rPr>
+              <w:t xml:space="preserve">1,856</w:t>
+            </w:r>
+          </w:p>
+        </w:tc>
+        <w:tc>
+          <w:tcPr>
+            <w:tcW w:type="dxa" w:w="1560"/>
+            <w:shd w:fill="F2F5F9" w:color="auto" w:val="clear"/>
+            <w:tcMar>
+              <w:top w:type="dxa" w:w="80"/>
+              <w:left w:type="dxa" w:w="100"/>
+              <w:bottom w:type="dxa" w:w="80"/>
+              <w:right w:type="dxa" w:w="100"/>
+            </w:tcMar>
+          </w:tcPr>
+          <w:p>
+            <w:r>
+              <w:rPr>
+                <w:rFonts w:ascii="Calibri" w:cs="Calibri" w:eastAsia="Calibri" w:hAnsi="Calibri"/>
+                <w:sz w:val="20"/>
+                <w:szCs w:val="20"/>
+              </w:rPr>
+              <w:t xml:space="preserve">~130 (3 Jun)</w:t>
+            </w:r>
+          </w:p>
+        </w:tc>
+        <w:tc>
+          <w:tcPr>
+            <w:tcW w:type="dxa" w:w="1560"/>
+            <w:shd w:fill="F2F5F9" w:color="auto" w:val="clear"/>
+            <w:tcMar>
+              <w:top w:type="dxa" w:w="80"/>
+              <w:left w:type="dxa" w:w="100"/>
+              <w:bottom w:type="dxa" w:w="80"/>
+              <w:right w:type="dxa" w:w="100"/>
+            </w:tcMar>
+          </w:tcPr>
+          <w:p>
+            <w:r>
+              <w:rPr>
+                <w:rFonts w:ascii="Calibri" w:cs="Calibri" w:eastAsia="Calibri" w:hAnsi="Calibri"/>
+                <w:sz w:val="20"/>
+                <w:szCs w:val="20"/>
+              </w:rPr>
+              <w:t xml:space="preserve">AstroCosmos sheet; PCR spec</w:t>
+            </w:r>
+          </w:p>
+        </w:tc>
+      </w:tr>
+      <w:tr>
+        <w:trPr>
+          <w:tblHeader w:val="false"/>
+        </w:trPr>
+        <w:tc>
+          <w:tcPr>
+            <w:tcW w:type="dxa" w:w="1560"/>
+            <w:tcMar>
+              <w:top w:type="dxa" w:w="80"/>
+              <w:left w:type="dxa" w:w="100"/>
+              <w:bottom w:type="dxa" w:w="80"/>
+              <w:right w:type="dxa" w:w="100"/>
+            </w:tcMar>
+          </w:tcPr>
+          <w:p>
+            <w:r>
+              <w:rPr>
+                <w:rFonts w:ascii="Calibri" w:cs="Calibri" w:eastAsia="Calibri" w:hAnsi="Calibri"/>
+                <w:sz w:val="20"/>
+                <w:szCs w:val="20"/>
+              </w:rPr>
+              <w:t xml:space="preserve">Silence in the Storm</w:t>
+            </w:r>
+          </w:p>
+        </w:tc>
+        <w:tc>
+          <w:tcPr>
+            <w:tcW w:type="dxa" w:w="1560"/>
+            <w:tcMar>
+              <w:top w:type="dxa" w:w="80"/>
+              <w:left w:type="dxa" w:w="100"/>
+              <w:bottom w:type="dxa" w:w="80"/>
+              <w:right w:type="dxa" w:w="100"/>
+            </w:tcMar>
+          </w:tcPr>
+          <w:p>
+            <w:r>
+              <w:rPr>
+                <w:rFonts w:ascii="Calibri" w:cs="Calibri" w:eastAsia="Calibri" w:hAnsi="Calibri"/>
+                <w:sz w:val="20"/>
+                <w:szCs w:val="20"/>
+              </w:rPr>
+              <w:t xml:space="preserve">3 accounts, 51 posts each in the August snapshots</w:t>
+            </w:r>
+          </w:p>
+        </w:tc>
+        <w:tc>
+          <w:tcPr>
+            <w:tcW w:type="dxa" w:w="1560"/>
+            <w:tcMar>
+              <w:top w:type="dxa" w:w="80"/>
+              <w:left w:type="dxa" w:w="100"/>
+              <w:bottom w:type="dxa" w:w="80"/>
+              <w:right w:type="dxa" w:w="100"/>
+            </w:tcMar>
+          </w:tcPr>
+          <w:p>
+            <w:r>
+              <w:rPr>
+                <w:rFonts w:ascii="Calibri" w:cs="Calibri" w:eastAsia="Calibri" w:hAnsi="Calibri"/>
+                <w:sz w:val="20"/>
+                <w:szCs w:val="20"/>
+              </w:rPr>
+              <w:t xml:space="preserve">22,372 + 10,333 + 1,816</w:t>
+            </w:r>
+          </w:p>
+        </w:tc>
+        <w:tc>
+          <w:tcPr>
+            <w:tcW w:type="dxa" w:w="1560"/>
+            <w:tcMar>
+              <w:top w:type="dxa" w:w="80"/>
+              <w:left w:type="dxa" w:w="100"/>
+              <w:bottom w:type="dxa" w:w="80"/>
+              <w:right w:type="dxa" w:w="100"/>
+            </w:tcMar>
+          </w:tcPr>
+          <w:p>
+            <w:r>
+              <w:rPr>
+                <w:rFonts w:ascii="Calibri" w:cs="Calibri" w:eastAsia="Calibri" w:hAnsi="Calibri"/>
+                <w:sz w:val="20"/>
+                <w:szCs w:val="20"/>
+              </w:rPr>
+              <w:t xml:space="preserve">3,006 (a June post)</w:t>
+            </w:r>
+          </w:p>
+        </w:tc>
+        <w:tc>
+          <w:tcPr>
+            <w:tcW w:type="dxa" w:w="1560"/>
+            <w:tcMar>
+              <w:top w:type="dxa" w:w="80"/>
+              <w:left w:type="dxa" w:w="100"/>
+              <w:bottom w:type="dxa" w:w="80"/>
+              <w:right w:type="dxa" w:w="100"/>
+            </w:tcMar>
+          </w:tcPr>
+          <w:p>
+            <w:r>
+              <w:rPr>
+                <w:rFonts w:ascii="Calibri" w:cs="Calibri" w:eastAsia="Calibri" w:hAnsi="Calibri"/>
+                <w:sz w:val="20"/>
+                <w:szCs w:val="20"/>
+              </w:rPr>
+              <w:t xml:space="preserve">~450 (3 Jun)</w:t>
+            </w:r>
+          </w:p>
+        </w:tc>
+        <w:tc>
+          <w:tcPr>
+            <w:tcW w:type="dxa" w:w="1560"/>
+            <w:tcMar>
+              <w:top w:type="dxa" w:w="80"/>
+              <w:left w:type="dxa" w:w="100"/>
+              <w:bottom w:type="dxa" w:w="80"/>
+              <w:right w:type="dxa" w:w="100"/>
+            </w:tcMar>
+          </w:tcPr>
+          <w:p>
+            <w:r>
+              <w:rPr>
+                <w:rFonts w:ascii="Calibri" w:cs="Calibri" w:eastAsia="Calibri" w:hAnsi="Calibri"/>
+                <w:sz w:val="20"/>
+                <w:szCs w:val="20"/>
+              </w:rPr>
+              <w:t xml:space="preserve">SilenceInTheStorm sheet; PCR spec</w:t>
+            </w:r>
+          </w:p>
+        </w:tc>
+      </w:tr>
+      <w:tr>
+        <w:trPr>
+          <w:tblHeader w:val="false"/>
+        </w:trPr>
+        <w:tc>
+          <w:tcPr>
+            <w:tcW w:type="dxa" w:w="1560"/>
+            <w:shd w:fill="F2F5F9" w:color="auto" w:val="clear"/>
+            <w:tcMar>
+              <w:top w:type="dxa" w:w="80"/>
+              <w:left w:type="dxa" w:w="100"/>
+              <w:bottom w:type="dxa" w:w="80"/>
+              <w:right w:type="dxa" w:w="100"/>
+            </w:tcMar>
+          </w:tcPr>
+          <w:p>
+            <w:r>
+              <w:rPr>
+                <w:rFonts w:ascii="Calibri" w:cs="Calibri" w:eastAsia="Calibri" w:hAnsi="Calibri"/>
+                <w:sz w:val="20"/>
+                <w:szCs w:val="20"/>
+              </w:rPr>
+              <w:t xml:space="preserve">HumanUpgradeHQ</w:t>
+            </w:r>
+          </w:p>
+        </w:tc>
+        <w:tc>
+          <w:tcPr>
+            <w:tcW w:type="dxa" w:w="1560"/>
+            <w:shd w:fill="F2F5F9" w:color="auto" w:val="clear"/>
+            <w:tcMar>
+              <w:top w:type="dxa" w:w="80"/>
+              <w:left w:type="dxa" w:w="100"/>
+              <w:bottom w:type="dxa" w:w="80"/>
+              <w:right w:type="dxa" w:w="100"/>
+            </w:tcMar>
+          </w:tcPr>
+          <w:p>
+            <w:r>
+              <w:rPr>
+                <w:rFonts w:ascii="Calibri" w:cs="Calibri" w:eastAsia="Calibri" w:hAnsi="Calibri"/>
+                <w:sz w:val="20"/>
+                <w:szCs w:val="20"/>
+              </w:rPr>
+              <w:t xml:space="preserve">45 in the August snapshot; 137 scripts written; 9 carousels</w:t>
+            </w:r>
+          </w:p>
+        </w:tc>
+        <w:tc>
+          <w:tcPr>
+            <w:tcW w:type="dxa" w:w="1560"/>
+            <w:shd w:fill="F2F5F9" w:color="auto" w:val="clear"/>
+            <w:tcMar>
+              <w:top w:type="dxa" w:w="80"/>
+              <w:left w:type="dxa" w:w="100"/>
+              <w:bottom w:type="dxa" w:w="80"/>
+              <w:right w:type="dxa" w:w="100"/>
+            </w:tcMar>
+          </w:tcPr>
+          <w:p>
+            <w:r>
+              <w:rPr>
+                <w:rFonts w:ascii="Calibri" w:cs="Calibri" w:eastAsia="Calibri" w:hAnsi="Calibri"/>
+                <w:sz w:val="20"/>
+                <w:szCs w:val="20"/>
+              </w:rPr>
+              <w:t xml:space="preserve">16,330</w:t>
+            </w:r>
+          </w:p>
+        </w:tc>
+        <w:tc>
+          <w:tcPr>
+            <w:tcW w:type="dxa" w:w="1560"/>
+            <w:shd w:fill="F2F5F9" w:color="auto" w:val="clear"/>
+            <w:tcMar>
+              <w:top w:type="dxa" w:w="80"/>
+              <w:left w:type="dxa" w:w="100"/>
+              <w:bottom w:type="dxa" w:w="80"/>
+              <w:right w:type="dxa" w:w="100"/>
+            </w:tcMar>
+          </w:tcPr>
+          <w:p>
+            <w:r>
+              <w:rPr>
+                <w:rFonts w:ascii="Calibri" w:cs="Calibri" w:eastAsia="Calibri" w:hAnsi="Calibri"/>
+                <w:sz w:val="20"/>
+                <w:szCs w:val="20"/>
+              </w:rPr>
+              <w:t xml:space="preserve">1,258</w:t>
+            </w:r>
+          </w:p>
+        </w:tc>
+        <w:tc>
+          <w:tcPr>
+            <w:tcW w:type="dxa" w:w="1560"/>
+            <w:shd w:fill="F2F5F9" w:color="auto" w:val="clear"/>
+            <w:tcMar>
+              <w:top w:type="dxa" w:w="80"/>
+              <w:left w:type="dxa" w:w="100"/>
+              <w:bottom w:type="dxa" w:w="80"/>
+              <w:right w:type="dxa" w:w="100"/>
+            </w:tcMar>
+          </w:tcPr>
+          <w:p>
+            <w:r>
+              <w:rPr>
+                <w:rFonts w:ascii="Calibri" w:cs="Calibri" w:eastAsia="Calibri" w:hAnsi="Calibri"/>
+                <w:sz w:val="20"/>
+                <w:szCs w:val="20"/>
+              </w:rPr>
+              <w:t xml:space="preserve">757 recorded once in the accounts tab</w:t>
+            </w:r>
+          </w:p>
+        </w:tc>
+        <w:tc>
+          <w:tcPr>
+            <w:tcW w:type="dxa" w:w="1560"/>
+            <w:shd w:fill="F2F5F9" w:color="auto" w:val="clear"/>
+            <w:tcMar>
+              <w:top w:type="dxa" w:w="80"/>
+              <w:left w:type="dxa" w:w="100"/>
+              <w:bottom w:type="dxa" w:w="80"/>
+              <w:right w:type="dxa" w:w="100"/>
+            </w:tcMar>
+          </w:tcPr>
+          <w:p>
+            <w:r>
+              <w:rPr>
+                <w:rFonts w:ascii="Calibri" w:cs="Calibri" w:eastAsia="Calibri" w:hAnsi="Calibri"/>
+                <w:sz w:val="20"/>
+                <w:szCs w:val="20"/>
+              </w:rPr>
+              <w:t xml:space="preserve">HUP_Content_Factory sheet</w:t>
+            </w:r>
+          </w:p>
+        </w:tc>
+      </w:tr>
+      <w:tr>
+        <w:trPr>
+          <w:tblHeader w:val="false"/>
+        </w:trPr>
+        <w:tc>
+          <w:tcPr>
+            <w:tcW w:type="dxa" w:w="1560"/>
+            <w:tcMar>
+              <w:top w:type="dxa" w:w="80"/>
+              <w:left w:type="dxa" w:w="100"/>
+              <w:bottom w:type="dxa" w:w="80"/>
+              <w:right w:type="dxa" w:w="100"/>
+            </w:tcMar>
+          </w:tcPr>
+          <w:p>
+            <w:r>
+              <w:rPr>
+                <w:rFonts w:ascii="Calibri" w:cs="Calibri" w:eastAsia="Calibri" w:hAnsi="Calibri"/>
+                <w:sz w:val="20"/>
+                <w:szCs w:val="20"/>
+              </w:rPr>
+              <w:t xml:space="preserve">FirstDropHQ</w:t>
+            </w:r>
+          </w:p>
+        </w:tc>
+        <w:tc>
+          <w:tcPr>
+            <w:tcW w:type="dxa" w:w="1560"/>
+            <w:tcMar>
+              <w:top w:type="dxa" w:w="80"/>
+              <w:left w:type="dxa" w:w="100"/>
+              <w:bottom w:type="dxa" w:w="80"/>
+              <w:right w:type="dxa" w:w="100"/>
+            </w:tcMar>
+          </w:tcPr>
+          <w:p>
+            <w:r>
+              <w:rPr>
+                <w:rFonts w:ascii="Calibri" w:cs="Calibri" w:eastAsia="Calibri" w:hAnsi="Calibri"/>
+                <w:sz w:val="20"/>
+                <w:szCs w:val="20"/>
+              </w:rPr>
+              <w:t xml:space="preserve">50 carousels in June, 102 authored 24 Jul to 4 Sep, 125 on the grid</w:t>
+            </w:r>
+          </w:p>
+        </w:tc>
+        <w:tc>
+          <w:tcPr>
+            <w:tcW w:type="dxa" w:w="1560"/>
+            <w:tcMar>
+              <w:top w:type="dxa" w:w="80"/>
+              <w:left w:type="dxa" w:w="100"/>
+              <w:bottom w:type="dxa" w:w="80"/>
+              <w:right w:type="dxa" w:w="100"/>
+            </w:tcMar>
+          </w:tcPr>
+          <w:p>
+            <w:r>
+              <w:rPr>
+                <w:rFonts w:ascii="Calibri" w:cs="Calibri" w:eastAsia="Calibri" w:hAnsi="Calibri"/>
+                <w:sz w:val="20"/>
+                <w:szCs w:val="20"/>
+              </w:rPr>
+              <w:t xml:space="preserve">141 profile views in the last 30 days; post views 0 to 3</w:t>
+            </w:r>
+          </w:p>
+        </w:tc>
+        <w:tc>
+          <w:tcPr>
+            <w:tcW w:type="dxa" w:w="1560"/>
+            <w:tcMar>
+              <w:top w:type="dxa" w:w="80"/>
+              <w:left w:type="dxa" w:w="100"/>
+              <w:bottom w:type="dxa" w:w="80"/>
+              <w:right w:type="dxa" w:w="100"/>
+            </w:tcMar>
+          </w:tcPr>
+          <w:p>
+            <w:r>
+              <w:rPr>
+                <w:rFonts w:ascii="Calibri" w:cs="Calibri" w:eastAsia="Calibri" w:hAnsi="Calibri"/>
+                <w:sz w:val="20"/>
+                <w:szCs w:val="20"/>
+              </w:rPr>
+              <w:t xml:space="preserve">not recorded</w:t>
+            </w:r>
+          </w:p>
+        </w:tc>
+        <w:tc>
+          <w:tcPr>
+            <w:tcW w:type="dxa" w:w="1560"/>
+            <w:tcMar>
+              <w:top w:type="dxa" w:w="80"/>
+              <w:left w:type="dxa" w:w="100"/>
+              <w:bottom w:type="dxa" w:w="80"/>
+              <w:right w:type="dxa" w:w="100"/>
+            </w:tcMar>
+          </w:tcPr>
+          <w:p>
+            <w:r>
+              <w:rPr>
+                <w:rFonts w:ascii="Calibri" w:cs="Calibri" w:eastAsia="Calibri" w:hAnsi="Calibri"/>
+                <w:sz w:val="20"/>
+                <w:szCs w:val="20"/>
+              </w:rPr>
+              <w:t xml:space="preserve">379</w:t>
+            </w:r>
+          </w:p>
+        </w:tc>
+        <w:tc>
+          <w:tcPr>
+            <w:tcW w:type="dxa" w:w="1560"/>
+            <w:tcMar>
+              <w:top w:type="dxa" w:w="80"/>
+              <w:left w:type="dxa" w:w="100"/>
+              <w:bottom w:type="dxa" w:w="80"/>
+              <w:right w:type="dxa" w:w="100"/>
+            </w:tcMar>
+          </w:tcPr>
+          <w:p>
+            <w:r>
+              <w:rPr>
+                <w:rFonts w:ascii="Calibri" w:cs="Calibri" w:eastAsia="Calibri" w:hAnsi="Calibri"/>
+                <w:sz w:val="20"/>
+                <w:szCs w:val="20"/>
+              </w:rPr>
+              <w:t xml:space="preserve">FDHQ logs; Instagram profile</w:t>
+            </w:r>
+          </w:p>
+        </w:tc>
+      </w:tr>
+      <w:tr>
+        <w:trPr>
+          <w:tblHeader w:val="false"/>
+        </w:trPr>
+        <w:tc>
+          <w:tcPr>
+            <w:tcW w:type="dxa" w:w="1560"/>
+            <w:shd w:fill="F2F5F9" w:color="auto" w:val="clear"/>
+            <w:tcMar>
+              <w:top w:type="dxa" w:w="80"/>
+              <w:left w:type="dxa" w:w="100"/>
+              <w:bottom w:type="dxa" w:w="80"/>
+              <w:right w:type="dxa" w:w="100"/>
+            </w:tcMar>
+          </w:tcPr>
+          <w:p>
+            <w:r>
+              <w:rPr>
+                <w:rFonts w:ascii="Calibri" w:cs="Calibri" w:eastAsia="Calibri" w:hAnsi="Calibri"/>
+                <w:sz w:val="20"/>
+                <w:szCs w:val="20"/>
+              </w:rPr>
+              <w:t xml:space="preserve">OhChat Scarlett Vale</w:t>
+            </w:r>
+          </w:p>
+        </w:tc>
+        <w:tc>
+          <w:tcPr>
+            <w:tcW w:type="dxa" w:w="1560"/>
+            <w:shd w:fill="F2F5F9" w:color="auto" w:val="clear"/>
+            <w:tcMar>
+              <w:top w:type="dxa" w:w="80"/>
+              <w:left w:type="dxa" w:w="100"/>
+              <w:bottom w:type="dxa" w:w="80"/>
+              <w:right w:type="dxa" w:w="100"/>
+            </w:tcMar>
+          </w:tcPr>
+          <w:p>
+            <w:r>
+              <w:rPr>
+                <w:rFonts w:ascii="Calibri" w:cs="Calibri" w:eastAsia="Calibri" w:hAnsi="Calibri"/>
+                <w:sz w:val="20"/>
+                <w:szCs w:val="20"/>
+              </w:rPr>
+              <w:t xml:space="preserve">164 queued, 71 published, 50 scheduled, 36 held</w:t>
+            </w:r>
+          </w:p>
+        </w:tc>
+        <w:tc>
+          <w:tcPr>
+            <w:tcW w:type="dxa" w:w="1560"/>
+            <w:shd w:fill="F2F5F9" w:color="auto" w:val="clear"/>
+            <w:tcMar>
+              <w:top w:type="dxa" w:w="80"/>
+              <w:left w:type="dxa" w:w="100"/>
+              <w:bottom w:type="dxa" w:w="80"/>
+              <w:right w:type="dxa" w:w="100"/>
+            </w:tcMar>
+          </w:tcPr>
+          <w:p>
+            <w:r>
+              <w:rPr>
+                <w:rFonts w:ascii="Calibri" w:cs="Calibri" w:eastAsia="Calibri" w:hAnsi="Calibri"/>
+                <w:sz w:val="20"/>
+                <w:szCs w:val="20"/>
+              </w:rPr>
+              <w:t xml:space="preserve">not recorded</w:t>
+            </w:r>
+          </w:p>
+        </w:tc>
+        <w:tc>
+          <w:tcPr>
+            <w:tcW w:type="dxa" w:w="1560"/>
+            <w:shd w:fill="F2F5F9" w:color="auto" w:val="clear"/>
+            <w:tcMar>
+              <w:top w:type="dxa" w:w="80"/>
+              <w:left w:type="dxa" w:w="100"/>
+              <w:bottom w:type="dxa" w:w="80"/>
+              <w:right w:type="dxa" w:w="100"/>
+            </w:tcMar>
+          </w:tcPr>
+          <w:p>
+            <w:r>
+              <w:rPr>
+                <w:rFonts w:ascii="Calibri" w:cs="Calibri" w:eastAsia="Calibri" w:hAnsi="Calibri"/>
+                <w:sz w:val="20"/>
+                <w:szCs w:val="20"/>
+              </w:rPr>
+              <w:t xml:space="preserve">not recorded</w:t>
+            </w:r>
+          </w:p>
+        </w:tc>
+        <w:tc>
+          <w:tcPr>
+            <w:tcW w:type="dxa" w:w="1560"/>
+            <w:shd w:fill="F2F5F9" w:color="auto" w:val="clear"/>
+            <w:tcMar>
+              <w:top w:type="dxa" w:w="80"/>
+              <w:left w:type="dxa" w:w="100"/>
+              <w:bottom w:type="dxa" w:w="80"/>
+              <w:right w:type="dxa" w:w="100"/>
+            </w:tcMar>
+          </w:tcPr>
+          <w:p>
+            <w:r>
+              <w:rPr>
+                <w:rFonts w:ascii="Calibri" w:cs="Calibri" w:eastAsia="Calibri" w:hAnsi="Calibri"/>
+                <w:sz w:val="20"/>
+                <w:szCs w:val="20"/>
+              </w:rPr>
+              <w:t xml:space="preserve">not recorded</w:t>
+            </w:r>
+          </w:p>
+        </w:tc>
+        <w:tc>
+          <w:tcPr>
+            <w:tcW w:type="dxa" w:w="1560"/>
+            <w:shd w:fill="F2F5F9" w:color="auto" w:val="clear"/>
+            <w:tcMar>
+              <w:top w:type="dxa" w:w="80"/>
+              <w:left w:type="dxa" w:w="100"/>
+              <w:bottom w:type="dxa" w:w="80"/>
+              <w:right w:type="dxa" w:w="100"/>
+            </w:tcMar>
+          </w:tcPr>
+          <w:p>
+            <w:r>
+              <w:rPr>
+                <w:rFonts w:ascii="Calibri" w:cs="Calibri" w:eastAsia="Calibri" w:hAnsi="Calibri"/>
+                <w:sz w:val="20"/>
+                <w:szCs w:val="20"/>
+              </w:rPr>
+              <w:t xml:space="preserve">OhChat production log</w:t>
+            </w:r>
+          </w:p>
+        </w:tc>
+      </w:tr>
+    </w:tbl>
+    <w:p>
+      <w:pPr>
+        <w:spacing w:after="120"/>
+      </w:pPr>
+    </w:p>
+    <w:p>
+      <w:pPr>
+        <w:spacing w:after="140" w:line="300"/>
+      </w:pPr>
+      <w:r>
+        <w:rPr>
+          <w:rFonts w:ascii="Calibri" w:cs="Calibri" w:eastAsia="Calibri" w:hAnsi="Calibri"/>
+        </w:rPr>
+        <w:t xml:space="preserve">Everything together, as logged: roughly </w:t>
+      </w:r>
       <w:r>
         <w:rPr>
           <w:rFonts w:ascii="Calibri" w:cs="Calibri" w:eastAsia="Calibri" w:hAnsi="Calibri"/>
           <w:b/>
           <w:bCs/>
         </w:rPr>
-        <w:t xml:space="preserve">Competition.</w:t>
-      </w:r>
-      <w:r>
-        <w:rPr>
-          <w:rFonts w:ascii="Calibri" w:cs="Calibri" w:eastAsia="Calibri" w:hAnsi="Calibri"/>
-        </w:rPr>
-        <w:t xml:space="preserve"> The hype side (agent bosses, 10x productivity, comment CLAUDE) is saturated. The doom side (Doctorow, "AI is hell on workers") is intellectual, book-length and not on Reels. The middle, lived, first-person, with receipts, is nearly empty. The nearest existing content is developer post-mortems on YouTube, which are long-form, technical and not aimed at the non-developer who is now managing five AI tools at work.</w:t>
-      </w:r>
-    </w:p>
-    <w:p>
-      <w:pPr>
-        <w:spacing w:after="140" w:line="300"/>
-      </w:pPr>
+        <w:t xml:space="preserve">600 published units</w:t>
+      </w:r>
+      <w:r>
+        <w:rPr>
+          <w:rFonts w:ascii="Calibri" w:cs="Calibri" w:eastAsia="Calibri" w:hAnsi="Calibri"/>
+        </w:rPr>
+        <w:t xml:space="preserve"> and about </w:t>
+      </w:r>
       <w:r>
         <w:rPr>
           <w:rFonts w:ascii="Calibri" w:cs="Calibri" w:eastAsia="Calibri" w:hAnsi="Calibri"/>
           <w:b/>
           <w:bCs/>
         </w:rPr>
-        <w:t xml:space="preserve">Defensibility.</w:t>
-      </w:r>
-      <w:r>
-        <w:rPr>
-          <w:rFonts w:ascii="Calibri" w:cs="Calibri" w:eastAsia="Calibri" w:hAnsi="Calibri"/>
-        </w:rPr>
-        <w:t xml:space="preserve"> The 60-day ledger cannot be copied without spending 60 days. The account's authority comes from having paid the cost, not from claiming a result, and that authority increases with every honest number published.</w:t>
-      </w:r>
-    </w:p>
-    <w:p>
-      <w:pPr>
-        <w:spacing w:after="140" w:line="300"/>
-      </w:pPr>
+        <w:t xml:space="preserve">210,000 views</w:t>
+      </w:r>
+      <w:r>
+        <w:rPr>
+          <w:rFonts w:ascii="Calibri" w:cs="Calibri" w:eastAsia="Calibri" w:hAnsi="Calibri"/>
+        </w:rPr>
+        <w:t xml:space="preserve"> across five months, with the best post of the whole estate at </w:t>
+      </w:r>
       <w:r>
         <w:rPr>
           <w:rFonts w:ascii="Calibri" w:cs="Calibri" w:eastAsia="Calibri" w:hAnsi="Calibri"/>
           <w:b/>
           <w:bCs/>
         </w:rPr>
-        <w:t xml:space="preserve">Risk.</w:t>
-      </w:r>
-      <w:r>
-        <w:rPr>
-          <w:rFonts w:ascii="Calibri" w:cs="Calibri" w:eastAsia="Calibri" w:hAnsi="Calibri"/>
-        </w:rPr>
-        <w:t xml:space="preserve"> The main risk is tone drift into either pole. Bitterness reads as doom and stops being useful; a redemption arc too early reads as hype. The format discipline that protects against both is the ledger: every video has a number in it that can be checked.</w:t>
-      </w:r>
-    </w:p>
-    <w:p>
-      <w:pPr>
-        <w:spacing w:after="140" w:line="300"/>
-      </w:pPr>
+        <w:t xml:space="preserve">3,006 views</w:t>
+      </w:r>
+      <w:r>
+        <w:rPr>
+          <w:rFonts w:ascii="Calibri" w:cs="Calibri" w:eastAsia="Calibri" w:hAnsi="Calibri"/>
+        </w:rPr>
+        <w:t xml:space="preserve">, and a combined follower count in the region of </w:t>
+      </w:r>
       <w:r>
         <w:rPr>
           <w:rFonts w:ascii="Calibri" w:cs="Calibri" w:eastAsia="Calibri" w:hAnsi="Calibri"/>
           <w:b/>
           <w:bCs/>
         </w:rPr>
-        <w:t xml:space="preserve">Monetisation.</w:t>
-      </w:r>
-      <w:r>
-        <w:rPr>
-          <w:rFonts w:ascii="Calibri" w:cs="Calibri" w:eastAsia="Calibri" w:hAnsi="Calibri"/>
-        </w:rPr>
-        <w:t xml:space="preserve"> There is a real product here that does not require lying: the actual system, sold as what it is, and the management skill the research says nobody has been taught. The funnel in </w:t>
-      </w:r>
-      <w:r>
-        <w:rPr>
-          <w:rFonts w:ascii="Consolas" w:cs="Consolas" w:eastAsia="Consolas" w:hAnsi="Consolas"/>
-          <w:sz w:val="20"/>
-          <w:szCs w:val="20"/>
-        </w:rPr>
-        <w:t xml:space="preserve">funnel/FUNNEL.md</w:t>
-      </w:r>
-      <w:r>
-        <w:rPr>
-          <w:rFonts w:ascii="Calibri" w:cs="Calibri" w:eastAsia="Calibri" w:hAnsi="Calibri"/>
-        </w:rPr>
-        <w:t xml:space="preserve"> is built on that.</w:t>
-      </w:r>
-    </w:p>
-    <w:p>
-      <w:pPr>
-        <w:pBdr>
-          <w:bottom w:val="single" w:color="BBBBBB" w:sz="6"/>
-        </w:pBdr>
-        <w:spacing w:after="200"/>
-      </w:pPr>
+        <w:t xml:space="preserve">1,300</w:t>
+      </w:r>
+      <w:r>
+        <w:rPr>
+          <w:rFonts w:ascii="Calibri" w:cs="Calibri" w:eastAsia="Calibri" w:hAnsi="Calibri"/>
+        </w:rPr>
+        <w:t xml:space="preserve">. The last 30 days on the flagship account produced 141 profile views.</w:t>
+      </w:r>
     </w:p>
     <w:p>
       <w:pPr>
@@ -1489,7 +3614,882 @@
         <w:spacing w:after="160" w:before="360"/>
       </w:pPr>
       <w:r>
-        <w:t xml:space="preserve">6. Recommended positioning</w:t>
+        <w:t xml:space="preserve">What the machine looked like</w:t>
+      </w:r>
+    </w:p>
+    <w:tbl>
+      <w:tblPr>
+        <w:tblW w:type="dxa" w:w="9360"/>
+        <w:tblBorders>
+          <w:top w:val="single" w:color="auto" w:sz="4"/>
+          <w:left w:val="single" w:color="auto" w:sz="4"/>
+          <w:bottom w:val="single" w:color="auto" w:sz="4"/>
+          <w:right w:val="single" w:color="auto" w:sz="4"/>
+          <w:insideH w:val="single" w:color="auto" w:sz="4"/>
+          <w:insideV w:val="single" w:color="auto" w:sz="4"/>
+        </w:tblBorders>
+      </w:tblPr>
+      <w:tblGrid>
+        <w:gridCol w:w="3120"/>
+        <w:gridCol w:w="3120"/>
+        <w:gridCol w:w="3120"/>
+      </w:tblGrid>
+      <w:tr>
+        <w:trPr>
+          <w:tblHeader/>
+        </w:trPr>
+        <w:tc>
+          <w:tcPr>
+            <w:tcW w:type="dxa" w:w="3120"/>
+            <w:shd w:fill="1F3A5F" w:color="auto" w:val="clear"/>
+            <w:tcMar>
+              <w:top w:type="dxa" w:w="80"/>
+              <w:left w:type="dxa" w:w="100"/>
+              <w:bottom w:type="dxa" w:w="80"/>
+              <w:right w:type="dxa" w:w="100"/>
+            </w:tcMar>
+          </w:tcPr>
+          <w:p>
+            <w:r>
+              <w:rPr>
+                <w:rFonts w:ascii="Calibri" w:cs="Calibri" w:eastAsia="Calibri" w:hAnsi="Calibri"/>
+                <w:b/>
+                <w:bCs/>
+                <w:color w:val="FFFFFF"/>
+                <w:sz w:val="20"/>
+                <w:szCs w:val="20"/>
+              </w:rPr>
+              <w:t xml:space="preserve">Measure</w:t>
+            </w:r>
+          </w:p>
+        </w:tc>
+        <w:tc>
+          <w:tcPr>
+            <w:tcW w:type="dxa" w:w="3120"/>
+            <w:shd w:fill="1F3A5F" w:color="auto" w:val="clear"/>
+            <w:tcMar>
+              <w:top w:type="dxa" w:w="80"/>
+              <w:left w:type="dxa" w:w="100"/>
+              <w:bottom w:type="dxa" w:w="80"/>
+              <w:right w:type="dxa" w:w="100"/>
+            </w:tcMar>
+          </w:tcPr>
+          <w:p>
+            <w:r>
+              <w:rPr>
+                <w:rFonts w:ascii="Calibri" w:cs="Calibri" w:eastAsia="Calibri" w:hAnsi="Calibri"/>
+                <w:b/>
+                <w:bCs/>
+                <w:color w:val="FFFFFF"/>
+                <w:sz w:val="20"/>
+                <w:szCs w:val="20"/>
+              </w:rPr>
+              <w:t xml:space="preserve">Value</w:t>
+            </w:r>
+          </w:p>
+        </w:tc>
+        <w:tc>
+          <w:tcPr>
+            <w:tcW w:type="dxa" w:w="3120"/>
+            <w:shd w:fill="1F3A5F" w:color="auto" w:val="clear"/>
+            <w:tcMar>
+              <w:top w:type="dxa" w:w="80"/>
+              <w:left w:type="dxa" w:w="100"/>
+              <w:bottom w:type="dxa" w:w="80"/>
+              <w:right w:type="dxa" w:w="100"/>
+            </w:tcMar>
+          </w:tcPr>
+          <w:p>
+            <w:r>
+              <w:rPr>
+                <w:rFonts w:ascii="Calibri" w:cs="Calibri" w:eastAsia="Calibri" w:hAnsi="Calibri"/>
+                <w:b/>
+                <w:bCs/>
+                <w:color w:val="FFFFFF"/>
+                <w:sz w:val="20"/>
+                <w:szCs w:val="20"/>
+              </w:rPr>
+              <w:t xml:space="preserve">Source</w:t>
+            </w:r>
+          </w:p>
+        </w:tc>
+      </w:tr>
+      <w:tr>
+        <w:trPr>
+          <w:tblHeader w:val="false"/>
+        </w:trPr>
+        <w:tc>
+          <w:tcPr>
+            <w:tcW w:type="dxa" w:w="3120"/>
+            <w:tcMar>
+              <w:top w:type="dxa" w:w="80"/>
+              <w:left w:type="dxa" w:w="100"/>
+              <w:bottom w:type="dxa" w:w="80"/>
+              <w:right w:type="dxa" w:w="100"/>
+            </w:tcMar>
+          </w:tcPr>
+          <w:p>
+            <w:r>
+              <w:rPr>
+                <w:rFonts w:ascii="Calibri" w:cs="Calibri" w:eastAsia="Calibri" w:hAnsi="Calibri"/>
+                <w:sz w:val="20"/>
+                <w:szCs w:val="20"/>
+              </w:rPr>
+              <w:t xml:space="preserve">Workflows in the n8n instance</w:t>
+            </w:r>
+          </w:p>
+        </w:tc>
+        <w:tc>
+          <w:tcPr>
+            <w:tcW w:type="dxa" w:w="3120"/>
+            <w:tcMar>
+              <w:top w:type="dxa" w:w="80"/>
+              <w:left w:type="dxa" w:w="100"/>
+              <w:bottom w:type="dxa" w:w="80"/>
+              <w:right w:type="dxa" w:w="100"/>
+            </w:tcMar>
+          </w:tcPr>
+          <w:p>
+            <w:r>
+              <w:rPr>
+                <w:rFonts w:ascii="Calibri" w:cs="Calibri" w:eastAsia="Calibri" w:hAnsi="Calibri"/>
+                <w:sz w:val="20"/>
+                <w:szCs w:val="20"/>
+              </w:rPr>
+              <w:t xml:space="preserve">445 (paginated count, 8 Aug)</w:t>
+            </w:r>
+          </w:p>
+        </w:tc>
+        <w:tc>
+          <w:tcPr>
+            <w:tcW w:type="dxa" w:w="3120"/>
+            <w:tcMar>
+              <w:top w:type="dxa" w:w="80"/>
+              <w:left w:type="dxa" w:w="100"/>
+              <w:bottom w:type="dxa" w:w="80"/>
+              <w:right w:type="dxa" w:w="100"/>
+            </w:tcMar>
+          </w:tcPr>
+          <w:p>
+            <w:r>
+              <w:rPr>
+                <w:rFonts w:ascii="Calibri" w:cs="Calibri" w:eastAsia="Calibri" w:hAnsi="Calibri"/>
+                <w:sz w:val="20"/>
+                <w:szCs w:val="20"/>
+              </w:rPr>
+              <w:t xml:space="preserve">Warhol Now session handoff</w:t>
+            </w:r>
+          </w:p>
+        </w:tc>
+      </w:tr>
+      <w:tr>
+        <w:trPr>
+          <w:tblHeader w:val="false"/>
+        </w:trPr>
+        <w:tc>
+          <w:tcPr>
+            <w:tcW w:type="dxa" w:w="3120"/>
+            <w:shd w:fill="F2F5F9" w:color="auto" w:val="clear"/>
+            <w:tcMar>
+              <w:top w:type="dxa" w:w="80"/>
+              <w:left w:type="dxa" w:w="100"/>
+              <w:bottom w:type="dxa" w:w="80"/>
+              <w:right w:type="dxa" w:w="100"/>
+            </w:tcMar>
+          </w:tcPr>
+          <w:p>
+            <w:r>
+              <w:rPr>
+                <w:rFonts w:ascii="Calibri" w:cs="Calibri" w:eastAsia="Calibri" w:hAnsi="Calibri"/>
+                <w:sz w:val="20"/>
+                <w:szCs w:val="20"/>
+              </w:rPr>
+              <w:t xml:space="preserve">Tabs in the FirstDropHQ production log</w:t>
+            </w:r>
+          </w:p>
+        </w:tc>
+        <w:tc>
+          <w:tcPr>
+            <w:tcW w:type="dxa" w:w="3120"/>
+            <w:shd w:fill="F2F5F9" w:color="auto" w:val="clear"/>
+            <w:tcMar>
+              <w:top w:type="dxa" w:w="80"/>
+              <w:left w:type="dxa" w:w="100"/>
+              <w:bottom w:type="dxa" w:w="80"/>
+              <w:right w:type="dxa" w:w="100"/>
+            </w:tcMar>
+          </w:tcPr>
+          <w:p>
+            <w:r>
+              <w:rPr>
+                <w:rFonts w:ascii="Calibri" w:cs="Calibri" w:eastAsia="Calibri" w:hAnsi="Calibri"/>
+                <w:sz w:val="20"/>
+                <w:szCs w:val="20"/>
+              </w:rPr>
+              <w:t xml:space="preserve">107</w:t>
+            </w:r>
+          </w:p>
+        </w:tc>
+        <w:tc>
+          <w:tcPr>
+            <w:tcW w:type="dxa" w:w="3120"/>
+            <w:shd w:fill="F2F5F9" w:color="auto" w:val="clear"/>
+            <w:tcMar>
+              <w:top w:type="dxa" w:w="80"/>
+              <w:left w:type="dxa" w:w="100"/>
+              <w:bottom w:type="dxa" w:w="80"/>
+              <w:right w:type="dxa" w:w="100"/>
+            </w:tcMar>
+          </w:tcPr>
+          <w:p>
+            <w:r>
+              <w:rPr>
+                <w:rFonts w:ascii="Calibri" w:cs="Calibri" w:eastAsia="Calibri" w:hAnsi="Calibri"/>
+                <w:sz w:val="20"/>
+                <w:szCs w:val="20"/>
+              </w:rPr>
+              <w:t xml:space="preserve">FDHQ_Production_Log</w:t>
+            </w:r>
+          </w:p>
+        </w:tc>
+      </w:tr>
+      <w:tr>
+        <w:trPr>
+          <w:tblHeader w:val="false"/>
+        </w:trPr>
+        <w:tc>
+          <w:tcPr>
+            <w:tcW w:type="dxa" w:w="3120"/>
+            <w:tcMar>
+              <w:top w:type="dxa" w:w="80"/>
+              <w:left w:type="dxa" w:w="100"/>
+              <w:bottom w:type="dxa" w:w="80"/>
+              <w:right w:type="dxa" w:w="100"/>
+            </w:tcMar>
+          </w:tcPr>
+          <w:p>
+            <w:r>
+              <w:rPr>
+                <w:rFonts w:ascii="Calibri" w:cs="Calibri" w:eastAsia="Calibri" w:hAnsi="Calibri"/>
+                <w:sz w:val="20"/>
+                <w:szCs w:val="20"/>
+              </w:rPr>
+              <w:t xml:space="preserve">Tabs in the HumanUpgrade production log</w:t>
+            </w:r>
+          </w:p>
+        </w:tc>
+        <w:tc>
+          <w:tcPr>
+            <w:tcW w:type="dxa" w:w="3120"/>
+            <w:tcMar>
+              <w:top w:type="dxa" w:w="80"/>
+              <w:left w:type="dxa" w:w="100"/>
+              <w:bottom w:type="dxa" w:w="80"/>
+              <w:right w:type="dxa" w:w="100"/>
+            </w:tcMar>
+          </w:tcPr>
+          <w:p>
+            <w:r>
+              <w:rPr>
+                <w:rFonts w:ascii="Calibri" w:cs="Calibri" w:eastAsia="Calibri" w:hAnsi="Calibri"/>
+                <w:sz w:val="20"/>
+                <w:szCs w:val="20"/>
+              </w:rPr>
+              <w:t xml:space="preserve">163</w:t>
+            </w:r>
+          </w:p>
+        </w:tc>
+        <w:tc>
+          <w:tcPr>
+            <w:tcW w:type="dxa" w:w="3120"/>
+            <w:tcMar>
+              <w:top w:type="dxa" w:w="80"/>
+              <w:left w:type="dxa" w:w="100"/>
+              <w:bottom w:type="dxa" w:w="80"/>
+              <w:right w:type="dxa" w:w="100"/>
+            </w:tcMar>
+          </w:tcPr>
+          <w:p>
+            <w:r>
+              <w:rPr>
+                <w:rFonts w:ascii="Calibri" w:cs="Calibri" w:eastAsia="Calibri" w:hAnsi="Calibri"/>
+                <w:sz w:val="20"/>
+                <w:szCs w:val="20"/>
+              </w:rPr>
+              <w:t xml:space="preserve">HUP_Content_Factory</w:t>
+            </w:r>
+          </w:p>
+        </w:tc>
+      </w:tr>
+      <w:tr>
+        <w:trPr>
+          <w:tblHeader w:val="false"/>
+        </w:trPr>
+        <w:tc>
+          <w:tcPr>
+            <w:tcW w:type="dxa" w:w="3120"/>
+            <w:shd w:fill="F2F5F9" w:color="auto" w:val="clear"/>
+            <w:tcMar>
+              <w:top w:type="dxa" w:w="80"/>
+              <w:left w:type="dxa" w:w="100"/>
+              <w:bottom w:type="dxa" w:w="80"/>
+              <w:right w:type="dxa" w:w="100"/>
+            </w:tcMar>
+          </w:tcPr>
+          <w:p>
+            <w:r>
+              <w:rPr>
+                <w:rFonts w:ascii="Calibri" w:cs="Calibri" w:eastAsia="Calibri" w:hAnsi="Calibri"/>
+                <w:sz w:val="20"/>
+                <w:szCs w:val="20"/>
+              </w:rPr>
+              <w:t xml:space="preserve">Workflows registered for HumanUpgrade alone</w:t>
+            </w:r>
+          </w:p>
+        </w:tc>
+        <w:tc>
+          <w:tcPr>
+            <w:tcW w:type="dxa" w:w="3120"/>
+            <w:shd w:fill="F2F5F9" w:color="auto" w:val="clear"/>
+            <w:tcMar>
+              <w:top w:type="dxa" w:w="80"/>
+              <w:left w:type="dxa" w:w="100"/>
+              <w:bottom w:type="dxa" w:w="80"/>
+              <w:right w:type="dxa" w:w="100"/>
+            </w:tcMar>
+          </w:tcPr>
+          <w:p>
+            <w:r>
+              <w:rPr>
+                <w:rFonts w:ascii="Calibri" w:cs="Calibri" w:eastAsia="Calibri" w:hAnsi="Calibri"/>
+                <w:sz w:val="20"/>
+                <w:szCs w:val="20"/>
+              </w:rPr>
+              <w:t xml:space="preserve">38 (17 duplicated-inactive, 19 registered, 2 active)</w:t>
+            </w:r>
+          </w:p>
+        </w:tc>
+        <w:tc>
+          <w:tcPr>
+            <w:tcW w:type="dxa" w:w="3120"/>
+            <w:shd w:fill="F2F5F9" w:color="auto" w:val="clear"/>
+            <w:tcMar>
+              <w:top w:type="dxa" w:w="80"/>
+              <w:left w:type="dxa" w:w="100"/>
+              <w:bottom w:type="dxa" w:w="80"/>
+              <w:right w:type="dxa" w:w="100"/>
+            </w:tcMar>
+          </w:tcPr>
+          <w:p>
+            <w:r>
+              <w:rPr>
+                <w:rFonts w:ascii="Calibri" w:cs="Calibri" w:eastAsia="Calibri" w:hAnsi="Calibri"/>
+                <w:sz w:val="20"/>
+                <w:szCs w:val="20"/>
+              </w:rPr>
+              <w:t xml:space="preserve">HUP workflow register</w:t>
+            </w:r>
+          </w:p>
+        </w:tc>
+      </w:tr>
+      <w:tr>
+        <w:trPr>
+          <w:tblHeader w:val="false"/>
+        </w:trPr>
+        <w:tc>
+          <w:tcPr>
+            <w:tcW w:type="dxa" w:w="3120"/>
+            <w:tcMar>
+              <w:top w:type="dxa" w:w="80"/>
+              <w:left w:type="dxa" w:w="100"/>
+              <w:bottom w:type="dxa" w:w="80"/>
+              <w:right w:type="dxa" w:w="100"/>
+            </w:tcMar>
+          </w:tcPr>
+          <w:p>
+            <w:r>
+              <w:rPr>
+                <w:rFonts w:ascii="Calibri" w:cs="Calibri" w:eastAsia="Calibri" w:hAnsi="Calibri"/>
+                <w:sz w:val="20"/>
+                <w:szCs w:val="20"/>
+              </w:rPr>
+              <w:t xml:space="preserve">Publish failures logged for FirstDropHQ</w:t>
+            </w:r>
+          </w:p>
+        </w:tc>
+        <w:tc>
+          <w:tcPr>
+            <w:tcW w:type="dxa" w:w="3120"/>
+            <w:tcMar>
+              <w:top w:type="dxa" w:w="80"/>
+              <w:left w:type="dxa" w:w="100"/>
+              <w:bottom w:type="dxa" w:w="80"/>
+              <w:right w:type="dxa" w:w="100"/>
+            </w:tcMar>
+          </w:tcPr>
+          <w:p>
+            <w:r>
+              <w:rPr>
+                <w:rFonts w:ascii="Calibri" w:cs="Calibri" w:eastAsia="Calibri" w:hAnsi="Calibri"/>
+                <w:sz w:val="20"/>
+                <w:szCs w:val="20"/>
+              </w:rPr>
+              <w:t xml:space="preserve">205 events in one log tab, plus 8 failed and 8 partial in another</w:t>
+            </w:r>
+          </w:p>
+        </w:tc>
+        <w:tc>
+          <w:tcPr>
+            <w:tcW w:type="dxa" w:w="3120"/>
+            <w:tcMar>
+              <w:top w:type="dxa" w:w="80"/>
+              <w:left w:type="dxa" w:w="100"/>
+              <w:bottom w:type="dxa" w:w="80"/>
+              <w:right w:type="dxa" w:w="100"/>
+            </w:tcMar>
+          </w:tcPr>
+          <w:p>
+            <w:r>
+              <w:rPr>
+                <w:rFonts w:ascii="Calibri" w:cs="Calibri" w:eastAsia="Calibri" w:hAnsi="Calibri"/>
+                <w:sz w:val="20"/>
+                <w:szCs w:val="20"/>
+              </w:rPr>
+              <w:t xml:space="preserve">FDHQ_Production_Log</w:t>
+            </w:r>
+          </w:p>
+        </w:tc>
+      </w:tr>
+      <w:tr>
+        <w:trPr>
+          <w:tblHeader w:val="false"/>
+        </w:trPr>
+        <w:tc>
+          <w:tcPr>
+            <w:tcW w:type="dxa" w:w="3120"/>
+            <w:shd w:fill="F2F5F9" w:color="auto" w:val="clear"/>
+            <w:tcMar>
+              <w:top w:type="dxa" w:w="80"/>
+              <w:left w:type="dxa" w:w="100"/>
+              <w:bottom w:type="dxa" w:w="80"/>
+              <w:right w:type="dxa" w:w="100"/>
+            </w:tcMar>
+          </w:tcPr>
+          <w:p>
+            <w:r>
+              <w:rPr>
+                <w:rFonts w:ascii="Calibri" w:cs="Calibri" w:eastAsia="Calibri" w:hAnsi="Calibri"/>
+                <w:sz w:val="20"/>
+                <w:szCs w:val="20"/>
+              </w:rPr>
+              <w:t xml:space="preserve">Configuration changes logged for FirstDropHQ</w:t>
+            </w:r>
+          </w:p>
+        </w:tc>
+        <w:tc>
+          <w:tcPr>
+            <w:tcW w:type="dxa" w:w="3120"/>
+            <w:shd w:fill="F2F5F9" w:color="auto" w:val="clear"/>
+            <w:tcMar>
+              <w:top w:type="dxa" w:w="80"/>
+              <w:left w:type="dxa" w:w="100"/>
+              <w:bottom w:type="dxa" w:w="80"/>
+              <w:right w:type="dxa" w:w="100"/>
+            </w:tcMar>
+          </w:tcPr>
+          <w:p>
+            <w:r>
+              <w:rPr>
+                <w:rFonts w:ascii="Calibri" w:cs="Calibri" w:eastAsia="Calibri" w:hAnsi="Calibri"/>
+                <w:sz w:val="20"/>
+                <w:szCs w:val="20"/>
+              </w:rPr>
+              <w:t xml:space="preserve">109 change-log entries (18 Jul to 5 Sep) and 179 config-key updates</w:t>
+            </w:r>
+          </w:p>
+        </w:tc>
+        <w:tc>
+          <w:tcPr>
+            <w:tcW w:type="dxa" w:w="3120"/>
+            <w:shd w:fill="F2F5F9" w:color="auto" w:val="clear"/>
+            <w:tcMar>
+              <w:top w:type="dxa" w:w="80"/>
+              <w:left w:type="dxa" w:w="100"/>
+              <w:bottom w:type="dxa" w:w="80"/>
+              <w:right w:type="dxa" w:w="100"/>
+            </w:tcMar>
+          </w:tcPr>
+          <w:p>
+            <w:r>
+              <w:rPr>
+                <w:rFonts w:ascii="Calibri" w:cs="Calibri" w:eastAsia="Calibri" w:hAnsi="Calibri"/>
+                <w:sz w:val="20"/>
+                <w:szCs w:val="20"/>
+              </w:rPr>
+              <w:t xml:space="preserve">FDHQ_Production_Log</w:t>
+            </w:r>
+          </w:p>
+        </w:tc>
+      </w:tr>
+      <w:tr>
+        <w:trPr>
+          <w:tblHeader w:val="false"/>
+        </w:trPr>
+        <w:tc>
+          <w:tcPr>
+            <w:tcW w:type="dxa" w:w="3120"/>
+            <w:tcMar>
+              <w:top w:type="dxa" w:w="80"/>
+              <w:left w:type="dxa" w:w="100"/>
+              <w:bottom w:type="dxa" w:w="80"/>
+              <w:right w:type="dxa" w:w="100"/>
+            </w:tcMar>
+          </w:tcPr>
+          <w:p>
+            <w:r>
+              <w:rPr>
+                <w:rFonts w:ascii="Calibri" w:cs="Calibri" w:eastAsia="Calibri" w:hAnsi="Calibri"/>
+                <w:sz w:val="20"/>
+                <w:szCs w:val="20"/>
+              </w:rPr>
+              <w:t xml:space="preserve">Competitor accounts catalogued for HumanUpgrade</w:t>
+            </w:r>
+          </w:p>
+        </w:tc>
+        <w:tc>
+          <w:tcPr>
+            <w:tcW w:type="dxa" w:w="3120"/>
+            <w:tcMar>
+              <w:top w:type="dxa" w:w="80"/>
+              <w:left w:type="dxa" w:w="100"/>
+              <w:bottom w:type="dxa" w:w="80"/>
+              <w:right w:type="dxa" w:w="100"/>
+            </w:tcMar>
+          </w:tcPr>
+          <w:p>
+            <w:r>
+              <w:rPr>
+                <w:rFonts w:ascii="Calibri" w:cs="Calibri" w:eastAsia="Calibri" w:hAnsi="Calibri"/>
+                <w:sz w:val="20"/>
+                <w:szCs w:val="20"/>
+              </w:rPr>
+              <w:t xml:space="preserve">188</w:t>
+            </w:r>
+          </w:p>
+        </w:tc>
+        <w:tc>
+          <w:tcPr>
+            <w:tcW w:type="dxa" w:w="3120"/>
+            <w:tcMar>
+              <w:top w:type="dxa" w:w="80"/>
+              <w:left w:type="dxa" w:w="100"/>
+              <w:bottom w:type="dxa" w:w="80"/>
+              <w:right w:type="dxa" w:w="100"/>
+            </w:tcMar>
+          </w:tcPr>
+          <w:p>
+            <w:r>
+              <w:rPr>
+                <w:rFonts w:ascii="Calibri" w:cs="Calibri" w:eastAsia="Calibri" w:hAnsi="Calibri"/>
+                <w:sz w:val="20"/>
+                <w:szCs w:val="20"/>
+              </w:rPr>
+              <w:t xml:space="preserve">HUP accounts tab</w:t>
+            </w:r>
+          </w:p>
+        </w:tc>
+      </w:tr>
+      <w:tr>
+        <w:trPr>
+          <w:tblHeader w:val="false"/>
+        </w:trPr>
+        <w:tc>
+          <w:tcPr>
+            <w:tcW w:type="dxa" w:w="3120"/>
+            <w:shd w:fill="F2F5F9" w:color="auto" w:val="clear"/>
+            <w:tcMar>
+              <w:top w:type="dxa" w:w="80"/>
+              <w:left w:type="dxa" w:w="100"/>
+              <w:bottom w:type="dxa" w:w="80"/>
+              <w:right w:type="dxa" w:w="100"/>
+            </w:tcMar>
+          </w:tcPr>
+          <w:p>
+            <w:r>
+              <w:rPr>
+                <w:rFonts w:ascii="Calibri" w:cs="Calibri" w:eastAsia="Calibri" w:hAnsi="Calibri"/>
+                <w:sz w:val="20"/>
+                <w:szCs w:val="20"/>
+              </w:rPr>
+              <w:t xml:space="preserve">Competitor posts analysed for HumanUpgrade</w:t>
+            </w:r>
+          </w:p>
+        </w:tc>
+        <w:tc>
+          <w:tcPr>
+            <w:tcW w:type="dxa" w:w="3120"/>
+            <w:shd w:fill="F2F5F9" w:color="auto" w:val="clear"/>
+            <w:tcMar>
+              <w:top w:type="dxa" w:w="80"/>
+              <w:left w:type="dxa" w:w="100"/>
+              <w:bottom w:type="dxa" w:w="80"/>
+              <w:right w:type="dxa" w:w="100"/>
+            </w:tcMar>
+          </w:tcPr>
+          <w:p>
+            <w:r>
+              <w:rPr>
+                <w:rFonts w:ascii="Calibri" w:cs="Calibri" w:eastAsia="Calibri" w:hAnsi="Calibri"/>
+                <w:sz w:val="20"/>
+                <w:szCs w:val="20"/>
+              </w:rPr>
+              <w:t xml:space="preserve">145, representing 265 million source views</w:t>
+            </w:r>
+          </w:p>
+        </w:tc>
+        <w:tc>
+          <w:tcPr>
+            <w:tcW w:type="dxa" w:w="3120"/>
+            <w:shd w:fill="F2F5F9" w:color="auto" w:val="clear"/>
+            <w:tcMar>
+              <w:top w:type="dxa" w:w="80"/>
+              <w:left w:type="dxa" w:w="100"/>
+              <w:bottom w:type="dxa" w:w="80"/>
+              <w:right w:type="dxa" w:w="100"/>
+            </w:tcMar>
+          </w:tcPr>
+          <w:p>
+            <w:r>
+              <w:rPr>
+                <w:rFonts w:ascii="Calibri" w:cs="Calibri" w:eastAsia="Calibri" w:hAnsi="Calibri"/>
+                <w:sz w:val="20"/>
+                <w:szCs w:val="20"/>
+              </w:rPr>
+              <w:t xml:space="preserve">HUP knowledge tab</w:t>
+            </w:r>
+          </w:p>
+        </w:tc>
+      </w:tr>
+      <w:tr>
+        <w:trPr>
+          <w:tblHeader w:val="false"/>
+        </w:trPr>
+        <w:tc>
+          <w:tcPr>
+            <w:tcW w:type="dxa" w:w="3120"/>
+            <w:tcMar>
+              <w:top w:type="dxa" w:w="80"/>
+              <w:left w:type="dxa" w:w="100"/>
+              <w:bottom w:type="dxa" w:w="80"/>
+              <w:right w:type="dxa" w:w="100"/>
+            </w:tcMar>
+          </w:tcPr>
+          <w:p>
+            <w:r>
+              <w:rPr>
+                <w:rFonts w:ascii="Calibri" w:cs="Calibri" w:eastAsia="Calibri" w:hAnsi="Calibri"/>
+                <w:sz w:val="20"/>
+                <w:szCs w:val="20"/>
+              </w:rPr>
+              <w:t xml:space="preserve">Versions of one HumanUpgrade video</w:t>
+            </w:r>
+          </w:p>
+        </w:tc>
+        <w:tc>
+          <w:tcPr>
+            <w:tcW w:type="dxa" w:w="3120"/>
+            <w:tcMar>
+              <w:top w:type="dxa" w:w="80"/>
+              <w:left w:type="dxa" w:w="100"/>
+              <w:bottom w:type="dxa" w:w="80"/>
+              <w:right w:type="dxa" w:w="100"/>
+            </w:tcMar>
+          </w:tcPr>
+          <w:p>
+            <w:r>
+              <w:rPr>
+                <w:rFonts w:ascii="Calibri" w:cs="Calibri" w:eastAsia="Calibri" w:hAnsi="Calibri"/>
+                <w:sz w:val="20"/>
+                <w:szCs w:val="20"/>
+              </w:rPr>
+              <w:t xml:space="preserve">18 (V16 rejected, V17 audited, V18 built)</w:t>
+            </w:r>
+          </w:p>
+        </w:tc>
+        <w:tc>
+          <w:tcPr>
+            <w:tcW w:type="dxa" w:w="3120"/>
+            <w:tcMar>
+              <w:top w:type="dxa" w:w="80"/>
+              <w:left w:type="dxa" w:w="100"/>
+              <w:bottom w:type="dxa" w:w="80"/>
+              <w:right w:type="dxa" w:w="100"/>
+            </w:tcMar>
+          </w:tcPr>
+          <w:p>
+            <w:r>
+              <w:rPr>
+                <w:rFonts w:ascii="Calibri" w:cs="Calibri" w:eastAsia="Calibri" w:hAnsi="Calibri"/>
+                <w:sz w:val="20"/>
+                <w:szCs w:val="20"/>
+              </w:rPr>
+              <w:t xml:space="preserve">HUHQ_PSY_V18_HANDOVER</w:t>
+            </w:r>
+          </w:p>
+        </w:tc>
+      </w:tr>
+      <w:tr>
+        <w:trPr>
+          <w:tblHeader w:val="false"/>
+        </w:trPr>
+        <w:tc>
+          <w:tcPr>
+            <w:tcW w:type="dxa" w:w="3120"/>
+            <w:shd w:fill="F2F5F9" w:color="auto" w:val="clear"/>
+            <w:tcMar>
+              <w:top w:type="dxa" w:w="80"/>
+              <w:left w:type="dxa" w:w="100"/>
+              <w:bottom w:type="dxa" w:w="80"/>
+              <w:right w:type="dxa" w:w="100"/>
+            </w:tcMar>
+          </w:tcPr>
+          <w:p>
+            <w:r>
+              <w:rPr>
+                <w:rFonts w:ascii="Calibri" w:cs="Calibri" w:eastAsia="Calibri" w:hAnsi="Calibri"/>
+                <w:sz w:val="20"/>
+                <w:szCs w:val="20"/>
+              </w:rPr>
+              <w:t xml:space="preserve">Episodes of FruitDrama produced before naming an account</w:t>
+            </w:r>
+          </w:p>
+        </w:tc>
+        <w:tc>
+          <w:tcPr>
+            <w:tcW w:type="dxa" w:w="3120"/>
+            <w:shd w:fill="F2F5F9" w:color="auto" w:val="clear"/>
+            <w:tcMar>
+              <w:top w:type="dxa" w:w="80"/>
+              <w:left w:type="dxa" w:w="100"/>
+              <w:bottom w:type="dxa" w:w="80"/>
+              <w:right w:type="dxa" w:w="100"/>
+            </w:tcMar>
+          </w:tcPr>
+          <w:p>
+            <w:r>
+              <w:rPr>
+                <w:rFonts w:ascii="Calibri" w:cs="Calibri" w:eastAsia="Calibri" w:hAnsi="Calibri"/>
+                <w:sz w:val="20"/>
+                <w:szCs w:val="20"/>
+              </w:rPr>
+              <w:t xml:space="preserve">14</w:t>
+            </w:r>
+          </w:p>
+        </w:tc>
+        <w:tc>
+          <w:tcPr>
+            <w:tcW w:type="dxa" w:w="3120"/>
+            <w:shd w:fill="F2F5F9" w:color="auto" w:val="clear"/>
+            <w:tcMar>
+              <w:top w:type="dxa" w:w="80"/>
+              <w:left w:type="dxa" w:w="100"/>
+              <w:bottom w:type="dxa" w:w="80"/>
+              <w:right w:type="dxa" w:w="100"/>
+            </w:tcMar>
+          </w:tcPr>
+          <w:p>
+            <w:r>
+              <w:rPr>
+                <w:rFonts w:ascii="Calibri" w:cs="Calibri" w:eastAsia="Calibri" w:hAnsi="Calibri"/>
+                <w:sz w:val="20"/>
+                <w:szCs w:val="20"/>
+              </w:rPr>
+              <w:t xml:space="preserve">SESSION_END_2026-06-21</w:t>
+            </w:r>
+          </w:p>
+        </w:tc>
+      </w:tr>
+      <w:tr>
+        <w:trPr>
+          <w:tblHeader w:val="false"/>
+        </w:trPr>
+        <w:tc>
+          <w:tcPr>
+            <w:tcW w:type="dxa" w:w="3120"/>
+            <w:tcMar>
+              <w:top w:type="dxa" w:w="80"/>
+              <w:left w:type="dxa" w:w="100"/>
+              <w:bottom w:type="dxa" w:w="80"/>
+              <w:right w:type="dxa" w:w="100"/>
+            </w:tcMar>
+          </w:tcPr>
+          <w:p>
+            <w:r>
+              <w:rPr>
+                <w:rFonts w:ascii="Calibri" w:cs="Calibri" w:eastAsia="Calibri" w:hAnsi="Calibri"/>
+                <w:sz w:val="20"/>
+                <w:szCs w:val="20"/>
+              </w:rPr>
+              <w:t xml:space="preserve">Rejected topics vs used, FirstDropHQ June</w:t>
+            </w:r>
+          </w:p>
+        </w:tc>
+        <w:tc>
+          <w:tcPr>
+            <w:tcW w:type="dxa" w:w="3120"/>
+            <w:tcMar>
+              <w:top w:type="dxa" w:w="80"/>
+              <w:left w:type="dxa" w:w="100"/>
+              <w:bottom w:type="dxa" w:w="80"/>
+              <w:right w:type="dxa" w:w="100"/>
+            </w:tcMar>
+          </w:tcPr>
+          <w:p>
+            <w:r>
+              <w:rPr>
+                <w:rFonts w:ascii="Calibri" w:cs="Calibri" w:eastAsia="Calibri" w:hAnsi="Calibri"/>
+                <w:sz w:val="20"/>
+                <w:szCs w:val="20"/>
+              </w:rPr>
+              <w:t xml:space="preserve">61 rejected, 50 used</w:t>
+            </w:r>
+          </w:p>
+        </w:tc>
+        <w:tc>
+          <w:tcPr>
+            <w:tcW w:type="dxa" w:w="3120"/>
+            <w:tcMar>
+              <w:top w:type="dxa" w:w="80"/>
+              <w:left w:type="dxa" w:w="100"/>
+              <w:bottom w:type="dxa" w:w="80"/>
+              <w:right w:type="dxa" w:w="100"/>
+            </w:tcMar>
+          </w:tcPr>
+          <w:p>
+            <w:r>
+              <w:rPr>
+                <w:rFonts w:ascii="Calibri" w:cs="Calibri" w:eastAsia="Calibri" w:hAnsi="Calibri"/>
+                <w:sz w:val="20"/>
+                <w:szCs w:val="20"/>
+              </w:rPr>
+              <w:t xml:space="preserve">Archived FDH Content Factory</w:t>
+            </w:r>
+          </w:p>
+        </w:tc>
+      </w:tr>
+    </w:tbl>
+    <w:p>
+      <w:pPr>
+        <w:spacing w:after="120"/>
+      </w:pPr>
+    </w:p>
+    <w:p>
+      <w:pPr>
+        <w:pStyle w:val="Heading1"/>
+        <w:spacing w:after="160" w:before="360"/>
+      </w:pPr>
+      <w:r>
+        <w:t xml:space="preserve">What the management layer looked like</w:t>
       </w:r>
     </w:p>
     <w:p>
@@ -1500,7 +4500,1519 @@
         <w:rPr>
           <w:rFonts w:ascii="Calibri" w:cs="Calibri" w:eastAsia="Calibri" w:hAnsi="Calibri"/>
         </w:rPr>
-        <w:t xml:space="preserve">The brief offered three options: a FirstDropHQ pillar, an independent account, or a recurring series.</w:t>
+        <w:t xml:space="preserve">This is the part that matters for the account. The machine needed a machine to manage it, and then a human to manage that.</w:t>
+      </w:r>
+    </w:p>
+    <w:tbl>
+      <w:tblPr>
+        <w:tblW w:type="dxa" w:w="9360"/>
+        <w:tblBorders>
+          <w:top w:val="single" w:color="auto" w:sz="4"/>
+          <w:left w:val="single" w:color="auto" w:sz="4"/>
+          <w:bottom w:val="single" w:color="auto" w:sz="4"/>
+          <w:right w:val="single" w:color="auto" w:sz="4"/>
+          <w:insideH w:val="single" w:color="auto" w:sz="4"/>
+          <w:insideV w:val="single" w:color="auto" w:sz="4"/>
+        </w:tblBorders>
+      </w:tblPr>
+      <w:tblGrid>
+        <w:gridCol w:w="3120"/>
+        <w:gridCol w:w="3120"/>
+        <w:gridCol w:w="3120"/>
+      </w:tblGrid>
+      <w:tr>
+        <w:trPr>
+          <w:tblHeader/>
+        </w:trPr>
+        <w:tc>
+          <w:tcPr>
+            <w:tcW w:type="dxa" w:w="3120"/>
+            <w:shd w:fill="1F3A5F" w:color="auto" w:val="clear"/>
+            <w:tcMar>
+              <w:top w:type="dxa" w:w="80"/>
+              <w:left w:type="dxa" w:w="100"/>
+              <w:bottom w:type="dxa" w:w="80"/>
+              <w:right w:type="dxa" w:w="100"/>
+            </w:tcMar>
+          </w:tcPr>
+          <w:p>
+            <w:r>
+              <w:rPr>
+                <w:rFonts w:ascii="Calibri" w:cs="Calibri" w:eastAsia="Calibri" w:hAnsi="Calibri"/>
+                <w:b/>
+                <w:bCs/>
+                <w:color w:val="FFFFFF"/>
+                <w:sz w:val="20"/>
+                <w:szCs w:val="20"/>
+              </w:rPr>
+              <w:t xml:space="preserve">Artefact</w:t>
+            </w:r>
+          </w:p>
+        </w:tc>
+        <w:tc>
+          <w:tcPr>
+            <w:tcW w:type="dxa" w:w="3120"/>
+            <w:shd w:fill="1F3A5F" w:color="auto" w:val="clear"/>
+            <w:tcMar>
+              <w:top w:type="dxa" w:w="80"/>
+              <w:left w:type="dxa" w:w="100"/>
+              <w:bottom w:type="dxa" w:w="80"/>
+              <w:right w:type="dxa" w:w="100"/>
+            </w:tcMar>
+          </w:tcPr>
+          <w:p>
+            <w:r>
+              <w:rPr>
+                <w:rFonts w:ascii="Calibri" w:cs="Calibri" w:eastAsia="Calibri" w:hAnsi="Calibri"/>
+                <w:b/>
+                <w:bCs/>
+                <w:color w:val="FFFFFF"/>
+                <w:sz w:val="20"/>
+                <w:szCs w:val="20"/>
+              </w:rPr>
+              <w:t xml:space="preserve">What it is</w:t>
+            </w:r>
+          </w:p>
+        </w:tc>
+        <w:tc>
+          <w:tcPr>
+            <w:tcW w:type="dxa" w:w="3120"/>
+            <w:shd w:fill="1F3A5F" w:color="auto" w:val="clear"/>
+            <w:tcMar>
+              <w:top w:type="dxa" w:w="80"/>
+              <w:left w:type="dxa" w:w="100"/>
+              <w:bottom w:type="dxa" w:w="80"/>
+              <w:right w:type="dxa" w:w="100"/>
+            </w:tcMar>
+          </w:tcPr>
+          <w:p>
+            <w:r>
+              <w:rPr>
+                <w:rFonts w:ascii="Calibri" w:cs="Calibri" w:eastAsia="Calibri" w:hAnsi="Calibri"/>
+                <w:b/>
+                <w:bCs/>
+                <w:color w:val="FFFFFF"/>
+                <w:sz w:val="20"/>
+                <w:szCs w:val="20"/>
+              </w:rPr>
+              <w:t xml:space="preserve">Source</w:t>
+            </w:r>
+          </w:p>
+        </w:tc>
+      </w:tr>
+      <w:tr>
+        <w:trPr>
+          <w:tblHeader w:val="false"/>
+        </w:trPr>
+        <w:tc>
+          <w:tcPr>
+            <w:tcW w:type="dxa" w:w="3120"/>
+            <w:tcMar>
+              <w:top w:type="dxa" w:w="80"/>
+              <w:left w:type="dxa" w:w="100"/>
+              <w:bottom w:type="dxa" w:w="80"/>
+              <w:right w:type="dxa" w:w="100"/>
+            </w:tcMar>
+          </w:tcPr>
+          <w:p>
+            <w:r>
+              <w:rPr>
+                <w:rFonts w:ascii="Calibri" w:cs="Calibri" w:eastAsia="Calibri" w:hAnsi="Calibri"/>
+                <w:sz w:val="20"/>
+                <w:szCs w:val="20"/>
+              </w:rPr>
+              <w:t xml:space="preserve">Terminal recording of every Claude session</w:t>
+            </w:r>
+          </w:p>
+        </w:tc>
+        <w:tc>
+          <w:tcPr>
+            <w:tcW w:type="dxa" w:w="3120"/>
+            <w:tcMar>
+              <w:top w:type="dxa" w:w="80"/>
+              <w:left w:type="dxa" w:w="100"/>
+              <w:bottom w:type="dxa" w:w="80"/>
+              <w:right w:type="dxa" w:w="100"/>
+            </w:tcMar>
+          </w:tcPr>
+          <w:p>
+            <w:r>
+              <w:rPr>
+                <w:rFonts w:ascii="Consolas" w:cs="Consolas" w:eastAsia="Consolas" w:hAnsi="Consolas"/>
+                <w:sz w:val="20"/>
+                <w:szCs w:val="20"/>
+              </w:rPr>
+              <w:t xml:space="preserve">script</w:t>
+            </w:r>
+            <w:r>
+              <w:rPr>
+                <w:rFonts w:ascii="Calibri" w:cs="Calibri" w:eastAsia="Calibri" w:hAnsi="Calibri"/>
+                <w:sz w:val="20"/>
+                <w:szCs w:val="20"/>
+              </w:rPr>
+              <w:t xml:space="preserve"> wrapper started before every session; 191 recordings between 20 May and 25 Jun (36 days, about five sessions a day)</w:t>
+            </w:r>
+          </w:p>
+        </w:tc>
+        <w:tc>
+          <w:tcPr>
+            <w:tcW w:type="dxa" w:w="3120"/>
+            <w:tcMar>
+              <w:top w:type="dxa" w:w="80"/>
+              <w:left w:type="dxa" w:w="100"/>
+              <w:bottom w:type="dxa" w:w="80"/>
+              <w:right w:type="dxa" w:w="100"/>
+            </w:tcMar>
+          </w:tcPr>
+          <w:p>
+            <w:r>
+              <w:rPr>
+                <w:rFonts w:ascii="Calibri" w:cs="Calibri" w:eastAsia="Calibri" w:hAnsi="Calibri"/>
+                <w:sz w:val="20"/>
+                <w:szCs w:val="20"/>
+              </w:rPr>
+              <w:t xml:space="preserve">"Call Claude Code Session + Auto Save" doc; PCR recall note</w:t>
+            </w:r>
+          </w:p>
+        </w:tc>
+      </w:tr>
+      <w:tr>
+        <w:trPr>
+          <w:tblHeader w:val="false"/>
+        </w:trPr>
+        <w:tc>
+          <w:tcPr>
+            <w:tcW w:type="dxa" w:w="3120"/>
+            <w:shd w:fill="F2F5F9" w:color="auto" w:val="clear"/>
+            <w:tcMar>
+              <w:top w:type="dxa" w:w="80"/>
+              <w:left w:type="dxa" w:w="100"/>
+              <w:bottom w:type="dxa" w:w="80"/>
+              <w:right w:type="dxa" w:w="100"/>
+            </w:tcMar>
+          </w:tcPr>
+          <w:p>
+            <w:r>
+              <w:rPr>
+                <w:rFonts w:ascii="Calibri" w:cs="Calibri" w:eastAsia="Calibri" w:hAnsi="Calibri"/>
+                <w:sz w:val="20"/>
+                <w:szCs w:val="20"/>
+              </w:rPr>
+              <w:t xml:space="preserve">Claude transcripts on disk</w:t>
+            </w:r>
+          </w:p>
+        </w:tc>
+        <w:tc>
+          <w:tcPr>
+            <w:tcW w:type="dxa" w:w="3120"/>
+            <w:shd w:fill="F2F5F9" w:color="auto" w:val="clear"/>
+            <w:tcMar>
+              <w:top w:type="dxa" w:w="80"/>
+              <w:left w:type="dxa" w:w="100"/>
+              <w:bottom w:type="dxa" w:w="80"/>
+              <w:right w:type="dxa" w:w="100"/>
+            </w:tcMar>
+          </w:tcPr>
+          <w:p>
+            <w:r>
+              <w:rPr>
+                <w:rFonts w:ascii="Calibri" w:cs="Calibri" w:eastAsia="Calibri" w:hAnsi="Calibri"/>
+                <w:sz w:val="20"/>
+                <w:szCs w:val="20"/>
+              </w:rPr>
+              <w:t xml:space="preserve">170 JSONL files in the same period</w:t>
+            </w:r>
+          </w:p>
+        </w:tc>
+        <w:tc>
+          <w:tcPr>
+            <w:tcW w:type="dxa" w:w="3120"/>
+            <w:shd w:fill="F2F5F9" w:color="auto" w:val="clear"/>
+            <w:tcMar>
+              <w:top w:type="dxa" w:w="80"/>
+              <w:left w:type="dxa" w:w="100"/>
+              <w:bottom w:type="dxa" w:w="80"/>
+              <w:right w:type="dxa" w:w="100"/>
+            </w:tcMar>
+          </w:tcPr>
+          <w:p>
+            <w:r>
+              <w:rPr>
+                <w:rFonts w:ascii="Calibri" w:cs="Calibri" w:eastAsia="Calibri" w:hAnsi="Calibri"/>
+                <w:sz w:val="20"/>
+                <w:szCs w:val="20"/>
+              </w:rPr>
+              <w:t xml:space="preserve">PCR recall note</w:t>
+            </w:r>
+          </w:p>
+        </w:tc>
+      </w:tr>
+      <w:tr>
+        <w:trPr>
+          <w:tblHeader w:val="false"/>
+        </w:trPr>
+        <w:tc>
+          <w:tcPr>
+            <w:tcW w:type="dxa" w:w="3120"/>
+            <w:tcMar>
+              <w:top w:type="dxa" w:w="80"/>
+              <w:left w:type="dxa" w:w="100"/>
+              <w:bottom w:type="dxa" w:w="80"/>
+              <w:right w:type="dxa" w:w="100"/>
+            </w:tcMar>
+          </w:tcPr>
+          <w:p>
+            <w:r>
+              <w:rPr>
+                <w:rFonts w:ascii="Calibri" w:cs="Calibri" w:eastAsia="Calibri" w:hAnsi="Calibri"/>
+                <w:sz w:val="20"/>
+                <w:szCs w:val="20"/>
+              </w:rPr>
+              <w:t xml:space="preserve">End-of-session ritual</w:t>
+            </w:r>
+          </w:p>
+        </w:tc>
+        <w:tc>
+          <w:tcPr>
+            <w:tcW w:type="dxa" w:w="3120"/>
+            <w:tcMar>
+              <w:top w:type="dxa" w:w="80"/>
+              <w:left w:type="dxa" w:w="100"/>
+              <w:bottom w:type="dxa" w:w="80"/>
+              <w:right w:type="dxa" w:w="100"/>
+            </w:tcMar>
+          </w:tcPr>
+          <w:p>
+            <w:r>
+              <w:rPr>
+                <w:rFonts w:ascii="Calibri" w:cs="Calibri" w:eastAsia="Calibri" w:hAnsi="Calibri"/>
+                <w:sz w:val="20"/>
+                <w:szCs w:val="20"/>
+              </w:rPr>
+              <w:t xml:space="preserve">A standard message demanding "LOSSLESS DURABLE STATE", read-back verification, "GOVERNED SHUTDOWN", and a resume message for the next session; a spreadsheet of 27 such handovers</w:t>
+            </w:r>
+          </w:p>
+        </w:tc>
+        <w:tc>
+          <w:tcPr>
+            <w:tcW w:type="dxa" w:w="3120"/>
+            <w:tcMar>
+              <w:top w:type="dxa" w:w="80"/>
+              <w:left w:type="dxa" w:w="100"/>
+              <w:bottom w:type="dxa" w:w="80"/>
+              <w:right w:type="dxa" w:w="100"/>
+            </w:tcMar>
+          </w:tcPr>
+          <w:p>
+            <w:r>
+              <w:rPr>
+                <w:rFonts w:ascii="Calibri" w:cs="Calibri" w:eastAsia="Calibri" w:hAnsi="Calibri"/>
+                <w:sz w:val="20"/>
+                <w:szCs w:val="20"/>
+              </w:rPr>
+              <w:t xml:space="preserve">"Claude End of Session Prompt Messages" sheet</w:t>
+            </w:r>
+          </w:p>
+        </w:tc>
+      </w:tr>
+      <w:tr>
+        <w:trPr>
+          <w:tblHeader w:val="false"/>
+        </w:trPr>
+        <w:tc>
+          <w:tcPr>
+            <w:tcW w:type="dxa" w:w="3120"/>
+            <w:shd w:fill="F2F5F9" w:color="auto" w:val="clear"/>
+            <w:tcMar>
+              <w:top w:type="dxa" w:w="80"/>
+              <w:left w:type="dxa" w:w="100"/>
+              <w:bottom w:type="dxa" w:w="80"/>
+              <w:right w:type="dxa" w:w="100"/>
+            </w:tcMar>
+          </w:tcPr>
+          <w:p>
+            <w:r>
+              <w:rPr>
+                <w:rFonts w:ascii="Calibri" w:cs="Calibri" w:eastAsia="Calibri" w:hAnsi="Calibri"/>
+                <w:sz w:val="20"/>
+                <w:szCs w:val="20"/>
+              </w:rPr>
+              <w:t xml:space="preserve">Hash-verified checkpoints</w:t>
+            </w:r>
+          </w:p>
+        </w:tc>
+        <w:tc>
+          <w:tcPr>
+            <w:tcW w:type="dxa" w:w="3120"/>
+            <w:shd w:fill="F2F5F9" w:color="auto" w:val="clear"/>
+            <w:tcMar>
+              <w:top w:type="dxa" w:w="80"/>
+              <w:left w:type="dxa" w:w="100"/>
+              <w:bottom w:type="dxa" w:w="80"/>
+              <w:right w:type="dxa" w:w="100"/>
+            </w:tcMar>
+          </w:tcPr>
+          <w:p>
+            <w:r>
+              <w:rPr>
+                <w:rFonts w:ascii="Calibri" w:cs="Calibri" w:eastAsia="Calibri" w:hAnsi="Calibri"/>
+                <w:sz w:val="20"/>
+                <w:szCs w:val="20"/>
+              </w:rPr>
+              <w:t xml:space="preserve">Session checkpoints that re-hash 9 artefacts and a "CONSTITUTION RULE LIBRARY v1.1.7" before doing anything</w:t>
+            </w:r>
+          </w:p>
+        </w:tc>
+        <w:tc>
+          <w:tcPr>
+            <w:tcW w:type="dxa" w:w="3120"/>
+            <w:shd w:fill="F2F5F9" w:color="auto" w:val="clear"/>
+            <w:tcMar>
+              <w:top w:type="dxa" w:w="80"/>
+              <w:left w:type="dxa" w:w="100"/>
+              <w:bottom w:type="dxa" w:w="80"/>
+              <w:right w:type="dxa" w:w="100"/>
+            </w:tcMar>
+          </w:tcPr>
+          <w:p>
+            <w:r>
+              <w:rPr>
+                <w:rFonts w:ascii="Calibri" w:cs="Calibri" w:eastAsia="Calibri" w:hAnsi="Calibri"/>
+                <w:sz w:val="20"/>
+                <w:szCs w:val="20"/>
+              </w:rPr>
+              <w:t xml:space="preserve">C9_SESSION_2026-08-11_CHECKPOINT_A</w:t>
+            </w:r>
+          </w:p>
+        </w:tc>
+      </w:tr>
+      <w:tr>
+        <w:trPr>
+          <w:tblHeader w:val="false"/>
+        </w:trPr>
+        <w:tc>
+          <w:tcPr>
+            <w:tcW w:type="dxa" w:w="3120"/>
+            <w:tcMar>
+              <w:top w:type="dxa" w:w="80"/>
+              <w:left w:type="dxa" w:w="100"/>
+              <w:bottom w:type="dxa" w:w="80"/>
+              <w:right w:type="dxa" w:w="100"/>
+            </w:tcMar>
+          </w:tcPr>
+          <w:p>
+            <w:r>
+              <w:rPr>
+                <w:rFonts w:ascii="Calibri" w:cs="Calibri" w:eastAsia="Calibri" w:hAnsi="Calibri"/>
+                <w:sz w:val="20"/>
+                <w:szCs w:val="20"/>
+              </w:rPr>
+              <w:t xml:space="preserve">Chairman approvals</w:t>
+            </w:r>
+          </w:p>
+        </w:tc>
+        <w:tc>
+          <w:tcPr>
+            <w:tcW w:type="dxa" w:w="3120"/>
+            <w:tcMar>
+              <w:top w:type="dxa" w:w="80"/>
+              <w:left w:type="dxa" w:w="100"/>
+              <w:bottom w:type="dxa" w:w="80"/>
+              <w:right w:type="dxa" w:w="100"/>
+            </w:tcMar>
+          </w:tcPr>
+          <w:p>
+            <w:r>
+              <w:rPr>
+                <w:rFonts w:ascii="Calibri" w:cs="Calibri" w:eastAsia="Calibri" w:hAnsi="Calibri"/>
+                <w:sz w:val="20"/>
+                <w:szCs w:val="20"/>
+              </w:rPr>
+              <w:t xml:space="preserve">25 approval rows in one product's log, each item decided by "chairman"; "Claude = Builder. ChatGPT = independent auditor. [Owner] = final GO authority."</w:t>
+            </w:r>
+          </w:p>
+        </w:tc>
+        <w:tc>
+          <w:tcPr>
+            <w:tcW w:type="dxa" w:w="3120"/>
+            <w:tcMar>
+              <w:top w:type="dxa" w:w="80"/>
+              <w:left w:type="dxa" w:w="100"/>
+              <w:bottom w:type="dxa" w:w="80"/>
+              <w:right w:type="dxa" w:w="100"/>
+            </w:tcMar>
+          </w:tcPr>
+          <w:p>
+            <w:r>
+              <w:rPr>
+                <w:rFonts w:ascii="Calibri" w:cs="Calibri" w:eastAsia="Calibri" w:hAnsi="Calibri"/>
+                <w:sz w:val="20"/>
+                <w:szCs w:val="20"/>
+              </w:rPr>
+              <w:t xml:space="preserve">HUP approvals tab; HUHQ handover</w:t>
+            </w:r>
+          </w:p>
+        </w:tc>
+      </w:tr>
+      <w:tr>
+        <w:trPr>
+          <w:tblHeader w:val="false"/>
+        </w:trPr>
+        <w:tc>
+          <w:tcPr>
+            <w:tcW w:type="dxa" w:w="3120"/>
+            <w:shd w:fill="F2F5F9" w:color="auto" w:val="clear"/>
+            <w:tcMar>
+              <w:top w:type="dxa" w:w="80"/>
+              <w:left w:type="dxa" w:w="100"/>
+              <w:bottom w:type="dxa" w:w="80"/>
+              <w:right w:type="dxa" w:w="100"/>
+            </w:tcMar>
+          </w:tcPr>
+          <w:p>
+            <w:r>
+              <w:rPr>
+                <w:rFonts w:ascii="Calibri" w:cs="Calibri" w:eastAsia="Calibri" w:hAnsi="Calibri"/>
+                <w:sz w:val="20"/>
+                <w:szCs w:val="20"/>
+              </w:rPr>
+              <w:t xml:space="preserve">Spend ceilings</w:t>
+            </w:r>
+          </w:p>
+        </w:tc>
+        <w:tc>
+          <w:tcPr>
+            <w:tcW w:type="dxa" w:w="3120"/>
+            <w:shd w:fill="F2F5F9" w:color="auto" w:val="clear"/>
+            <w:tcMar>
+              <w:top w:type="dxa" w:w="80"/>
+              <w:left w:type="dxa" w:w="100"/>
+              <w:bottom w:type="dxa" w:w="80"/>
+              <w:right w:type="dxa" w:w="100"/>
+            </w:tcMar>
+          </w:tcPr>
+          <w:p>
+            <w:r>
+              <w:rPr>
+                <w:rFonts w:ascii="Calibri" w:cs="Calibri" w:eastAsia="Calibri" w:hAnsi="Calibri"/>
+                <w:sz w:val="20"/>
+                <w:szCs w:val="20"/>
+              </w:rPr>
+              <w:t xml:space="preserve">$5.00 absolute ceiling per product; $2.00 per FirstDropHQ cycle; claim-before-spend gate written yesterday</w:t>
+            </w:r>
+          </w:p>
+        </w:tc>
+        <w:tc>
+          <w:tcPr>
+            <w:tcW w:type="dxa" w:w="3120"/>
+            <w:shd w:fill="F2F5F9" w:color="auto" w:val="clear"/>
+            <w:tcMar>
+              <w:top w:type="dxa" w:w="80"/>
+              <w:left w:type="dxa" w:w="100"/>
+              <w:bottom w:type="dxa" w:w="80"/>
+              <w:right w:type="dxa" w:w="100"/>
+            </w:tcMar>
+          </w:tcPr>
+          <w:p>
+            <w:r>
+              <w:rPr>
+                <w:rFonts w:ascii="Calibri" w:cs="Calibri" w:eastAsia="Calibri" w:hAnsi="Calibri"/>
+                <w:sz w:val="20"/>
+                <w:szCs w:val="20"/>
+              </w:rPr>
+              <w:t xml:space="preserve">Cost ledgers; fdhq_spend.py, 5 Sep</w:t>
+            </w:r>
+          </w:p>
+        </w:tc>
+      </w:tr>
+      <w:tr>
+        <w:trPr>
+          <w:tblHeader w:val="false"/>
+        </w:trPr>
+        <w:tc>
+          <w:tcPr>
+            <w:tcW w:type="dxa" w:w="3120"/>
+            <w:tcMar>
+              <w:top w:type="dxa" w:w="80"/>
+              <w:left w:type="dxa" w:w="100"/>
+              <w:bottom w:type="dxa" w:w="80"/>
+              <w:right w:type="dxa" w:w="100"/>
+            </w:tcMar>
+          </w:tcPr>
+          <w:p>
+            <w:r>
+              <w:rPr>
+                <w:rFonts w:ascii="Calibri" w:cs="Calibri" w:eastAsia="Calibri" w:hAnsi="Calibri"/>
+                <w:sz w:val="20"/>
+                <w:szCs w:val="20"/>
+              </w:rPr>
+              <w:t xml:space="preserve">Project Control Relay</w:t>
+            </w:r>
+          </w:p>
+        </w:tc>
+        <w:tc>
+          <w:tcPr>
+            <w:tcW w:type="dxa" w:w="3120"/>
+            <w:tcMar>
+              <w:top w:type="dxa" w:w="80"/>
+              <w:left w:type="dxa" w:w="100"/>
+              <w:bottom w:type="dxa" w:w="80"/>
+              <w:right w:type="dxa" w:w="100"/>
+            </w:tcMar>
+          </w:tcPr>
+          <w:p>
+            <w:r>
+              <w:rPr>
+                <w:rFonts w:ascii="Calibri" w:cs="Calibri" w:eastAsia="Calibri" w:hAnsi="Calibri"/>
+                <w:sz w:val="20"/>
+                <w:szCs w:val="20"/>
+              </w:rPr>
+              <w:t xml:space="preserve">A four-layer control system (Claude workers, a relay, ChatGPT controller, human executive) to "remove me from the day-to-day management of multiple AI projects". Spec 3 Jun. Born 4 Jun. Declared "a complete failure" and deleted 25 Jun, with no git and no Time Machine. Post-mortem lists "M7 = deleting the history" as a mistake never to repeat.</w:t>
+            </w:r>
+          </w:p>
+        </w:tc>
+        <w:tc>
+          <w:tcPr>
+            <w:tcW w:type="dxa" w:w="3120"/>
+            <w:tcMar>
+              <w:top w:type="dxa" w:w="80"/>
+              <w:left w:type="dxa" w:w="100"/>
+              <w:bottom w:type="dxa" w:w="80"/>
+              <w:right w:type="dxa" w:w="100"/>
+            </w:tcMar>
+          </w:tcPr>
+          <w:p>
+            <w:r>
+              <w:rPr>
+                <w:rFonts w:ascii="Calibri" w:cs="Calibri" w:eastAsia="Calibri" w:hAnsi="Calibri"/>
+                <w:sz w:val="20"/>
+                <w:szCs w:val="20"/>
+              </w:rPr>
+              <w:t xml:space="preserve">PROJECT CONTROL MASTER SPECIFICATION V1; End of Session sheet</w:t>
+            </w:r>
+          </w:p>
+        </w:tc>
+      </w:tr>
+    </w:tbl>
+    <w:p>
+      <w:pPr>
+        <w:spacing w:after="120"/>
+      </w:pPr>
+    </w:p>
+    <w:p>
+      <w:pPr>
+        <w:pStyle w:val="Heading1"/>
+        <w:spacing w:after="160" w:before="360"/>
+      </w:pPr>
+      <w:r>
+        <w:t xml:space="preserve">What the money looked like</w:t>
+      </w:r>
+    </w:p>
+    <w:p>
+      <w:pPr>
+        <w:spacing w:after="140" w:line="300"/>
+      </w:pPr>
+      <w:r>
+        <w:rPr>
+          <w:rFonts w:ascii="Calibri" w:cs="Calibri" w:eastAsia="Calibri" w:hAnsi="Calibri"/>
+        </w:rPr>
+        <w:t xml:space="preserve">The API money was tiny. The ledgers were kept to the cent.</w:t>
+      </w:r>
+    </w:p>
+    <w:tbl>
+      <w:tblPr>
+        <w:tblW w:type="dxa" w:w="9360"/>
+        <w:tblBorders>
+          <w:top w:val="single" w:color="auto" w:sz="4"/>
+          <w:left w:val="single" w:color="auto" w:sz="4"/>
+          <w:bottom w:val="single" w:color="auto" w:sz="4"/>
+          <w:right w:val="single" w:color="auto" w:sz="4"/>
+          <w:insideH w:val="single" w:color="auto" w:sz="4"/>
+          <w:insideV w:val="single" w:color="auto" w:sz="4"/>
+        </w:tblBorders>
+      </w:tblPr>
+      <w:tblGrid>
+        <w:gridCol w:w="3120"/>
+        <w:gridCol w:w="3120"/>
+        <w:gridCol w:w="3120"/>
+      </w:tblGrid>
+      <w:tr>
+        <w:trPr>
+          <w:tblHeader/>
+        </w:trPr>
+        <w:tc>
+          <w:tcPr>
+            <w:tcW w:type="dxa" w:w="3120"/>
+            <w:shd w:fill="1F3A5F" w:color="auto" w:val="clear"/>
+            <w:tcMar>
+              <w:top w:type="dxa" w:w="80"/>
+              <w:left w:type="dxa" w:w="100"/>
+              <w:bottom w:type="dxa" w:w="80"/>
+              <w:right w:type="dxa" w:w="100"/>
+            </w:tcMar>
+          </w:tcPr>
+          <w:p>
+            <w:r>
+              <w:rPr>
+                <w:rFonts w:ascii="Calibri" w:cs="Calibri" w:eastAsia="Calibri" w:hAnsi="Calibri"/>
+                <w:b/>
+                <w:bCs/>
+                <w:color w:val="FFFFFF"/>
+                <w:sz w:val="20"/>
+                <w:szCs w:val="20"/>
+              </w:rPr>
+              <w:t xml:space="preserve">Item</w:t>
+            </w:r>
+          </w:p>
+        </w:tc>
+        <w:tc>
+          <w:tcPr>
+            <w:tcW w:type="dxa" w:w="3120"/>
+            <w:shd w:fill="1F3A5F" w:color="auto" w:val="clear"/>
+            <w:tcMar>
+              <w:top w:type="dxa" w:w="80"/>
+              <w:left w:type="dxa" w:w="100"/>
+              <w:bottom w:type="dxa" w:w="80"/>
+              <w:right w:type="dxa" w:w="100"/>
+            </w:tcMar>
+          </w:tcPr>
+          <w:p>
+            <w:r>
+              <w:rPr>
+                <w:rFonts w:ascii="Calibri" w:cs="Calibri" w:eastAsia="Calibri" w:hAnsi="Calibri"/>
+                <w:b/>
+                <w:bCs/>
+                <w:color w:val="FFFFFF"/>
+                <w:sz w:val="20"/>
+                <w:szCs w:val="20"/>
+              </w:rPr>
+              <w:t xml:space="preserve">Value</w:t>
+            </w:r>
+          </w:p>
+        </w:tc>
+        <w:tc>
+          <w:tcPr>
+            <w:tcW w:type="dxa" w:w="3120"/>
+            <w:shd w:fill="1F3A5F" w:color="auto" w:val="clear"/>
+            <w:tcMar>
+              <w:top w:type="dxa" w:w="80"/>
+              <w:left w:type="dxa" w:w="100"/>
+              <w:bottom w:type="dxa" w:w="80"/>
+              <w:right w:type="dxa" w:w="100"/>
+            </w:tcMar>
+          </w:tcPr>
+          <w:p>
+            <w:r>
+              <w:rPr>
+                <w:rFonts w:ascii="Calibri" w:cs="Calibri" w:eastAsia="Calibri" w:hAnsi="Calibri"/>
+                <w:b/>
+                <w:bCs/>
+                <w:color w:val="FFFFFF"/>
+                <w:sz w:val="20"/>
+                <w:szCs w:val="20"/>
+              </w:rPr>
+              <w:t xml:space="preserve">Source</w:t>
+            </w:r>
+          </w:p>
+        </w:tc>
+      </w:tr>
+      <w:tr>
+        <w:trPr>
+          <w:tblHeader w:val="false"/>
+        </w:trPr>
+        <w:tc>
+          <w:tcPr>
+            <w:tcW w:type="dxa" w:w="3120"/>
+            <w:tcMar>
+              <w:top w:type="dxa" w:w="80"/>
+              <w:left w:type="dxa" w:w="100"/>
+              <w:bottom w:type="dxa" w:w="80"/>
+              <w:right w:type="dxa" w:w="100"/>
+            </w:tcMar>
+          </w:tcPr>
+          <w:p>
+            <w:r>
+              <w:rPr>
+                <w:rFonts w:ascii="Calibri" w:cs="Calibri" w:eastAsia="Calibri" w:hAnsi="Calibri"/>
+                <w:sz w:val="20"/>
+                <w:szCs w:val="20"/>
+              </w:rPr>
+              <w:t xml:space="preserve">Warhol Now, whole product life</w:t>
+            </w:r>
+          </w:p>
+        </w:tc>
+        <w:tc>
+          <w:tcPr>
+            <w:tcW w:type="dxa" w:w="3120"/>
+            <w:tcMar>
+              <w:top w:type="dxa" w:w="80"/>
+              <w:left w:type="dxa" w:w="100"/>
+              <w:bottom w:type="dxa" w:w="80"/>
+              <w:right w:type="dxa" w:w="100"/>
+            </w:tcMar>
+          </w:tcPr>
+          <w:p>
+            <w:r>
+              <w:rPr>
+                <w:rFonts w:ascii="Calibri" w:cs="Calibri" w:eastAsia="Calibri" w:hAnsi="Calibri"/>
+                <w:sz w:val="20"/>
+                <w:szCs w:val="20"/>
+              </w:rPr>
+              <w:t xml:space="preserve">$0.79 of a $5.00 ceiling</w:t>
+            </w:r>
+          </w:p>
+        </w:tc>
+        <w:tc>
+          <w:tcPr>
+            <w:tcW w:type="dxa" w:w="3120"/>
+            <w:tcMar>
+              <w:top w:type="dxa" w:w="80"/>
+              <w:left w:type="dxa" w:w="100"/>
+              <w:bottom w:type="dxa" w:w="80"/>
+              <w:right w:type="dxa" w:w="100"/>
+            </w:tcMar>
+          </w:tcPr>
+          <w:p>
+            <w:r>
+              <w:rPr>
+                <w:rFonts w:ascii="Calibri" w:cs="Calibri" w:eastAsia="Calibri" w:hAnsi="Calibri"/>
+                <w:sz w:val="20"/>
+                <w:szCs w:val="20"/>
+              </w:rPr>
+              <w:t xml:space="preserve">WARHOL_NOW_COST_LEDGER</w:t>
+            </w:r>
+          </w:p>
+        </w:tc>
+      </w:tr>
+      <w:tr>
+        <w:trPr>
+          <w:tblHeader w:val="false"/>
+        </w:trPr>
+        <w:tc>
+          <w:tcPr>
+            <w:tcW w:type="dxa" w:w="3120"/>
+            <w:shd w:fill="F2F5F9" w:color="auto" w:val="clear"/>
+            <w:tcMar>
+              <w:top w:type="dxa" w:w="80"/>
+              <w:left w:type="dxa" w:w="100"/>
+              <w:bottom w:type="dxa" w:w="80"/>
+              <w:right w:type="dxa" w:w="100"/>
+            </w:tcMar>
+          </w:tcPr>
+          <w:p>
+            <w:r>
+              <w:rPr>
+                <w:rFonts w:ascii="Calibri" w:cs="Calibri" w:eastAsia="Calibri" w:hAnsi="Calibri"/>
+                <w:sz w:val="20"/>
+                <w:szCs w:val="20"/>
+              </w:rPr>
+              <w:t xml:space="preserve">HUHQ psychology video arm, spend ledger</w:t>
+            </w:r>
+          </w:p>
+        </w:tc>
+        <w:tc>
+          <w:tcPr>
+            <w:tcW w:type="dxa" w:w="3120"/>
+            <w:shd w:fill="F2F5F9" w:color="auto" w:val="clear"/>
+            <w:tcMar>
+              <w:top w:type="dxa" w:w="80"/>
+              <w:left w:type="dxa" w:w="100"/>
+              <w:bottom w:type="dxa" w:w="80"/>
+              <w:right w:type="dxa" w:w="100"/>
+            </w:tcMar>
+          </w:tcPr>
+          <w:p>
+            <w:r>
+              <w:rPr>
+                <w:rFonts w:ascii="Calibri" w:cs="Calibri" w:eastAsia="Calibri" w:hAnsi="Calibri"/>
+                <w:sz w:val="20"/>
+                <w:szCs w:val="20"/>
+              </w:rPr>
+              <w:t xml:space="preserve">$0.87 of $5.00</w:t>
+            </w:r>
+          </w:p>
+        </w:tc>
+        <w:tc>
+          <w:tcPr>
+            <w:tcW w:type="dxa" w:w="3120"/>
+            <w:shd w:fill="F2F5F9" w:color="auto" w:val="clear"/>
+            <w:tcMar>
+              <w:top w:type="dxa" w:w="80"/>
+              <w:left w:type="dxa" w:w="100"/>
+              <w:bottom w:type="dxa" w:w="80"/>
+              <w:right w:type="dxa" w:w="100"/>
+            </w:tcMar>
+          </w:tcPr>
+          <w:p>
+            <w:r>
+              <w:rPr>
+                <w:rFonts w:ascii="Calibri" w:cs="Calibri" w:eastAsia="Calibri" w:hAnsi="Calibri"/>
+                <w:sz w:val="20"/>
+                <w:szCs w:val="20"/>
+              </w:rPr>
+              <w:t xml:space="preserve">WILSON_V260 spend ledger</w:t>
+            </w:r>
+          </w:p>
+        </w:tc>
+      </w:tr>
+      <w:tr>
+        <w:trPr>
+          <w:tblHeader w:val="false"/>
+        </w:trPr>
+        <w:tc>
+          <w:tcPr>
+            <w:tcW w:type="dxa" w:w="3120"/>
+            <w:tcMar>
+              <w:top w:type="dxa" w:w="80"/>
+              <w:left w:type="dxa" w:w="100"/>
+              <w:bottom w:type="dxa" w:w="80"/>
+              <w:right w:type="dxa" w:w="100"/>
+            </w:tcMar>
+          </w:tcPr>
+          <w:p>
+            <w:r>
+              <w:rPr>
+                <w:rFonts w:ascii="Calibri" w:cs="Calibri" w:eastAsia="Calibri" w:hAnsi="Calibri"/>
+                <w:sz w:val="20"/>
+                <w:szCs w:val="20"/>
+              </w:rPr>
+              <w:t xml:space="preserve">HumanUpgrade cost ledger, 9 Aug to 4 Sep</w:t>
+            </w:r>
+          </w:p>
+        </w:tc>
+        <w:tc>
+          <w:tcPr>
+            <w:tcW w:type="dxa" w:w="3120"/>
+            <w:tcMar>
+              <w:top w:type="dxa" w:w="80"/>
+              <w:left w:type="dxa" w:w="100"/>
+              <w:bottom w:type="dxa" w:w="80"/>
+              <w:right w:type="dxa" w:w="100"/>
+            </w:tcMar>
+          </w:tcPr>
+          <w:p>
+            <w:r>
+              <w:rPr>
+                <w:rFonts w:ascii="Calibri" w:cs="Calibri" w:eastAsia="Calibri" w:hAnsi="Calibri"/>
+                <w:sz w:val="20"/>
+                <w:szCs w:val="20"/>
+              </w:rPr>
+              <w:t xml:space="preserve">about $16 estimated across 117 rows</w:t>
+            </w:r>
+          </w:p>
+        </w:tc>
+        <w:tc>
+          <w:tcPr>
+            <w:tcW w:type="dxa" w:w="3120"/>
+            <w:tcMar>
+              <w:top w:type="dxa" w:w="80"/>
+              <w:left w:type="dxa" w:w="100"/>
+              <w:bottom w:type="dxa" w:w="80"/>
+              <w:right w:type="dxa" w:w="100"/>
+            </w:tcMar>
+          </w:tcPr>
+          <w:p>
+            <w:r>
+              <w:rPr>
+                <w:rFonts w:ascii="Calibri" w:cs="Calibri" w:eastAsia="Calibri" w:hAnsi="Calibri"/>
+                <w:sz w:val="20"/>
+                <w:szCs w:val="20"/>
+              </w:rPr>
+              <w:t xml:space="preserve">HUP cost tab</w:t>
+            </w:r>
+          </w:p>
+        </w:tc>
+      </w:tr>
+      <w:tr>
+        <w:trPr>
+          <w:tblHeader w:val="false"/>
+        </w:trPr>
+        <w:tc>
+          <w:tcPr>
+            <w:tcW w:type="dxa" w:w="3120"/>
+            <w:shd w:fill="F2F5F9" w:color="auto" w:val="clear"/>
+            <w:tcMar>
+              <w:top w:type="dxa" w:w="80"/>
+              <w:left w:type="dxa" w:w="100"/>
+              <w:bottom w:type="dxa" w:w="80"/>
+              <w:right w:type="dxa" w:w="100"/>
+            </w:tcMar>
+          </w:tcPr>
+          <w:p>
+            <w:r>
+              <w:rPr>
+                <w:rFonts w:ascii="Calibri" w:cs="Calibri" w:eastAsia="Calibri" w:hAnsi="Calibri"/>
+                <w:sz w:val="20"/>
+                <w:szCs w:val="20"/>
+              </w:rPr>
+              <w:t xml:space="preserve">FirstDropHQ gate and retry costs, 25 Jul to 4 Sep</w:t>
+            </w:r>
+          </w:p>
+        </w:tc>
+        <w:tc>
+          <w:tcPr>
+            <w:tcW w:type="dxa" w:w="3120"/>
+            <w:shd w:fill="F2F5F9" w:color="auto" w:val="clear"/>
+            <w:tcMar>
+              <w:top w:type="dxa" w:w="80"/>
+              <w:left w:type="dxa" w:w="100"/>
+              <w:bottom w:type="dxa" w:w="80"/>
+              <w:right w:type="dxa" w:w="100"/>
+            </w:tcMar>
+          </w:tcPr>
+          <w:p>
+            <w:r>
+              <w:rPr>
+                <w:rFonts w:ascii="Calibri" w:cs="Calibri" w:eastAsia="Calibri" w:hAnsi="Calibri"/>
+                <w:sz w:val="20"/>
+                <w:szCs w:val="20"/>
+              </w:rPr>
+              <w:t xml:space="preserve">$2.30 gate + $0.70 retry + $14.10 judge runs</w:t>
+            </w:r>
+          </w:p>
+        </w:tc>
+        <w:tc>
+          <w:tcPr>
+            <w:tcW w:type="dxa" w:w="3120"/>
+            <w:shd w:fill="F2F5F9" w:color="auto" w:val="clear"/>
+            <w:tcMar>
+              <w:top w:type="dxa" w:w="80"/>
+              <w:left w:type="dxa" w:w="100"/>
+              <w:bottom w:type="dxa" w:w="80"/>
+              <w:right w:type="dxa" w:w="100"/>
+            </w:tcMar>
+          </w:tcPr>
+          <w:p>
+            <w:r>
+              <w:rPr>
+                <w:rFonts w:ascii="Calibri" w:cs="Calibri" w:eastAsia="Calibri" w:hAnsi="Calibri"/>
+                <w:sz w:val="20"/>
+                <w:szCs w:val="20"/>
+              </w:rPr>
+              <w:t xml:space="preserve">FDHQ cost tabs</w:t>
+            </w:r>
+          </w:p>
+        </w:tc>
+      </w:tr>
+      <w:tr>
+        <w:trPr>
+          <w:tblHeader w:val="false"/>
+        </w:trPr>
+        <w:tc>
+          <w:tcPr>
+            <w:tcW w:type="dxa" w:w="3120"/>
+            <w:tcMar>
+              <w:top w:type="dxa" w:w="80"/>
+              <w:left w:type="dxa" w:w="100"/>
+              <w:bottom w:type="dxa" w:w="80"/>
+              <w:right w:type="dxa" w:w="100"/>
+            </w:tcMar>
+          </w:tcPr>
+          <w:p>
+            <w:r>
+              <w:rPr>
+                <w:rFonts w:ascii="Calibri" w:cs="Calibri" w:eastAsia="Calibri" w:hAnsi="Calibri"/>
+                <w:sz w:val="20"/>
+                <w:szCs w:val="20"/>
+              </w:rPr>
+              <w:t xml:space="preserve">OhChat image and video generation</w:t>
+            </w:r>
+          </w:p>
+        </w:tc>
+        <w:tc>
+          <w:tcPr>
+            <w:tcW w:type="dxa" w:w="3120"/>
+            <w:tcMar>
+              <w:top w:type="dxa" w:w="80"/>
+              <w:left w:type="dxa" w:w="100"/>
+              <w:bottom w:type="dxa" w:w="80"/>
+              <w:right w:type="dxa" w:w="100"/>
+            </w:tcMar>
+          </w:tcPr>
+          <w:p>
+            <w:r>
+              <w:rPr>
+                <w:rFonts w:ascii="Calibri" w:cs="Calibri" w:eastAsia="Calibri" w:hAnsi="Calibri"/>
+                <w:sz w:val="20"/>
+                <w:szCs w:val="20"/>
+              </w:rPr>
+              <w:t xml:space="preserve">$23.40 across 303 jobs</w:t>
+            </w:r>
+          </w:p>
+        </w:tc>
+        <w:tc>
+          <w:tcPr>
+            <w:tcW w:type="dxa" w:w="3120"/>
+            <w:tcMar>
+              <w:top w:type="dxa" w:w="80"/>
+              <w:left w:type="dxa" w:w="100"/>
+              <w:bottom w:type="dxa" w:w="80"/>
+              <w:right w:type="dxa" w:w="100"/>
+            </w:tcMar>
+          </w:tcPr>
+          <w:p>
+            <w:r>
+              <w:rPr>
+                <w:rFonts w:ascii="Calibri" w:cs="Calibri" w:eastAsia="Calibri" w:hAnsi="Calibri"/>
+                <w:sz w:val="20"/>
+                <w:szCs w:val="20"/>
+              </w:rPr>
+              <w:t xml:space="preserve">OhChat cost tab</w:t>
+            </w:r>
+          </w:p>
+        </w:tc>
+      </w:tr>
+      <w:tr>
+        <w:trPr>
+          <w:tblHeader w:val="false"/>
+        </w:trPr>
+        <w:tc>
+          <w:tcPr>
+            <w:tcW w:type="dxa" w:w="3120"/>
+            <w:shd w:fill="F2F5F9" w:color="auto" w:val="clear"/>
+            <w:tcMar>
+              <w:top w:type="dxa" w:w="80"/>
+              <w:left w:type="dxa" w:w="100"/>
+              <w:bottom w:type="dxa" w:w="80"/>
+              <w:right w:type="dxa" w:w="100"/>
+            </w:tcMar>
+          </w:tcPr>
+          <w:p>
+            <w:r>
+              <w:rPr>
+                <w:rFonts w:ascii="Calibri" w:cs="Calibri" w:eastAsia="Calibri" w:hAnsi="Calibri"/>
+                <w:sz w:val="20"/>
+                <w:szCs w:val="20"/>
+              </w:rPr>
+              <w:t xml:space="preserve">AstroCosmos, Silence, LostBeyond generation estimates</w:t>
+            </w:r>
+          </w:p>
+        </w:tc>
+        <w:tc>
+          <w:tcPr>
+            <w:tcW w:type="dxa" w:w="3120"/>
+            <w:shd w:fill="F2F5F9" w:color="auto" w:val="clear"/>
+            <w:tcMar>
+              <w:top w:type="dxa" w:w="80"/>
+              <w:left w:type="dxa" w:w="100"/>
+              <w:bottom w:type="dxa" w:w="80"/>
+              <w:right w:type="dxa" w:w="100"/>
+            </w:tcMar>
+          </w:tcPr>
+          <w:p>
+            <w:r>
+              <w:rPr>
+                <w:rFonts w:ascii="Calibri" w:cs="Calibri" w:eastAsia="Calibri" w:hAnsi="Calibri"/>
+                <w:sz w:val="20"/>
+                <w:szCs w:val="20"/>
+              </w:rPr>
+              <w:t xml:space="preserve">$0.64 + $1.45, $0.52, $0.54</w:t>
+            </w:r>
+          </w:p>
+        </w:tc>
+        <w:tc>
+          <w:tcPr>
+            <w:tcW w:type="dxa" w:w="3120"/>
+            <w:shd w:fill="F2F5F9" w:color="auto" w:val="clear"/>
+            <w:tcMar>
+              <w:top w:type="dxa" w:w="80"/>
+              <w:left w:type="dxa" w:w="100"/>
+              <w:bottom w:type="dxa" w:w="80"/>
+              <w:right w:type="dxa" w:w="100"/>
+            </w:tcMar>
+          </w:tcPr>
+          <w:p>
+            <w:r>
+              <w:rPr>
+                <w:rFonts w:ascii="Calibri" w:cs="Calibri" w:eastAsia="Calibri" w:hAnsi="Calibri"/>
+                <w:sz w:val="20"/>
+                <w:szCs w:val="20"/>
+              </w:rPr>
+              <w:t xml:space="preserve">Project sheets</w:t>
+            </w:r>
+          </w:p>
+        </w:tc>
+      </w:tr>
+      <w:tr>
+        <w:trPr>
+          <w:tblHeader w:val="false"/>
+        </w:trPr>
+        <w:tc>
+          <w:tcPr>
+            <w:tcW w:type="dxa" w:w="3120"/>
+            <w:tcMar>
+              <w:top w:type="dxa" w:w="80"/>
+              <w:left w:type="dxa" w:w="100"/>
+              <w:bottom w:type="dxa" w:w="80"/>
+              <w:right w:type="dxa" w:w="100"/>
+            </w:tcMar>
+          </w:tcPr>
+          <w:p>
+            <w:r>
+              <w:rPr>
+                <w:rFonts w:ascii="Calibri" w:cs="Calibri" w:eastAsia="Calibri" w:hAnsi="Calibri"/>
+                <w:sz w:val="20"/>
+                <w:szCs w:val="20"/>
+              </w:rPr>
+              <w:t xml:space="preserve">A January 2026 scrape run</w:t>
+            </w:r>
+          </w:p>
+        </w:tc>
+        <w:tc>
+          <w:tcPr>
+            <w:tcW w:type="dxa" w:w="3120"/>
+            <w:tcMar>
+              <w:top w:type="dxa" w:w="80"/>
+              <w:left w:type="dxa" w:w="100"/>
+              <w:bottom w:type="dxa" w:w="80"/>
+              <w:right w:type="dxa" w:w="100"/>
+            </w:tcMar>
+          </w:tcPr>
+          <w:p>
+            <w:r>
+              <w:rPr>
+                <w:rFonts w:ascii="Calibri" w:cs="Calibri" w:eastAsia="Calibri" w:hAnsi="Calibri"/>
+                <w:sz w:val="20"/>
+                <w:szCs w:val="20"/>
+              </w:rPr>
+              <w:t xml:space="preserve">$1.69 Apify + $0.26 OpenAI for 733 posts</w:t>
+            </w:r>
+          </w:p>
+        </w:tc>
+        <w:tc>
+          <w:tcPr>
+            <w:tcW w:type="dxa" w:w="3120"/>
+            <w:tcMar>
+              <w:top w:type="dxa" w:w="80"/>
+              <w:left w:type="dxa" w:w="100"/>
+              <w:bottom w:type="dxa" w:w="80"/>
+              <w:right w:type="dxa" w:w="100"/>
+            </w:tcMar>
+          </w:tcPr>
+          <w:p>
+            <w:r>
+              <w:rPr>
+                <w:rFonts w:ascii="Calibri" w:cs="Calibri" w:eastAsia="Calibri" w:hAnsi="Calibri"/>
+                <w:sz w:val="20"/>
+                <w:szCs w:val="20"/>
+              </w:rPr>
+              <w:t xml:space="preserve">"n8n Workflow Cost per Run" sheet</w:t>
+            </w:r>
+          </w:p>
+        </w:tc>
+      </w:tr>
+      <w:tr>
+        <w:trPr>
+          <w:tblHeader w:val="false"/>
+        </w:trPr>
+        <w:tc>
+          <w:tcPr>
+            <w:tcW w:type="dxa" w:w="3120"/>
+            <w:shd w:fill="F2F5F9" w:color="auto" w:val="clear"/>
+            <w:tcMar>
+              <w:top w:type="dxa" w:w="80"/>
+              <w:left w:type="dxa" w:w="100"/>
+              <w:bottom w:type="dxa" w:w="80"/>
+              <w:right w:type="dxa" w:w="100"/>
+            </w:tcMar>
+          </w:tcPr>
+          <w:p>
+            <w:r>
+              <w:rPr>
+                <w:rFonts w:ascii="Calibri" w:cs="Calibri" w:eastAsia="Calibri" w:hAnsi="Calibri"/>
+                <w:sz w:val="20"/>
+                <w:szCs w:val="20"/>
+              </w:rPr>
+              <w:t xml:space="preserve">Subscriptions and total tokens</w:t>
+            </w:r>
+          </w:p>
+        </w:tc>
+        <w:tc>
+          <w:tcPr>
+            <w:tcW w:type="dxa" w:w="3120"/>
+            <w:shd w:fill="F2F5F9" w:color="auto" w:val="clear"/>
+            <w:tcMar>
+              <w:top w:type="dxa" w:w="80"/>
+              <w:left w:type="dxa" w:w="100"/>
+              <w:bottom w:type="dxa" w:w="80"/>
+              <w:right w:type="dxa" w:w="100"/>
+            </w:tcMar>
+          </w:tcPr>
+          <w:p>
+            <w:r>
+              <w:rPr>
+                <w:rFonts w:ascii="Calibri" w:cs="Calibri" w:eastAsia="Calibri" w:hAnsi="Calibri"/>
+                <w:b/>
+                <w:bCs/>
+                <w:sz w:val="20"/>
+                <w:szCs w:val="20"/>
+              </w:rPr>
+              <w:t xml:space="preserve">Not in the Drive.</w:t>
+            </w:r>
+            <w:r>
+              <w:rPr>
+                <w:rFonts w:ascii="Calibri" w:cs="Calibri" w:eastAsia="Calibri" w:hAnsi="Calibri"/>
+                <w:sz w:val="20"/>
+                <w:szCs w:val="20"/>
+              </w:rPr>
+              <w:t xml:space="preserve"> Claude, ChatGPT, Kling, ElevenLabs, Blotato, Hetzner invoices live in the billing consoles.</w:t>
+            </w:r>
+          </w:p>
+        </w:tc>
+        <w:tc>
+          <w:tcPr>
+            <w:tcW w:type="dxa" w:w="3120"/>
+            <w:shd w:fill="F2F5F9" w:color="auto" w:val="clear"/>
+            <w:tcMar>
+              <w:top w:type="dxa" w:w="80"/>
+              <w:left w:type="dxa" w:w="100"/>
+              <w:bottom w:type="dxa" w:w="80"/>
+              <w:right w:type="dxa" w:w="100"/>
+            </w:tcMar>
+          </w:tcPr>
+          <w:p>
+            <w:r>
+              <w:rPr>
+                <w:rFonts w:ascii="Calibri" w:cs="Calibri" w:eastAsia="Calibri" w:hAnsi="Calibri"/>
+                <w:sz w:val="20"/>
+                <w:szCs w:val="20"/>
+              </w:rPr>
+              <w:t xml:space="preserve">Fill from consoles</w:t>
+            </w:r>
+          </w:p>
+        </w:tc>
+      </w:tr>
+      <w:tr>
+        <w:trPr>
+          <w:tblHeader w:val="false"/>
+        </w:trPr>
+        <w:tc>
+          <w:tcPr>
+            <w:tcW w:type="dxa" w:w="3120"/>
+            <w:tcMar>
+              <w:top w:type="dxa" w:w="80"/>
+              <w:left w:type="dxa" w:w="100"/>
+              <w:bottom w:type="dxa" w:w="80"/>
+              <w:right w:type="dxa" w:w="100"/>
+            </w:tcMar>
+          </w:tcPr>
+          <w:p>
+            <w:r>
+              <w:rPr>
+                <w:rFonts w:ascii="Calibri" w:cs="Calibri" w:eastAsia="Calibri" w:hAnsi="Calibri"/>
+                <w:sz w:val="20"/>
+                <w:szCs w:val="20"/>
+              </w:rPr>
+              <w:t xml:space="preserve">Hours</w:t>
+            </w:r>
+          </w:p>
+        </w:tc>
+        <w:tc>
+          <w:tcPr>
+            <w:tcW w:type="dxa" w:w="3120"/>
+            <w:tcMar>
+              <w:top w:type="dxa" w:w="80"/>
+              <w:left w:type="dxa" w:w="100"/>
+              <w:bottom w:type="dxa" w:w="80"/>
+              <w:right w:type="dxa" w:w="100"/>
+            </w:tcMar>
+          </w:tcPr>
+          <w:p>
+            <w:r>
+              <w:rPr>
+                <w:rFonts w:ascii="Calibri" w:cs="Calibri" w:eastAsia="Calibri" w:hAnsi="Calibri"/>
+                <w:b/>
+                <w:bCs/>
+                <w:sz w:val="20"/>
+                <w:szCs w:val="20"/>
+              </w:rPr>
+              <w:t xml:space="preserve">Not in the Drive.</w:t>
+            </w:r>
+            <w:r>
+              <w:rPr>
+                <w:rFonts w:ascii="Calibri" w:cs="Calibri" w:eastAsia="Calibri" w:hAnsi="Calibri"/>
+                <w:sz w:val="20"/>
+                <w:szCs w:val="20"/>
+              </w:rPr>
+              <w:t xml:space="preserve"> The 191 terminal recordings on the Mac carry start and end timestamps and can be summed.</w:t>
+            </w:r>
+          </w:p>
+        </w:tc>
+        <w:tc>
+          <w:tcPr>
+            <w:tcW w:type="dxa" w:w="3120"/>
+            <w:tcMar>
+              <w:top w:type="dxa" w:w="80"/>
+              <w:left w:type="dxa" w:w="100"/>
+              <w:bottom w:type="dxa" w:w="80"/>
+              <w:right w:type="dxa" w:w="100"/>
+            </w:tcMar>
+          </w:tcPr>
+          <w:p>
+            <w:r>
+              <w:rPr>
+                <w:rFonts w:ascii="Calibri" w:cs="Calibri" w:eastAsia="Calibri" w:hAnsi="Calibri"/>
+                <w:sz w:val="20"/>
+                <w:szCs w:val="20"/>
+              </w:rPr>
+              <w:t xml:space="preserve">Fill from </w:t>
+            </w:r>
+            <w:r>
+              <w:rPr>
+                <w:rFonts w:ascii="Consolas" w:cs="Consolas" w:eastAsia="Consolas" w:hAnsi="Consolas"/>
+                <w:sz w:val="20"/>
+                <w:szCs w:val="20"/>
+              </w:rPr>
+              <w:t xml:space="preserve">~/CodexProjects/claude-sessions/terminal-logs</w:t>
+            </w:r>
+          </w:p>
+        </w:tc>
+      </w:tr>
+    </w:tbl>
+    <w:p>
+      <w:pPr>
+        <w:spacing w:after="120"/>
+      </w:pPr>
+    </w:p>
+    <w:p>
+      <w:pPr>
+        <w:pStyle w:val="Heading1"/>
+        <w:spacing w:after="160" w:before="360"/>
+      </w:pPr>
+      <w:r>
+        <w:t xml:space="preserve">The sentences the Drive wrote itself</w:t>
+      </w:r>
+    </w:p>
+    <w:p>
+      <w:pPr>
+        <w:spacing w:after="140" w:line="300"/>
+      </w:pPr>
+      <w:r>
+        <w:rPr>
+          <w:rFonts w:ascii="Calibri" w:cs="Calibri" w:eastAsia="Calibri" w:hAnsi="Calibri"/>
+        </w:rPr>
+        <w:t xml:space="preserve">These are quotes from the logs, not paraphrases.</w:t>
+      </w:r>
+    </w:p>
+    <w:p>
+      <w:pPr>
+        <w:pStyle w:val="ListParagraph"/>
+        <w:numPr>
+          <w:ilvl w:val="0"/>
+          <w:numId w:val="2"/>
+        </w:numPr>
+        <w:spacing w:after="80" w:line="280"/>
+      </w:pPr>
+      <w:r>
+        <w:rPr>
+          <w:rFonts w:ascii="Calibri" w:cs="Calibri" w:eastAsia="Calibri" w:hAnsi="Calibri"/>
+        </w:rPr>
+        <w:t xml:space="preserve">*"The bottleneck is: not coding. Not model capability. Not token limits. The bottleneck is project coordination, context management, state management, decision tracking, review workflows, session orchestration."* (Project Control spec, 3 June)</w:t>
+      </w:r>
+    </w:p>
+    <w:p>
+      <w:pPr>
+        <w:pStyle w:val="ListParagraph"/>
+        <w:numPr>
+          <w:ilvl w:val="0"/>
+          <w:numId w:val="2"/>
+        </w:numPr>
+        <w:spacing w:after="80" w:line="280"/>
+      </w:pPr>
+      <w:r>
+        <w:rPr>
+          <w:rFonts w:ascii="Calibri" w:cs="Calibri" w:eastAsia="Calibri" w:hAnsi="Calibri"/>
+        </w:rPr>
+        <w:t xml:space="preserve">*"Claude Code sessions become workers. ChatGPT becomes controller. User becomes executive approval layer."* (same document)</w:t>
+      </w:r>
+    </w:p>
+    <w:p>
+      <w:pPr>
+        <w:pStyle w:val="ListParagraph"/>
+        <w:numPr>
+          <w:ilvl w:val="0"/>
+          <w:numId w:val="2"/>
+        </w:numPr>
+        <w:spacing w:after="80" w:line="280"/>
+      </w:pPr>
+      <w:r>
+        <w:rPr>
+          <w:rFonts w:ascii="Calibri" w:cs="Calibri" w:eastAsia="Calibri" w:hAnsi="Calibri"/>
+        </w:rPr>
+        <w:t xml:space="preserve">*"PCR v1 is DECOMMISSIONED and DELETED (2026-06-25, chairman: 'confirmed a complete failure').* DO NOT rebuild PCR."* (End of Session sheet)</w:t>
+      </w:r>
+    </w:p>
+    <w:p>
+      <w:pPr>
+        <w:pStyle w:val="ListParagraph"/>
+        <w:numPr>
+          <w:ilvl w:val="0"/>
+          <w:numId w:val="2"/>
+        </w:numPr>
+        <w:spacing w:after="80" w:line="280"/>
+      </w:pPr>
+      <w:r>
+        <w:rPr>
+          <w:rFonts w:ascii="Calibri" w:cs="Calibri" w:eastAsia="Calibri" w:hAnsi="Calibri"/>
+        </w:rPr>
+        <w:t xml:space="preserve">*"Visuals = solved. Continuity = solved. Rendering quality = solved. NONE is the bottleneck anymore. STORY QUALITY is the bottleneck."* (FruitDrama session end, 21 June)</w:t>
+      </w:r>
+    </w:p>
+    <w:p>
+      <w:pPr>
+        <w:pStyle w:val="ListParagraph"/>
+        <w:numPr>
+          <w:ilvl w:val="0"/>
+          <w:numId w:val="2"/>
+        </w:numPr>
+        <w:spacing w:after="80" w:line="280"/>
+      </w:pPr>
+      <w:r>
+        <w:rPr>
+          <w:rFonts w:ascii="Calibri" w:cs="Calibri" w:eastAsia="Calibri" w:hAnsi="Calibri"/>
+        </w:rPr>
+        <w:t xml:space="preserve">*"A gate that misses the case it was written for manufactures confidence."* (Warhol Now handoff, 8 August)</w:t>
+      </w:r>
+    </w:p>
+    <w:p>
+      <w:pPr>
+        <w:pStyle w:val="ListParagraph"/>
+        <w:numPr>
+          <w:ilvl w:val="0"/>
+          <w:numId w:val="2"/>
+        </w:numPr>
+        <w:spacing w:after="80" w:line="280"/>
+      </w:pPr>
+      <w:r>
+        <w:rPr>
+          <w:rFonts w:ascii="Calibri" w:cs="Calibri" w:eastAsia="Calibri" w:hAnsi="Calibri"/>
+        </w:rPr>
+        <w:t xml:space="preserve">*"Twenty-five well-formed frames can all be the same shot."* (HUHQ V18 handover, 14 August)</w:t>
+      </w:r>
+    </w:p>
+    <w:p>
+      <w:pPr>
+        <w:pStyle w:val="ListParagraph"/>
+        <w:numPr>
+          <w:ilvl w:val="0"/>
+          <w:numId w:val="2"/>
+        </w:numPr>
+        <w:spacing w:after="80" w:line="280"/>
+      </w:pPr>
+      <w:r>
+        <w:rPr>
+          <w:rFonts w:ascii="Calibri" w:cs="Calibri" w:eastAsia="Calibri" w:hAnsi="Calibri"/>
+        </w:rPr>
+        <w:t xml:space="preserve">*"Content automation is a saturated, skeptical market. Every agency on social sells it. Buyers have been burned."* (The 30-day plan, 19 April, day zero)</w:t>
+      </w:r>
+    </w:p>
+    <w:p>
+      <w:pPr>
+        <w:pStyle w:val="Heading1"/>
+        <w:spacing w:after="160" w:before="360"/>
+      </w:pPr>
+      <w:r>
+        <w:t xml:space="preserve">The three numbers for the first Reel</w:t>
       </w:r>
     </w:p>
     <w:p>
@@ -1513,7 +6025,7 @@
           <w:b/>
           <w:bCs/>
         </w:rPr>
-        <w:t xml:space="preserve">Recommendation: B, an independent account, with the first two weeks cross-posted to FirstDropHQ as a series.</w:t>
+        <w:t xml:space="preserve">140 days. 30 products. 141 views.</w:t>
       </w:r>
     </w:p>
     <w:p>
@@ -1524,38 +6036,16 @@
         <w:rPr>
           <w:rFonts w:ascii="Calibri" w:cs="Calibri" w:eastAsia="Calibri" w:hAnsi="Calibri"/>
         </w:rPr>
-        <w:t xml:space="preserve">The reasons. FirstDropHQ's bio, name, domain and 125 logo-card carousels all say "AI tools news for beginners", and the algorithm has 60 days of evidence that the account produces content nobody watches; a fresh account carries neither the positioning conflict nor the history. The paradox account is first-person and confessional, which the FirstDropHQ brand voice is not. And the paradox content does not need the avatar pipeline at all: the format that proved itself in the carousel that started this is paper cards on a Reel with trending audio, which can be made in Canva or CapCut in twenty minutes with no nodes, which matters enormously for a creator who has just spent 60 days building nodes.</w:t>
-      </w:r>
-    </w:p>
-    <w:p>
-      <w:pPr>
-        <w:spacing w:after="140" w:line="300"/>
-      </w:pPr>
-      <w:r>
-        <w:rPr>
-          <w:rFonts w:ascii="Calibri" w:cs="Calibri" w:eastAsia="Calibri" w:hAnsi="Calibri"/>
-        </w:rPr>
-        <w:t xml:space="preserve">Cross-posting the first ten Reels to FirstDropHQ costs nothing, gives 379 existing followers a reason to migrate, and produces an A/B on which account name the algorithm prefers.</w:t>
-      </w:r>
-    </w:p>
-    <w:p>
-      <w:pPr>
-        <w:spacing w:after="140" w:line="300"/>
-      </w:pPr>
-      <w:r>
-        <w:rPr>
-          <w:rFonts w:ascii="Calibri" w:cs="Calibri" w:eastAsia="Calibri" w:hAnsi="Calibri"/>
-        </w:rPr>
-        <w:t xml:space="preserve">Three positioning directions for the handle and bio, in order of preference. *The AI Manager* ("I manage five AI tools for a living. Nobody pays me for it."), which claims the paradox directly. *The 60-Day Ledger* ("720 hours automating my job. Here are the receipts."), which leads with the case study and is the strongest launch but harder to sustain past the story. *Reverse Centaur* is Doctorow's term and should not be used as a handle, but "reverse centaur" is worth one video.</w:t>
-      </w:r>
-    </w:p>
-    <w:p>
-      <w:pPr>
-        <w:pBdr>
-          <w:bottom w:val="single" w:color="BBBBBB" w:sz="6"/>
-        </w:pBdr>
-        <w:spacing w:after="200"/>
-      </w:pPr>
+        <w:t xml:space="preserve">Or, if the Mac logs confirm the hours: </w:t>
+      </w:r>
+      <w:r>
+        <w:rPr>
+          <w:rFonts w:ascii="Calibri" w:cs="Calibri" w:eastAsia="Calibri" w:hAnsi="Calibri"/>
+          <w:b/>
+          <w:bCs/>
+        </w:rPr>
+        <w:t xml:space="preserve">[hours] hours. 445 workflows. 141 views.</w:t>
+      </w:r>
     </w:p>
     <w:p>
       <w:pPr>
@@ -1563,7 +6053,7 @@
         <w:spacing w:after="160" w:before="360"/>
       </w:pPr>
       <w:r>
-        <w:t xml:space="preserve">7. The most powerful narrative framing</w:t>
+        <w:t xml:space="preserve">What this ledger cannot say</w:t>
       </w:r>
     </w:p>
     <w:p>
@@ -1574,544 +6064,7 @@
         <w:rPr>
           <w:rFonts w:ascii="Calibri" w:cs="Calibri" w:eastAsia="Calibri" w:hAnsi="Calibri"/>
         </w:rPr>
-        <w:t xml:space="preserve">Tested against the evidence, the original line, "we thought AI would replace workers, instead it is creating millions of AI managers", survives on direction and fails on the word "manager", because the data shows management being cut while management work is being distributed. The sharper line accounts for both:</w:t>
-      </w:r>
-    </w:p>
-    <w:p>
-      <w:pPr>
-        <w:pBdr>
-          <w:left w:val="single" w:color="1F3A5F" w:sz="12" w:space="8"/>
-        </w:pBdr>
-        <w:spacing w:after="80" w:line="280"/>
-        <w:ind w:left="560"/>
-      </w:pPr>
-      <w:r>
-        <w:rPr>
-          <w:rFonts w:ascii="Calibri" w:cs="Calibri" w:eastAsia="Calibri" w:hAnsi="Calibri"/>
-          <w:b/>
-          <w:bCs/>
-          <w:i/>
-          <w:iCs/>
-        </w:rPr>
-        <w:t xml:space="preserve">AI didn't take your job. It took the doing and left you the managing.</w:t>
-      </w:r>
-    </w:p>
-    <w:p>
-      <w:pPr>
-        <w:spacing w:after="140" w:line="300"/>
-      </w:pPr>
-      <w:r>
-        <w:rPr>
-          <w:rFonts w:ascii="Calibri" w:cs="Calibri" w:eastAsia="Calibri" w:hAnsi="Calibri"/>
-        </w:rPr>
-        <w:t xml:space="preserve">Supporting lines for the same idea, for hooks and bios:</w:t>
-      </w:r>
-    </w:p>
-    <w:p>
-      <w:pPr>
-        <w:pStyle w:val="ListParagraph"/>
-        <w:numPr>
-          <w:ilvl w:val="0"/>
-          <w:numId w:val="2"/>
-        </w:numPr>
-        <w:spacing w:after="80" w:line="280"/>
-      </w:pPr>
-      <w:r>
-        <w:rPr>
-          <w:rFonts w:ascii="Calibri" w:cs="Calibri" w:eastAsia="Calibri" w:hAnsi="Calibri"/>
-        </w:rPr>
-        <w:t xml:space="preserve">Everyone got promoted to manager. Nobody got the raise.</w:t>
-      </w:r>
-    </w:p>
-    <w:p>
-      <w:pPr>
-        <w:pStyle w:val="ListParagraph"/>
-        <w:numPr>
-          <w:ilvl w:val="0"/>
-          <w:numId w:val="2"/>
-        </w:numPr>
-        <w:spacing w:after="80" w:line="280"/>
-      </w:pPr>
-      <w:r>
-        <w:rPr>
-          <w:rFonts w:ascii="Calibri" w:cs="Calibri" w:eastAsia="Calibri" w:hAnsi="Calibri"/>
-        </w:rPr>
-        <w:t xml:space="preserve">I saved 3.6 hours a week with AI and spent 3 hours 50 checking it. That's the whole story.</w:t>
-      </w:r>
-    </w:p>
-    <w:p>
-      <w:pPr>
-        <w:pStyle w:val="ListParagraph"/>
-        <w:numPr>
-          <w:ilvl w:val="0"/>
-          <w:numId w:val="2"/>
-        </w:numPr>
-        <w:spacing w:after="80" w:line="280"/>
-      </w:pPr>
-      <w:r>
-        <w:rPr>
-          <w:rFonts w:ascii="Calibri" w:cs="Calibri" w:eastAsia="Calibri" w:hAnsi="Calibri"/>
-        </w:rPr>
-        <w:t xml:space="preserve">We were promised a workforce. We got a management job.</w:t>
-      </w:r>
-    </w:p>
-    <w:p>
-      <w:pPr>
-        <w:pStyle w:val="ListParagraph"/>
-        <w:numPr>
-          <w:ilvl w:val="0"/>
-          <w:numId w:val="2"/>
-        </w:numPr>
-        <w:spacing w:after="80" w:line="280"/>
-      </w:pPr>
-      <w:r>
-        <w:rPr>
-          <w:rFonts w:ascii="Calibri" w:cs="Calibri" w:eastAsia="Calibri" w:hAnsi="Calibri"/>
-        </w:rPr>
-        <w:t xml:space="preserve">The machine does the work. You do the worrying.</w:t>
-      </w:r>
-    </w:p>
-    <w:p>
-      <w:pPr>
-        <w:pStyle w:val="ListParagraph"/>
-        <w:numPr>
-          <w:ilvl w:val="0"/>
-          <w:numId w:val="2"/>
-        </w:numPr>
-        <w:spacing w:after="80" w:line="280"/>
-      </w:pPr>
-      <w:r>
-        <w:rPr>
-          <w:rFonts w:ascii="Calibri" w:cs="Calibri" w:eastAsia="Calibri" w:hAnsi="Calibri"/>
-        </w:rPr>
-        <w:t xml:space="preserve">720 hours. Hundreds of workflows. 141 views. I was the manager of a company that shipped nothing.</w:t>
-      </w:r>
-    </w:p>
-    <w:p>
-      <w:pPr>
-        <w:spacing w:after="140" w:line="300"/>
-      </w:pPr>
-      <w:r>
-        <w:rPr>
-          <w:rFonts w:ascii="Calibri" w:cs="Calibri" w:eastAsia="Calibri" w:hAnsi="Calibri"/>
-        </w:rPr>
-        <w:t xml:space="preserve">The last one is the launch hook. It is specific, it is checkable, and it is the sentence the "comment CLAUDE" audience has never been told.</w:t>
-      </w:r>
-    </w:p>
-    <w:p>
-      <w:pPr>
-        <w:pBdr>
-          <w:bottom w:val="single" w:color="BBBBBB" w:sz="6"/>
-        </w:pBdr>
-        <w:spacing w:after="200"/>
-      </w:pPr>
-    </w:p>
-    <w:p>
-      <w:pPr>
-        <w:pStyle w:val="Heading1"/>
-        <w:spacing w:after="160" w:before="360"/>
-      </w:pPr>
-      <w:r>
-        <w:t xml:space="preserve">8. Content strategy in brief</w:t>
-      </w:r>
-    </w:p>
-    <w:p>
-      <w:pPr>
-        <w:spacing w:after="140" w:line="300"/>
-      </w:pPr>
-      <w:r>
-        <w:rPr>
-          <w:rFonts w:ascii="Calibri" w:cs="Calibri" w:eastAsia="Calibri" w:hAnsi="Calibri"/>
-        </w:rPr>
-        <w:t xml:space="preserve">The full bank of 50 angles, 50 carousel concepts, 50 short-form concepts and 20 hooks is in </w:t>
-      </w:r>
-      <w:r>
-        <w:rPr>
-          <w:rFonts w:ascii="Consolas" w:cs="Consolas" w:eastAsia="Consolas" w:hAnsi="Consolas"/>
-          <w:sz w:val="20"/>
-          <w:szCs w:val="20"/>
-        </w:rPr>
-        <w:t xml:space="preserve">content_bank.md</w:t>
-      </w:r>
-      <w:r>
-        <w:rPr>
-          <w:rFonts w:ascii="Calibri" w:cs="Calibri" w:eastAsia="Calibri" w:hAnsi="Calibri"/>
-        </w:rPr>
-        <w:t xml:space="preserve">. The first five Reel scripts, on the real numbers and in the paper-card format, are in </w:t>
-      </w:r>
-      <w:r>
-        <w:rPr>
-          <w:rFonts w:ascii="Consolas" w:cs="Consolas" w:eastAsia="Consolas" w:hAnsi="Consolas"/>
-          <w:sz w:val="20"/>
-          <w:szCs w:val="20"/>
-        </w:rPr>
-        <w:t xml:space="preserve">reels/</w:t>
-      </w:r>
-      <w:r>
-        <w:rPr>
-          <w:rFonts w:ascii="Calibri" w:cs="Calibri" w:eastAsia="Calibri" w:hAnsi="Calibri"/>
-        </w:rPr>
-        <w:t xml:space="preserve">. The strategy that ties them together:</w:t>
-      </w:r>
-    </w:p>
-    <w:p>
-      <w:pPr>
-        <w:spacing w:after="140" w:line="300"/>
-      </w:pPr>
-      <w:r>
-        <w:rPr>
-          <w:rFonts w:ascii="Calibri" w:cs="Calibri" w:eastAsia="Calibri" w:hAnsi="Calibri"/>
-        </w:rPr>
-        <w:t xml:space="preserve">Four pillars, each a recurring series. </w:t>
-      </w:r>
-      <w:r>
-        <w:rPr>
-          <w:rFonts w:ascii="Calibri" w:cs="Calibri" w:eastAsia="Calibri" w:hAnsi="Calibri"/>
-          <w:b/>
-          <w:bCs/>
-        </w:rPr>
-        <w:t xml:space="preserve">The Ledger</w:t>
-      </w:r>
-      <w:r>
-        <w:rPr>
-          <w:rFonts w:ascii="Calibri" w:cs="Calibri" w:eastAsia="Calibri" w:hAnsi="Calibri"/>
-        </w:rPr>
-        <w:t xml:space="preserve"> (numbers from the 60 days and from the research, one per video). </w:t>
-      </w:r>
-      <w:r>
-        <w:rPr>
-          <w:rFonts w:ascii="Calibri" w:cs="Calibri" w:eastAsia="Calibri" w:hAnsi="Calibri"/>
-          <w:b/>
-          <w:bCs/>
-        </w:rPr>
-        <w:t xml:space="preserve">The Paradox Explained</w:t>
-      </w:r>
-      <w:r>
-        <w:rPr>
-          <w:rFonts w:ascii="Calibri" w:cs="Calibri" w:eastAsia="Calibri" w:hAnsi="Calibri"/>
-        </w:rPr>
-        <w:t xml:space="preserve"> (one study, one consequence, plain English). </w:t>
-      </w:r>
-      <w:r>
-        <w:rPr>
-          <w:rFonts w:ascii="Calibri" w:cs="Calibri" w:eastAsia="Calibri" w:hAnsi="Calibri"/>
-          <w:b/>
-          <w:bCs/>
-        </w:rPr>
-        <w:t xml:space="preserve">Manager of Machines</w:t>
-      </w:r>
-      <w:r>
-        <w:rPr>
-          <w:rFonts w:ascii="Calibri" w:cs="Calibri" w:eastAsia="Calibri" w:hAnsi="Calibri"/>
-        </w:rPr>
-        <w:t xml:space="preserve"> (the actual skills: specifying, checking, knowing when to stop trusting a tool). </w:t>
-      </w:r>
-      <w:r>
-        <w:rPr>
-          <w:rFonts w:ascii="Calibri" w:cs="Calibri" w:eastAsia="Calibri" w:hAnsi="Calibri"/>
-          <w:b/>
-          <w:bCs/>
-        </w:rPr>
-        <w:t xml:space="preserve">Post-Mortem</w:t>
-      </w:r>
-      <w:r>
-        <w:rPr>
-          <w:rFonts w:ascii="Calibri" w:cs="Calibri" w:eastAsia="Calibri" w:hAnsi="Calibri"/>
-        </w:rPr>
-        <w:t xml:space="preserve"> (what was built, what broke, what it cost, with the logs on screen).</w:t>
-      </w:r>
-    </w:p>
-    <w:p>
-      <w:pPr>
-        <w:spacing w:after="140" w:line="300"/>
-      </w:pPr>
-      <w:r>
-        <w:rPr>
-          <w:rFonts w:ascii="Calibri" w:cs="Calibri" w:eastAsia="Calibri" w:hAnsi="Calibri"/>
-        </w:rPr>
-        <w:t xml:space="preserve">Cadence: one Reel a day for the first 30 days, not five. This account runs on credibility, and credibility is spent by volume. The playbook's algorithm rules still apply (hook on screen inside 2 seconds, loop line, short cut for TikTok and Instagram, long cut for YouTube), but the production is paper cards and trending audio, not the avatar pipeline. The pipeline can come back for the Manager of Machines series once the account has proved the voice.</w:t>
-      </w:r>
-    </w:p>
-    <w:p>
-      <w:pPr>
-        <w:spacing w:after="140" w:line="300"/>
-      </w:pPr>
-      <w:r>
-        <w:rPr>
-          <w:rFonts w:ascii="Calibri" w:cs="Calibri" w:eastAsia="Calibri" w:hAnsi="Calibri"/>
-        </w:rPr>
-        <w:t xml:space="preserve">The comment keyword on every video is the same word, LEDGER, and it always delivers the same thing: the real numbers, free, with no course attached to the first message. The funnel behind that is in </w:t>
-      </w:r>
-      <w:r>
-        <w:rPr>
-          <w:rFonts w:ascii="Consolas" w:cs="Consolas" w:eastAsia="Consolas" w:hAnsi="Consolas"/>
-          <w:sz w:val="20"/>
-          <w:szCs w:val="20"/>
-        </w:rPr>
-        <w:t xml:space="preserve">funnel/</w:t>
-      </w:r>
-      <w:r>
-        <w:rPr>
-          <w:rFonts w:ascii="Calibri" w:cs="Calibri" w:eastAsia="Calibri" w:hAnsi="Calibri"/>
-        </w:rPr>
-        <w:t xml:space="preserve">.</w:t>
-      </w:r>
-    </w:p>
-    <w:p>
-      <w:pPr>
-        <w:pBdr>
-          <w:bottom w:val="single" w:color="BBBBBB" w:sz="6"/>
-        </w:pBdr>
-        <w:spacing w:after="200"/>
-      </w:pPr>
-    </w:p>
-    <w:p>
-      <w:pPr>
-        <w:pStyle w:val="Heading1"/>
-        <w:spacing w:after="160" w:before="360"/>
-      </w:pPr>
-      <w:r>
-        <w:t xml:space="preserve">9. Sources</w:t>
-      </w:r>
-    </w:p>
-    <w:p>
-      <w:pPr>
-        <w:pStyle w:val="ListParagraph"/>
-        <w:numPr>
-          <w:ilvl w:val="0"/>
-          <w:numId w:val="2"/>
-        </w:numPr>
-        <w:spacing w:after="80" w:line="280"/>
-      </w:pPr>
-      <w:r>
-        <w:rPr>
-          <w:rFonts w:ascii="Calibri" w:cs="Calibri" w:eastAsia="Calibri" w:hAnsi="Calibri"/>
-        </w:rPr>
-        <w:t xml:space="preserve">Microsoft, 2026 Work Trend Index — https://www.microsoft.com/en-us/worklab/work-trend-index/agents-human-agency-and-the-opportunity-for-every-organization</w:t>
-      </w:r>
-    </w:p>
-    <w:p>
-      <w:pPr>
-        <w:pStyle w:val="ListParagraph"/>
-        <w:numPr>
-          <w:ilvl w:val="0"/>
-          <w:numId w:val="2"/>
-        </w:numPr>
-        <w:spacing w:after="80" w:line="280"/>
-      </w:pPr>
-      <w:r>
-        <w:rPr>
-          <w:rFonts w:ascii="Calibri" w:cs="Calibri" w:eastAsia="Calibri" w:hAnsi="Calibri"/>
-        </w:rPr>
-        <w:t xml:space="preserve">GeekWire on the Work Trend Index "AI paradox" — https://www.geekwire.com/2026/microsofts-new-research-finds-an-ai-paradox-holding-companies-back/</w:t>
-      </w:r>
-    </w:p>
-    <w:p>
-      <w:pPr>
-        <w:pStyle w:val="ListParagraph"/>
-        <w:numPr>
-          <w:ilvl w:val="0"/>
-          <w:numId w:val="2"/>
-        </w:numPr>
-        <w:spacing w:after="80" w:line="280"/>
-      </w:pPr>
-      <w:r>
-        <w:rPr>
-          <w:rFonts w:ascii="Calibri" w:cs="Calibri" w:eastAsia="Calibri" w:hAnsi="Calibri"/>
-        </w:rPr>
-        <w:t xml:space="preserve">Founder Reports on the Foxit / Sapio verification study — https://founderreports.com/ai-is-adding-to-your-managers-workload/</w:t>
-      </w:r>
-    </w:p>
-    <w:p>
-      <w:pPr>
-        <w:pStyle w:val="ListParagraph"/>
-        <w:numPr>
-          <w:ilvl w:val="0"/>
-          <w:numId w:val="2"/>
-        </w:numPr>
-        <w:spacing w:after="80" w:line="280"/>
-      </w:pPr>
-      <w:r>
-        <w:rPr>
-          <w:rFonts w:ascii="Calibri" w:cs="Calibri" w:eastAsia="Calibri" w:hAnsi="Calibri"/>
-        </w:rPr>
-        <w:t xml:space="preserve">The Next Web on HBR's workslop research — https://thenextweb.com/news/ai-workslop-knowledge-decay-harvard-business-review-productivity</w:t>
-      </w:r>
-    </w:p>
-    <w:p>
-      <w:pPr>
-        <w:pStyle w:val="ListParagraph"/>
-        <w:numPr>
-          <w:ilvl w:val="0"/>
-          <w:numId w:val="2"/>
-        </w:numPr>
-        <w:spacing w:after="80" w:line="280"/>
-      </w:pPr>
-      <w:r>
-        <w:rPr>
-          <w:rFonts w:ascii="Calibri" w:cs="Calibri" w:eastAsia="Calibri" w:hAnsi="Calibri"/>
-        </w:rPr>
-        <w:t xml:space="preserve">METR, early-2025 developer productivity study — https://metr.org/blog/2025-07-10-early-2025-ai-experienced-os-dev-study/</w:t>
-      </w:r>
-    </w:p>
-    <w:p>
-      <w:pPr>
-        <w:pStyle w:val="ListParagraph"/>
-        <w:numPr>
-          <w:ilvl w:val="0"/>
-          <w:numId w:val="2"/>
-        </w:numPr>
-        <w:spacing w:after="80" w:line="280"/>
-      </w:pPr>
-      <w:r>
-        <w:rPr>
-          <w:rFonts w:ascii="Calibri" w:cs="Calibri" w:eastAsia="Calibri" w:hAnsi="Calibri"/>
-        </w:rPr>
-        <w:t xml:space="preserve">Value Add VC on METR's February 2026 revision — https://valueaddvc.com/blog/ai-coding-productivity-study-data-what-metr-mckinsey-and-github-actually-found-in-2026</w:t>
-      </w:r>
-    </w:p>
-    <w:p>
-      <w:pPr>
-        <w:pStyle w:val="ListParagraph"/>
-        <w:numPr>
-          <w:ilvl w:val="0"/>
-          <w:numId w:val="2"/>
-        </w:numPr>
-        <w:spacing w:after="80" w:line="280"/>
-      </w:pPr>
-      <w:r>
-        <w:rPr>
-          <w:rFonts w:ascii="Calibri" w:cs="Calibri" w:eastAsia="Calibri" w:hAnsi="Calibri"/>
-        </w:rPr>
-        <w:t xml:space="preserve">MIT "The GenAI Divide" coverage — https://finance.yahoo.com/news/mit-report-95-generative-ai-105412686.html</w:t>
-      </w:r>
-    </w:p>
-    <w:p>
-      <w:pPr>
-        <w:pStyle w:val="ListParagraph"/>
-        <w:numPr>
-          <w:ilvl w:val="0"/>
-          <w:numId w:val="2"/>
-        </w:numPr>
-        <w:spacing w:after="80" w:line="280"/>
-      </w:pPr>
-      <w:r>
-        <w:rPr>
-          <w:rFonts w:ascii="Calibri" w:cs="Calibri" w:eastAsia="Calibri" w:hAnsi="Calibri"/>
-        </w:rPr>
-        <w:t xml:space="preserve">Gartner, over 40% of agentic AI projects cancelled by 2027 — https://www.gartner.com/en/newsroom/press-releases/2025-06-25-gartner-predicts-over-40-percent-of-agentic-ai-projects-will-be-canceled-by-end-of-2027</w:t>
-      </w:r>
-    </w:p>
-    <w:p>
-      <w:pPr>
-        <w:pStyle w:val="ListParagraph"/>
-        <w:numPr>
-          <w:ilvl w:val="0"/>
-          <w:numId w:val="2"/>
-        </w:numPr>
-        <w:spacing w:after="80" w:line="280"/>
-      </w:pPr>
-      <w:r>
-        <w:rPr>
-          <w:rFonts w:ascii="Calibri" w:cs="Calibri" w:eastAsia="Calibri" w:hAnsi="Calibri"/>
-        </w:rPr>
-        <w:t xml:space="preserve">Eightfold, the AI agent orchestration specialist — https://eightfold.ai/blog/most-important-job-2026/</w:t>
-      </w:r>
-    </w:p>
-    <w:p>
-      <w:pPr>
-        <w:pStyle w:val="ListParagraph"/>
-        <w:numPr>
-          <w:ilvl w:val="0"/>
-          <w:numId w:val="2"/>
-        </w:numPr>
-        <w:spacing w:after="80" w:line="280"/>
-      </w:pPr>
-      <w:r>
-        <w:rPr>
-          <w:rFonts w:ascii="Calibri" w:cs="Calibri" w:eastAsia="Calibri" w:hAnsi="Calibri"/>
-        </w:rPr>
-        <w:t xml:space="preserve">ZipRecruiter, AI orchestration salaries — https://www.ziprecruiter.com/Jobs/Ai-Orchestration</w:t>
-      </w:r>
-    </w:p>
-    <w:p>
-      <w:pPr>
-        <w:pStyle w:val="ListParagraph"/>
-        <w:numPr>
-          <w:ilvl w:val="0"/>
-          <w:numId w:val="2"/>
-        </w:numPr>
-        <w:spacing w:after="80" w:line="280"/>
-      </w:pPr>
-      <w:r>
-        <w:rPr>
-          <w:rFonts w:ascii="Calibri" w:cs="Calibri" w:eastAsia="Calibri" w:hAnsi="Calibri"/>
-        </w:rPr>
-        <w:t xml:space="preserve">Mitchell et al., "AI Agents Push Humans Out of the Loop" — https://arxiv.org/abs/2608.23642</w:t>
-      </w:r>
-    </w:p>
-    <w:p>
-      <w:pPr>
-        <w:pStyle w:val="ListParagraph"/>
-        <w:numPr>
-          <w:ilvl w:val="0"/>
-          <w:numId w:val="2"/>
-        </w:numPr>
-        <w:spacing w:after="80" w:line="280"/>
-      </w:pPr>
-      <w:r>
-        <w:rPr>
-          <w:rFonts w:ascii="Calibri" w:cs="Calibri" w:eastAsia="Calibri" w:hAnsi="Calibri"/>
-        </w:rPr>
-        <w:t xml:space="preserve">Mistretta, "Human Oversight Under Load" — https://medium.com/@maxdolphin/human-oversight-under-load-in-the-age-of-ai-agents-e943b6e6720d</w:t>
-      </w:r>
-    </w:p>
-    <w:p>
-      <w:pPr>
-        <w:pStyle w:val="ListParagraph"/>
-        <w:numPr>
-          <w:ilvl w:val="0"/>
-          <w:numId w:val="2"/>
-        </w:numPr>
-        <w:spacing w:after="80" w:line="280"/>
-      </w:pPr>
-      <w:r>
-        <w:rPr>
-          <w:rFonts w:ascii="Calibri" w:cs="Calibri" w:eastAsia="Calibri" w:hAnsi="Calibri"/>
-        </w:rPr>
-        <w:t xml:space="preserve">Fortune on AI flattening hierarchies — https://fortune.com/2026/06/09/ai-agents-flattening-corporate-hierarchies-companies-managers-develop-new-playbook/</w:t>
-      </w:r>
-    </w:p>
-    <w:p>
-      <w:pPr>
-        <w:pStyle w:val="ListParagraph"/>
-        <w:numPr>
-          <w:ilvl w:val="0"/>
-          <w:numId w:val="2"/>
-        </w:numPr>
-        <w:spacing w:after="80" w:line="280"/>
-      </w:pPr>
-      <w:r>
-        <w:rPr>
-          <w:rFonts w:ascii="Calibri" w:cs="Calibri" w:eastAsia="Calibri" w:hAnsi="Calibri"/>
-        </w:rPr>
-        <w:t xml:space="preserve">Forbes on cutting middle managers to fund AI — https://www.forbes.com/sites/karadennison/2026/05/21/why-companies-cutting-middle-managers-to-fund-ai-is-a-mistake/</w:t>
-      </w:r>
-    </w:p>
-    <w:p>
-      <w:pPr>
-        <w:pStyle w:val="ListParagraph"/>
-        <w:numPr>
-          <w:ilvl w:val="0"/>
-          <w:numId w:val="2"/>
-        </w:numPr>
-        <w:spacing w:after="80" w:line="280"/>
-      </w:pPr>
-      <w:r>
-        <w:rPr>
-          <w:rFonts w:ascii="Calibri" w:cs="Calibri" w:eastAsia="Calibri" w:hAnsi="Calibri"/>
-        </w:rPr>
-        <w:t xml:space="preserve">Doctorow, The Reverse Centaur's Guide to Life After AI — https://www.versobooks.com/products/3584-the-reverse-centaur-s-guide-to-life-after-ai</w:t>
+        <w:t xml:space="preserve">It cannot say how many hours were worked; only the terminal recordings can. It cannot say what the subscriptions and tokens cost; only the consoles can. It cannot de-duplicate views across snapshots, so the 210,000 is an upper bound as logged. It does not include anything that was deleted, and the Project Control Relay post-mortem says a great deal was.</w:t>
       </w:r>
     </w:p>
     <w:p>
@@ -5127,7 +9080,7 @@
                 <w:sz w:val="20"/>
                 <w:szCs w:val="20"/>
               </w:rPr>
-              <w:t xml:space="preserve">720 hours. Hundreds of workflows. 141 views.</w:t>
+              <w:t xml:space="preserve">140 days. 30 products. 445 workflows. 141 views.</w:t>
             </w:r>
           </w:p>
         </w:tc>
@@ -5655,7 +9608,7 @@
         <w:rPr>
           <w:rFonts w:ascii="Calibri" w:cs="Calibri" w:eastAsia="Calibri" w:hAnsi="Calibri"/>
         </w:rPr>
-        <w:t xml:space="preserve"> 720 hours. Hundreds of workflows. 141 views.</w:t>
+        <w:t xml:space="preserve"> 140 days. 30 products. 445 workflows. 141 views.</w:t>
       </w:r>
     </w:p>
     <w:p>
@@ -5851,7 +9804,7 @@
                 <w:sz w:val="20"/>
                 <w:szCs w:val="20"/>
               </w:rPr>
-              <w:t xml:space="preserve">720 HOURS. HUNDREDS OF WORKFLOWS. 141 VIEWS.</w:t>
+              <w:t xml:space="preserve">140 DAYS. 30 PRODUCTS. 445 WORKFLOWS. 141 VIEWS.</w:t>
             </w:r>
           </w:p>
         </w:tc>
@@ -5922,7 +9875,7 @@
                 <w:sz w:val="20"/>
                 <w:szCs w:val="20"/>
               </w:rPr>
-              <w:t xml:space="preserve">I spent 60 days building a fully automated AI content machine.</w:t>
+              <w:t xml:space="preserve">I spent 140 days building fully automated AI content machines.</w:t>
             </w:r>
           </w:p>
         </w:tc>
@@ -6129,7 +10082,7 @@
                 <w:sz w:val="20"/>
                 <w:szCs w:val="20"/>
               </w:rPr>
-              <w:t xml:space="preserve">125 posts. 379 followers. 141 profile views in 30 days.</w:t>
+              <w:t xml:space="preserve">600 posts. 1,300 followers. 141 profile views last month.</w:t>
             </w:r>
           </w:p>
         </w:tc>
@@ -6268,7 +10221,7 @@
                 <w:sz w:val="20"/>
                 <w:szCs w:val="20"/>
               </w:rPr>
-              <w:t xml:space="preserve">[Screenshot: n8n workflow list, count visible]</w:t>
+              <w:t xml:space="preserve">[Screenshot: n8n workflow list, 445 visible]</w:t>
             </w:r>
           </w:p>
         </w:tc>
@@ -6524,7 +10477,7 @@
         <w:rPr>
           <w:rFonts w:ascii="Calibri" w:cs="Calibri" w:eastAsia="Calibri" w:hAnsi="Calibri"/>
         </w:rPr>
-        <w:t xml:space="preserve"> 720 hours. Hundreds of workflows. 141 views.</w:t>
+        <w:t xml:space="preserve"> 140 days. 30 products. 445 workflows. 141 views.</w:t>
       </w:r>
     </w:p>
     <w:p>
@@ -6595,7 +10548,7 @@
         <w:rPr>
           <w:rFonts w:ascii="Calibri" w:cs="Calibri" w:eastAsia="Calibri" w:hAnsi="Calibri"/>
         </w:rPr>
-        <w:t xml:space="preserve"> I spent 720 hours automating AI content. It got 141 views.</w:t>
+        <w:t xml:space="preserve"> I built 445 AI workflows in 140 days. My account got 141 views.</w:t>
       </w:r>
     </w:p>
     <w:p>
@@ -9876,7 +13829,7 @@
                 <w:sz w:val="20"/>
                 <w:szCs w:val="20"/>
               </w:rPr>
-              <w:t xml:space="preserve">Hours: 720. Views: 141. Revenue: £0.</w:t>
+              <w:t xml:space="preserve">Days: 140. Products: 30. Views: 141. Revenue: £0.</w:t>
             </w:r>
           </w:p>
         </w:tc>
@@ -10350,7 +14303,7 @@
         <w:rPr>
           <w:rFonts w:ascii="Calibri" w:cs="Calibri" w:eastAsia="Calibri" w:hAnsi="Calibri"/>
         </w:rPr>
-        <w:t xml:space="preserve">Every "I gave my page to AI" post has the same blank column. I filled mine in: 720 hours, 141 views, £0.</w:t>
+        <w:t xml:space="preserve">Every "I gave my page to AI" post has the same blank column. I filled mine in: 140 days, 30 products, 141 views, £0.</w:t>
       </w:r>
     </w:p>
     <w:p>
@@ -10629,7 +14582,7 @@
         <w:rPr>
           <w:rFonts w:ascii="Calibri" w:cs="Calibri" w:eastAsia="Calibri" w:hAnsi="Calibri"/>
         </w:rPr>
-        <w:t xml:space="preserve">"Here are the real numbers from 60 days, 720 hours and 141 views: [link]. It's one page, it's free, and there's no course on it. If you want the full post-mortem it's on the same page, but the numbers are the point."</w:t>
+        <w:t xml:space="preserve">"Here are the real numbers from 140 days, 30 products, 445 workflows and 141 views: [link]. It's one page, it's free, and there's no course on it. If you want the full post-mortem it's on the same page, but the numbers are the point."</w:t>
       </w:r>
     </w:p>
     <w:p>
